--- a/Resume_latest.docx
+++ b/Resume_latest.docx
@@ -17,22 +17,27 @@
       <w:r>
         <w:rPr>
           <w:rFonts w:ascii="Times New Roman" w:hAnsi="Times New Roman" w:cs="Times New Roman"/>
-          <w:b/>
-          <w:bCs/>
+          <w:b w:val="1"/>
+          <w:bCs w:val="1"/>
           <w:sz w:val="32"/>
-          <w:szCs w:val="34"/>
+          <w:szCs w:val="32"/>
         </w:rPr>
         <w:t>Neet Mehulkumar Mehta</w:t>
       </w:r>
     </w:p>
     <w:p>
       <w:pPr>
-        <w:spacing w:after="0"/>
+        <w:pStyle w:val="a"/>
+        <w:suppressLineNumbers w:val="0"/>
+        <w:bidi w:val="0"/>
+        <w:spacing w:before="0" w:beforeAutospacing="off" w:after="0" w:afterAutospacing="off" w:line="240" w:lineRule="auto"/>
+        <w:ind w:left="0" w:right="0"/>
         <w:jc w:val="center"/>
         <w:rPr>
           <w:rFonts w:ascii="Times New Roman" w:hAnsi="Times New Roman" w:eastAsia="Times New Roman" w:cs="Times New Roman"/>
           <w:sz w:val="24"/>
           <w:szCs w:val="24"/>
+          <w:lang w:val="pt-BR"/>
         </w:rPr>
       </w:pPr>
       <w:r>
@@ -40,24 +45,27 @@
           <w:rFonts w:ascii="Times New Roman" w:hAnsi="Times New Roman" w:eastAsia="Times New Roman" w:cs="Times New Roman"/>
           <w:sz w:val="24"/>
           <w:szCs w:val="24"/>
+          <w:lang w:val="pt-BR"/>
         </w:rPr>
-        <w:t>India</w:t>
+        <w:t xml:space="preserve">Sweden </w:t>
       </w:r>
       <w:r>
         <w:rPr>
           <w:rFonts w:ascii="Times New Roman" w:hAnsi="Times New Roman" w:eastAsia="Times New Roman" w:cs="Times New Roman"/>
           <w:sz w:val="24"/>
           <w:szCs w:val="24"/>
+          <w:lang w:val="pt-BR"/>
         </w:rPr>
-        <w:t xml:space="preserve"> | </w:t>
+        <w:t xml:space="preserve">| </w:t>
       </w:r>
-      <w:hyperlink r:id="Rc65e60be3df44b8d">
+      <w:hyperlink r:id="R4fa8798b6d5b4827">
         <w:r>
           <w:rPr>
             <w:rStyle w:val="a3"/>
             <w:rFonts w:ascii="Times New Roman" w:hAnsi="Times New Roman" w:eastAsia="Times New Roman" w:cs="Times New Roman"/>
             <w:sz w:val="24"/>
             <w:szCs w:val="24"/>
+            <w:lang w:val="pt-BR"/>
           </w:rPr>
           <w:t>neetmehta19@gmail.com</w:t>
         </w:r>
@@ -67,6 +75,7 @@
           <w:rFonts w:ascii="Times New Roman" w:hAnsi="Times New Roman" w:eastAsia="Times New Roman" w:cs="Times New Roman"/>
           <w:sz w:val="24"/>
           <w:szCs w:val="24"/>
+          <w:lang w:val="pt-BR"/>
         </w:rPr>
         <w:t xml:space="preserve"> | +</w:t>
       </w:r>
@@ -75,6 +84,7 @@
           <w:rFonts w:ascii="Times New Roman" w:hAnsi="Times New Roman" w:eastAsia="Times New Roman" w:cs="Times New Roman"/>
           <w:sz w:val="24"/>
           <w:szCs w:val="24"/>
+          <w:lang w:val="pt-BR"/>
         </w:rPr>
         <w:t>91 9484508208</w:t>
       </w:r>
@@ -83,6 +93,7 @@
           <w:rFonts w:ascii="Times New Roman" w:hAnsi="Times New Roman" w:eastAsia="Times New Roman" w:cs="Times New Roman"/>
           <w:sz w:val="24"/>
           <w:szCs w:val="24"/>
+          <w:lang w:val="pt-BR"/>
         </w:rPr>
         <w:t xml:space="preserve"> </w:t>
       </w:r>
@@ -92,6 +103,7 @@
           <w:rFonts w:ascii="Times New Roman" w:hAnsi="Times New Roman" w:eastAsia="Times New Roman" w:cs="Times New Roman"/>
           <w:sz w:val="24"/>
           <w:szCs w:val="24"/>
+          <w:lang w:val="pt-BR"/>
         </w:rPr>
         <w:t>| GitHub</w:t>
       </w:r>
@@ -101,16 +113,18 @@
           <w:rFonts w:ascii="Times New Roman" w:hAnsi="Times New Roman" w:eastAsia="Times New Roman" w:cs="Times New Roman"/>
           <w:sz w:val="24"/>
           <w:szCs w:val="24"/>
+          <w:lang w:val="pt-BR"/>
         </w:rPr>
         <w:t xml:space="preserve">: </w:t>
       </w:r>
-      <w:hyperlink r:id="Ra6112477917940e3">
+      <w:hyperlink r:id="R7bc683cb51254001">
         <w:r>
           <w:rPr>
             <w:rStyle w:val="a3"/>
             <w:rFonts w:ascii="Times New Roman" w:hAnsi="Times New Roman" w:eastAsia="Times New Roman" w:cs="Times New Roman"/>
             <w:sz w:val="24"/>
             <w:szCs w:val="24"/>
+            <w:lang w:val="pt-BR"/>
           </w:rPr>
           <w:t>https://github.com/neetmehta</w:t>
         </w:r>
@@ -121,6 +135,7 @@
           <w:rFonts w:ascii="Times New Roman" w:hAnsi="Times New Roman" w:eastAsia="Times New Roman" w:cs="Times New Roman"/>
           <w:sz w:val="24"/>
           <w:szCs w:val="24"/>
+          <w:lang w:val="pt-BR"/>
         </w:rPr>
         <w:t xml:space="preserve"> </w:t>
       </w:r>
@@ -129,6 +144,7 @@
           <w:rFonts w:ascii="Times New Roman" w:hAnsi="Times New Roman" w:eastAsia="Times New Roman" w:cs="Times New Roman"/>
           <w:sz w:val="24"/>
           <w:szCs w:val="24"/>
+          <w:lang w:val="pt-BR"/>
         </w:rPr>
         <w:t xml:space="preserve"> </w:t>
       </w:r>
@@ -177,16 +193,9 @@
     <w:p>
       <w:pPr>
         <w:pBdr>
-          <w:bottom w:val="single" w:color="FF000000" w:sz="4" w:space="1"/>
+          <w:bottom w:val="single" w:color="000000" w:sz="4" w:space="1"/>
         </w:pBdr>
         <w:spacing w:after="20"/>
-        <w:rPr>
-          <w:rFonts w:ascii="Times New Roman" w:hAnsi="Times New Roman" w:cs="Times New Roman"/>
-          <w:b w:val="1"/>
-          <w:bCs w:val="1"/>
-          <w:sz w:val="24"/>
-          <w:szCs w:val="24"/>
-        </w:rPr>
       </w:pPr>
       <w:r>
         <w:rPr>
@@ -196,7 +205,7 @@
           <w:sz w:val="24"/>
           <w:szCs w:val="24"/>
         </w:rPr>
-        <w:t>MACHINE LEARNING ENGINEER</w:t>
+        <w:t>ROBOTICS &amp; PERCEPTION ML ENGINEER</w:t>
       </w:r>
     </w:p>
     <w:tbl>
@@ -233,62 +242,16 @@
             <w:r>
               <w:rPr>
                 <w:rFonts w:ascii="Times New Roman" w:hAnsi="Times New Roman" w:eastAsia="Times New Roman" w:cs="Times New Roman"/>
-                <w:b w:val="1"/>
-                <w:bCs w:val="1"/>
-                <w:noProof w:val="0"/>
-                <w:sz w:val="20"/>
-                <w:szCs w:val="20"/>
-                <w:lang w:val="en-US"/>
-              </w:rPr>
-              <w:t>Perception AI Engineer</w:t>
-            </w:r>
-            <w:r>
-              <w:rPr>
-                <w:rFonts w:ascii="Times New Roman" w:hAnsi="Times New Roman" w:eastAsia="Times New Roman" w:cs="Times New Roman"/>
-                <w:noProof w:val="0"/>
-                <w:sz w:val="20"/>
-                <w:szCs w:val="20"/>
-                <w:lang w:val="en-US"/>
-              </w:rPr>
-              <w:t xml:space="preserve"> with </w:t>
-            </w:r>
-            <w:r>
-              <w:rPr>
-                <w:rFonts w:ascii="Times New Roman" w:hAnsi="Times New Roman" w:eastAsia="Times New Roman" w:cs="Times New Roman"/>
-                <w:noProof w:val="0"/>
-                <w:sz w:val="20"/>
-                <w:szCs w:val="20"/>
-                <w:lang w:val="en-US"/>
-              </w:rPr>
-              <w:t>2</w:t>
-            </w:r>
-            <w:r>
-              <w:rPr>
-                <w:rFonts w:ascii="Times New Roman" w:hAnsi="Times New Roman" w:eastAsia="Times New Roman" w:cs="Times New Roman"/>
-                <w:noProof w:val="0"/>
-                <w:sz w:val="20"/>
-                <w:szCs w:val="20"/>
-                <w:lang w:val="en-US"/>
-              </w:rPr>
-              <w:t xml:space="preserve">+ years of experience building </w:t>
-            </w:r>
-            <w:r>
-              <w:rPr>
-                <w:rFonts w:ascii="Times New Roman" w:hAnsi="Times New Roman" w:eastAsia="Times New Roman" w:cs="Times New Roman"/>
-                <w:b w:val="1"/>
-                <w:bCs w:val="1"/>
-                <w:noProof w:val="0"/>
-                <w:sz w:val="20"/>
-                <w:szCs w:val="20"/>
-                <w:lang w:val="en-US"/>
-              </w:rPr>
-              <w:t xml:space="preserve">production-grade autonomous driving </w:t>
-            </w:r>
-            <w:r>
-              <w:rPr>
-                <w:rFonts w:ascii="Times New Roman" w:hAnsi="Times New Roman" w:eastAsia="Times New Roman" w:cs="Times New Roman"/>
-                <w:b w:val="1"/>
-                <w:bCs w:val="1"/>
+                <w:noProof w:val="0"/>
+                <w:sz w:val="20"/>
+                <w:szCs w:val="20"/>
+                <w:lang w:val="en-US"/>
+              </w:rPr>
+              <w:t xml:space="preserve">Robotics ML engineer with 3+ years of experience developing and deploying autonomous-driving </w:t>
+            </w:r>
+            <w:r>
+              <w:rPr>
+                <w:rFonts w:ascii="Times New Roman" w:hAnsi="Times New Roman" w:eastAsia="Times New Roman" w:cs="Times New Roman"/>
                 <w:noProof w:val="0"/>
                 <w:sz w:val="20"/>
                 <w:szCs w:val="20"/>
@@ -299,84 +262,56 @@
             <w:r>
               <w:rPr>
                 <w:rFonts w:ascii="Times New Roman" w:hAnsi="Times New Roman" w:eastAsia="Times New Roman" w:cs="Times New Roman"/>
-                <w:b w:val="1"/>
-                <w:bCs w:val="1"/>
-                <w:noProof w:val="0"/>
-                <w:sz w:val="20"/>
-                <w:szCs w:val="20"/>
-                <w:lang w:val="en-US"/>
-              </w:rPr>
-              <w:t xml:space="preserve"> systems</w:t>
-            </w:r>
-            <w:r>
-              <w:rPr>
-                <w:rFonts w:ascii="Times New Roman" w:hAnsi="Times New Roman" w:eastAsia="Times New Roman" w:cs="Times New Roman"/>
-                <w:noProof w:val="0"/>
-                <w:sz w:val="20"/>
-                <w:szCs w:val="20"/>
-                <w:lang w:val="en-US"/>
-              </w:rPr>
-              <w:t xml:space="preserve">, specializing in </w:t>
-            </w:r>
-            <w:r>
-              <w:rPr>
-                <w:rFonts w:ascii="Times New Roman" w:hAnsi="Times New Roman" w:eastAsia="Times New Roman" w:cs="Times New Roman"/>
-                <w:b w:val="1"/>
-                <w:bCs w:val="1"/>
-                <w:noProof w:val="0"/>
-                <w:sz w:val="20"/>
-                <w:szCs w:val="20"/>
-                <w:lang w:val="en-US"/>
-              </w:rPr>
-              <w:t>multi-sensor fusion, BEV-based 3D object detection, and embedded deployment</w:t>
-            </w:r>
-            <w:r>
-              <w:rPr>
-                <w:rFonts w:ascii="Times New Roman" w:hAnsi="Times New Roman" w:eastAsia="Times New Roman" w:cs="Times New Roman"/>
-                <w:noProof w:val="0"/>
-                <w:sz w:val="20"/>
-                <w:szCs w:val="20"/>
-                <w:lang w:val="en-US"/>
-              </w:rPr>
-              <w:t xml:space="preserve">. Proven </w:t>
-            </w:r>
-            <w:r>
-              <w:rPr>
-                <w:rFonts w:ascii="Times New Roman" w:hAnsi="Times New Roman" w:eastAsia="Times New Roman" w:cs="Times New Roman"/>
-                <w:noProof w:val="0"/>
-                <w:sz w:val="20"/>
-                <w:szCs w:val="20"/>
-                <w:lang w:val="en-US"/>
-              </w:rPr>
-              <w:t>track record</w:t>
-            </w:r>
-            <w:r>
-              <w:rPr>
-                <w:rFonts w:ascii="Times New Roman" w:hAnsi="Times New Roman" w:eastAsia="Times New Roman" w:cs="Times New Roman"/>
-                <w:noProof w:val="0"/>
-                <w:sz w:val="20"/>
-                <w:szCs w:val="20"/>
-                <w:lang w:val="en-US"/>
-              </w:rPr>
-              <w:t xml:space="preserve"> of improving model accuracy and latency through </w:t>
-            </w:r>
-            <w:r>
-              <w:rPr>
-                <w:rFonts w:ascii="Times New Roman" w:hAnsi="Times New Roman" w:eastAsia="Times New Roman" w:cs="Times New Roman"/>
-                <w:b w:val="1"/>
-                <w:bCs w:val="1"/>
-                <w:noProof w:val="0"/>
-                <w:sz w:val="20"/>
-                <w:szCs w:val="20"/>
-                <w:lang w:val="en-US"/>
-              </w:rPr>
-              <w:t>geometry-aware learning, CUDA/</w:t>
-            </w:r>
-            <w:r>
-              <w:rPr>
-                <w:rFonts w:ascii="Times New Roman" w:hAnsi="Times New Roman" w:eastAsia="Times New Roman" w:cs="Times New Roman"/>
-                <w:b w:val="1"/>
-                <w:bCs w:val="1"/>
+                <w:noProof w:val="0"/>
+                <w:sz w:val="20"/>
+                <w:szCs w:val="20"/>
+                <w:lang w:val="en-US"/>
+              </w:rPr>
+              <w:t xml:space="preserve"> systems, specializing in 3D object detection, multi-sensor fusion, and object tracking. Experienced in improving model accuracy and temporal behavior through data-driven experimentation, loss-function optimization, and trajectory analysis. Strong background in </w:t>
+            </w:r>
+            <w:r>
+              <w:rPr>
+                <w:rFonts w:ascii="Times New Roman" w:hAnsi="Times New Roman" w:eastAsia="Times New Roman" w:cs="Times New Roman"/>
+                <w:noProof w:val="0"/>
+                <w:sz w:val="20"/>
+                <w:szCs w:val="20"/>
+                <w:lang w:val="en-US"/>
+              </w:rPr>
+              <w:t>production</w:t>
+            </w:r>
+            <w:r>
+              <w:rPr>
+                <w:rFonts w:ascii="Times New Roman" w:hAnsi="Times New Roman" w:eastAsia="Times New Roman" w:cs="Times New Roman"/>
+                <w:noProof w:val="0"/>
+                <w:sz w:val="20"/>
+                <w:szCs w:val="20"/>
+                <w:lang w:val="en-US"/>
+              </w:rPr>
+              <w:t xml:space="preserve"> ML deployment, GPU inference optimization, and embedded systems using C++, CUDA, </w:t>
+            </w:r>
+            <w:r>
+              <w:rPr>
+                <w:rFonts w:ascii="Times New Roman" w:hAnsi="Times New Roman" w:eastAsia="Times New Roman" w:cs="Times New Roman"/>
+                <w:noProof w:val="0"/>
+                <w:sz w:val="20"/>
+                <w:szCs w:val="20"/>
+                <w:lang w:val="en-US"/>
+              </w:rPr>
+              <w:t>PyTorch</w:t>
+            </w:r>
+            <w:r>
+              <w:rPr>
+                <w:rFonts w:ascii="Times New Roman" w:hAnsi="Times New Roman" w:eastAsia="Times New Roman" w:cs="Times New Roman"/>
+                <w:noProof w:val="0"/>
+                <w:sz w:val="20"/>
+                <w:szCs w:val="20"/>
+                <w:lang w:val="en-US"/>
+              </w:rPr>
+              <w:t xml:space="preserve">, and </w:t>
+            </w:r>
+            <w:r>
+              <w:rPr>
+                <w:rFonts w:ascii="Times New Roman" w:hAnsi="Times New Roman" w:eastAsia="Times New Roman" w:cs="Times New Roman"/>
                 <w:noProof w:val="0"/>
                 <w:sz w:val="20"/>
                 <w:szCs w:val="20"/>
@@ -387,48 +322,12 @@
             <w:r>
               <w:rPr>
                 <w:rFonts w:ascii="Times New Roman" w:hAnsi="Times New Roman" w:eastAsia="Times New Roman" w:cs="Times New Roman"/>
-                <w:b w:val="1"/>
-                <w:bCs w:val="1"/>
-                <w:noProof w:val="0"/>
-                <w:sz w:val="20"/>
-                <w:szCs w:val="20"/>
-                <w:lang w:val="en-US"/>
-              </w:rPr>
-              <w:t xml:space="preserve"> optimization, and end-to-end </w:t>
-            </w:r>
-            <w:r>
-              <w:rPr>
-                <w:rFonts w:ascii="Times New Roman" w:hAnsi="Times New Roman" w:eastAsia="Times New Roman" w:cs="Times New Roman"/>
-                <w:b w:val="1"/>
-                <w:bCs w:val="1"/>
-                <w:noProof w:val="0"/>
-                <w:sz w:val="20"/>
-                <w:szCs w:val="20"/>
-                <w:lang w:val="en-US"/>
-              </w:rPr>
-              <w:t>MLOps</w:t>
-            </w:r>
-            <w:r>
-              <w:rPr>
-                <w:rFonts w:ascii="Times New Roman" w:hAnsi="Times New Roman" w:eastAsia="Times New Roman" w:cs="Times New Roman"/>
-                <w:b w:val="1"/>
-                <w:bCs w:val="1"/>
-                <w:noProof w:val="0"/>
-                <w:sz w:val="20"/>
-                <w:szCs w:val="20"/>
-                <w:lang w:val="en-US"/>
-              </w:rPr>
-              <w:t xml:space="preserve"> pipelines</w:t>
-            </w:r>
-            <w:r>
-              <w:rPr>
-                <w:rFonts w:ascii="Times New Roman" w:hAnsi="Times New Roman" w:eastAsia="Times New Roman" w:cs="Times New Roman"/>
-                <w:noProof w:val="0"/>
-                <w:sz w:val="20"/>
-                <w:szCs w:val="20"/>
-                <w:lang w:val="en-US"/>
-              </w:rPr>
-              <w:t xml:space="preserve">, and shipping </w:t>
+                <w:noProof w:val="0"/>
+                <w:sz w:val="20"/>
+                <w:szCs w:val="20"/>
+                <w:lang w:val="en-US"/>
+              </w:rPr>
+              <w:t xml:space="preserve">, with experience taking </w:t>
             </w:r>
             <w:r>
               <w:rPr>
@@ -448,126 +347,21 @@
                 <w:szCs w:val="20"/>
                 <w:lang w:val="en-US"/>
               </w:rPr>
-              <w:t xml:space="preserve"> stacks to vehicles under </w:t>
-            </w:r>
-            <w:r>
-              <w:rPr>
-                <w:rFonts w:ascii="Times New Roman" w:hAnsi="Times New Roman" w:eastAsia="Times New Roman" w:cs="Times New Roman"/>
-                <w:b w:val="1"/>
-                <w:bCs w:val="1"/>
-                <w:noProof w:val="0"/>
-                <w:sz w:val="20"/>
-                <w:szCs w:val="20"/>
-                <w:lang w:val="en-US"/>
-              </w:rPr>
-              <w:t>SIL/HIL and V-model processes</w:t>
-            </w:r>
-            <w:r>
-              <w:rPr>
-                <w:rFonts w:ascii="Times New Roman" w:hAnsi="Times New Roman" w:eastAsia="Times New Roman" w:cs="Times New Roman"/>
-                <w:noProof w:val="0"/>
-                <w:sz w:val="20"/>
-                <w:szCs w:val="20"/>
-                <w:lang w:val="en-US"/>
-              </w:rPr>
-              <w:t xml:space="preserve">. Recently applied </w:t>
-            </w:r>
-            <w:r>
-              <w:rPr>
-                <w:rFonts w:ascii="Times New Roman" w:hAnsi="Times New Roman" w:eastAsia="Times New Roman" w:cs="Times New Roman"/>
-                <w:b w:val="1"/>
-                <w:bCs w:val="1"/>
-                <w:noProof w:val="0"/>
-                <w:sz w:val="20"/>
-                <w:szCs w:val="20"/>
-                <w:lang w:val="en-US"/>
-              </w:rPr>
-              <w:t>image-conditioned generative vision models</w:t>
-            </w:r>
-            <w:r>
-              <w:rPr>
-                <w:rFonts w:ascii="Times New Roman" w:hAnsi="Times New Roman" w:eastAsia="Times New Roman" w:cs="Times New Roman"/>
-                <w:noProof w:val="0"/>
-                <w:sz w:val="20"/>
-                <w:szCs w:val="20"/>
-                <w:lang w:val="en-US"/>
-              </w:rPr>
-              <w:t xml:space="preserve"> as an extension of perception </w:t>
-            </w:r>
-            <w:r>
-              <w:rPr>
-                <w:rFonts w:ascii="Times New Roman" w:hAnsi="Times New Roman" w:eastAsia="Times New Roman" w:cs="Times New Roman"/>
-                <w:noProof w:val="0"/>
-                <w:sz w:val="20"/>
-                <w:szCs w:val="20"/>
-                <w:lang w:val="en-US"/>
-              </w:rPr>
-              <w:t>expertise</w:t>
-            </w:r>
-            <w:r>
-              <w:rPr>
-                <w:rFonts w:ascii="Times New Roman" w:hAnsi="Times New Roman" w:eastAsia="Times New Roman" w:cs="Times New Roman"/>
-                <w:noProof w:val="0"/>
-                <w:sz w:val="20"/>
-                <w:szCs w:val="20"/>
-                <w:lang w:val="en-US"/>
-              </w:rPr>
-              <w:t xml:space="preserve">, focusing on </w:t>
-            </w:r>
-            <w:r>
-              <w:rPr>
-                <w:rFonts w:ascii="Times New Roman" w:hAnsi="Times New Roman" w:eastAsia="Times New Roman" w:cs="Times New Roman"/>
-                <w:b w:val="1"/>
-                <w:bCs w:val="1"/>
-                <w:noProof w:val="0"/>
-                <w:sz w:val="20"/>
-                <w:szCs w:val="20"/>
-                <w:lang w:val="en-US"/>
-              </w:rPr>
-              <w:t>spatial alignment, consistency, and controllable generation</w:t>
-            </w:r>
-            <w:r>
-              <w:rPr>
-                <w:rFonts w:ascii="Times New Roman" w:hAnsi="Times New Roman" w:eastAsia="Times New Roman" w:cs="Times New Roman"/>
-                <w:noProof w:val="0"/>
-                <w:sz w:val="20"/>
-                <w:szCs w:val="20"/>
-                <w:lang w:val="en-US"/>
-              </w:rPr>
-              <w:t>, without shifting away from core perception and robotics fundamentals.</w:t>
-            </w:r>
-          </w:p>
-        </w:tc>
-      </w:tr>
-      <w:tr>
-        <w:trPr>
-          <w:trHeight w:val="300"/>
-        </w:trPr>
-        <w:tc>
-          <w:tcPr>
-            <w:tcW w:w="10790" w:type="dxa"/>
-            <w:tcMar/>
-          </w:tcPr>
-          <w:p>
-            <w:pPr>
-              <w:pStyle w:val="a"/>
-              <w:tabs>
-                <w:tab w:val="center" w:leader="none" w:pos="4119"/>
-              </w:tabs>
-              <w:spacing w:after="20"/>
-              <w:jc w:val="both"/>
-              <w:rPr>
-                <w:rFonts w:ascii="Times New Roman" w:hAnsi="Times New Roman" w:eastAsia="Calibri" w:cs="Times New Roman"/>
-                <w:noProof w:val="0"/>
-                <w:sz w:val="20"/>
-                <w:szCs w:val="20"/>
-                <w:lang w:val="en-US"/>
-              </w:rPr>
-            </w:pPr>
+              <w:t xml:space="preserve"> components from model development through integration and vehicle-level validation.</w:t>
+            </w:r>
           </w:p>
         </w:tc>
       </w:tr>
     </w:tbl>
+    <w:p>
+      <w:pPr>
+        <w:spacing w:after="0" w:afterAutospacing="off"/>
+        <w:rPr>
+          <w:sz w:val="12"/>
+          <w:szCs w:val="12"/>
+        </w:rPr>
+      </w:pPr>
+    </w:p>
     <w:p>
       <w:pPr>
         <w:pBdr>
@@ -985,26 +779,26 @@
     <w:p>
       <w:pPr>
         <w:pBdr>
-          <w:bottom w:val="single" w:color="auto" w:sz="4" w:space="1"/>
+          <w:bottom w:val="single" w:color="FF000000" w:sz="4" w:space="1"/>
         </w:pBdr>
         <w:spacing w:after="48" w:afterLines="20"/>
         <w:rPr>
           <w:rFonts w:ascii="Times New Roman" w:hAnsi="Times New Roman" w:cs="Times New Roman"/>
-          <w:b/>
-          <w:bCs/>
+          <w:b w:val="1"/>
+          <w:bCs w:val="1"/>
           <w:sz w:val="24"/>
-          <w:szCs w:val="26"/>
+          <w:szCs w:val="24"/>
         </w:rPr>
       </w:pPr>
       <w:r>
         <w:rPr>
           <w:rFonts w:ascii="Times New Roman" w:hAnsi="Times New Roman" w:cs="Times New Roman"/>
-          <w:b/>
-          <w:bCs/>
+          <w:b w:val="1"/>
+          <w:bCs w:val="1"/>
           <w:sz w:val="24"/>
-          <w:szCs w:val="26"/>
+          <w:szCs w:val="24"/>
         </w:rPr>
-        <w:t>KEY SKILLS</w:t>
+        <w:t>TECHNICAL SKILLS</w:t>
       </w:r>
     </w:p>
     <w:p>
@@ -1016,53 +810,32 @@
         </w:numPr>
         <w:spacing w:after="20"/>
         <w:rPr>
-          <w:rFonts w:ascii="Times New Roman" w:hAnsi="Times New Roman" w:cs="Times New Roman"/>
+          <w:rFonts w:ascii="Times New Roman" w:hAnsi="Times New Roman" w:eastAsia="Times New Roman" w:cs="Times New Roman"/>
+          <w:b w:val="0"/>
+          <w:bCs w:val="0"/>
           <w:sz w:val="22"/>
+          <w:szCs w:val="22"/>
         </w:rPr>
       </w:pPr>
       <w:r>
         <w:rPr>
-          <w:rFonts w:ascii="Times New Roman" w:hAnsi="Times New Roman" w:cs="Times New Roman"/>
-          <w:b/>
-          <w:bCs/>
+          <w:rFonts w:ascii="Times New Roman" w:hAnsi="Times New Roman" w:eastAsia="Times New Roman" w:cs="Times New Roman"/>
+          <w:b w:val="1"/>
+          <w:bCs w:val="1"/>
           <w:sz w:val="22"/>
+          <w:szCs w:val="22"/>
         </w:rPr>
-        <w:t>Programming Skills</w:t>
+        <w:t>Programming</w:t>
       </w:r>
       <w:r>
         <w:rPr>
-          <w:rFonts w:ascii="Times New Roman" w:hAnsi="Times New Roman" w:cs="Times New Roman"/>
+          <w:rFonts w:ascii="Times New Roman" w:hAnsi="Times New Roman" w:eastAsia="Times New Roman" w:cs="Times New Roman"/>
+          <w:b w:val="0"/>
+          <w:bCs w:val="0"/>
           <w:sz w:val="22"/>
+          <w:szCs w:val="22"/>
         </w:rPr>
-        <w:t>:</w:t>
-      </w:r>
-      <w:r>
-        <w:rPr>
-          <w:rFonts w:ascii="Times New Roman" w:hAnsi="Times New Roman" w:cs="Times New Roman"/>
-          <w:sz w:val="22"/>
-        </w:rPr>
-        <w:t xml:space="preserve">   </w:t>
-      </w:r>
-      <w:r>
-        <w:rPr>
-          <w:rFonts w:ascii="Times New Roman" w:hAnsi="Times New Roman" w:cs="Times New Roman"/>
-          <w:sz w:val="22"/>
-        </w:rPr>
-        <w:t xml:space="preserve"> C++, </w:t>
-      </w:r>
-      <w:r>
-        <w:rPr>
-          <w:rFonts w:ascii="Times New Roman" w:hAnsi="Times New Roman" w:cs="Times New Roman"/>
-          <w:sz w:val="22"/>
-        </w:rPr>
-        <w:t xml:space="preserve">CUDA, </w:t>
-      </w:r>
-      <w:r>
-        <w:rPr>
-          <w:rFonts w:ascii="Times New Roman" w:hAnsi="Times New Roman" w:cs="Times New Roman"/>
-          <w:sz w:val="22"/>
-        </w:rPr>
-        <w:t>Python, MATLAB</w:t>
+        <w:t>: C++, Python, CUDA</w:t>
       </w:r>
     </w:p>
     <w:p>
@@ -1074,231 +847,36 @@
         </w:numPr>
         <w:spacing w:after="20"/>
         <w:rPr>
-          <w:rFonts w:ascii="Times New Roman" w:hAnsi="Times New Roman" w:cs="Times New Roman"/>
-          <w:sz w:val="22"/>
-          <w:szCs w:val="22"/>
+          <w:rFonts w:ascii="Times New Roman" w:hAnsi="Times New Roman" w:eastAsia="Times New Roman" w:cs="Times New Roman"/>
+          <w:sz w:val="20"/>
+          <w:szCs w:val="20"/>
         </w:rPr>
       </w:pPr>
       <w:r>
         <w:rPr>
-          <w:rFonts w:ascii="Times New Roman" w:hAnsi="Times New Roman" w:cs="Times New Roman"/>
+          <w:rFonts w:ascii="Times New Roman" w:hAnsi="Times New Roman" w:eastAsia="Times New Roman" w:cs="Times New Roman"/>
           <w:b w:val="1"/>
           <w:bCs w:val="1"/>
-          <w:sz w:val="22"/>
-          <w:szCs w:val="22"/>
         </w:rPr>
-        <w:t>Tools and Libraries</w:t>
+        <w:t>Machine Learning &amp; Perception</w:t>
       </w:r>
       <w:r>
         <w:rPr>
-          <w:rFonts w:ascii="Times New Roman" w:hAnsi="Times New Roman" w:cs="Times New Roman"/>
-          <w:sz w:val="22"/>
-          <w:szCs w:val="22"/>
+          <w:rFonts w:ascii="Times New Roman" w:hAnsi="Times New Roman" w:eastAsia="Times New Roman" w:cs="Times New Roman"/>
         </w:rPr>
         <w:t xml:space="preserve">: </w:t>
       </w:r>
       <w:r>
-        <w:tab/>
+        <w:rPr>
+          <w:rFonts w:ascii="Times New Roman" w:hAnsi="Times New Roman" w:eastAsia="Times New Roman" w:cs="Times New Roman"/>
+        </w:rPr>
+        <w:t>PyTorch</w:t>
       </w:r>
       <w:r>
         <w:rPr>
-          <w:rFonts w:ascii="Times New Roman" w:hAnsi="Times New Roman" w:cs="Times New Roman"/>
-          <w:sz w:val="22"/>
-          <w:szCs w:val="22"/>
+          <w:rFonts w:ascii="Times New Roman" w:hAnsi="Times New Roman" w:eastAsia="Times New Roman" w:cs="Times New Roman"/>
         </w:rPr>
-        <w:t xml:space="preserve">ROS2, </w:t>
-      </w:r>
-      <w:r>
-        <w:rPr>
-          <w:rFonts w:ascii="Times New Roman" w:hAnsi="Times New Roman" w:cs="Times New Roman"/>
-          <w:sz w:val="22"/>
-          <w:szCs w:val="22"/>
-        </w:rPr>
-        <w:t>Pytorch</w:t>
-      </w:r>
-      <w:r>
-        <w:rPr>
-          <w:rFonts w:ascii="Times New Roman" w:hAnsi="Times New Roman" w:cs="Times New Roman"/>
-          <w:sz w:val="22"/>
-          <w:szCs w:val="22"/>
-        </w:rPr>
-        <w:t xml:space="preserve">, </w:t>
-      </w:r>
-      <w:r>
-        <w:rPr>
-          <w:rFonts w:ascii="Times New Roman" w:hAnsi="Times New Roman" w:cs="Times New Roman"/>
-          <w:sz w:val="22"/>
-          <w:szCs w:val="22"/>
-        </w:rPr>
-        <w:t>TensorRT</w:t>
-      </w:r>
-      <w:r>
-        <w:rPr>
-          <w:rFonts w:ascii="Times New Roman" w:hAnsi="Times New Roman" w:cs="Times New Roman"/>
-          <w:sz w:val="22"/>
-          <w:szCs w:val="22"/>
-        </w:rPr>
-        <w:t>,</w:t>
-      </w:r>
-      <w:r>
-        <w:rPr>
-          <w:rFonts w:ascii="Times New Roman" w:hAnsi="Times New Roman" w:cs="Times New Roman"/>
-          <w:sz w:val="22"/>
-          <w:szCs w:val="22"/>
-        </w:rPr>
-        <w:t xml:space="preserve"> </w:t>
-      </w:r>
-      <w:r>
-        <w:rPr>
-          <w:rFonts w:ascii="Times New Roman" w:hAnsi="Times New Roman" w:cs="Times New Roman"/>
-          <w:sz w:val="22"/>
-          <w:szCs w:val="22"/>
-        </w:rPr>
-        <w:t xml:space="preserve">ONNX, </w:t>
-      </w:r>
-      <w:r>
-        <w:rPr>
-          <w:rFonts w:ascii="Times New Roman" w:hAnsi="Times New Roman" w:cs="Times New Roman"/>
-          <w:sz w:val="22"/>
-          <w:szCs w:val="22"/>
-        </w:rPr>
-        <w:t>CARLA simulator</w:t>
-      </w:r>
-      <w:r>
-        <w:rPr>
-          <w:rFonts w:ascii="Times New Roman" w:hAnsi="Times New Roman" w:cs="Times New Roman"/>
-          <w:sz w:val="22"/>
-          <w:szCs w:val="22"/>
-        </w:rPr>
-        <w:t xml:space="preserve">, </w:t>
-      </w:r>
-      <w:r>
-        <w:rPr>
-          <w:rFonts w:ascii="Times New Roman" w:hAnsi="Times New Roman" w:cs="Times New Roman"/>
-          <w:sz w:val="22"/>
-          <w:szCs w:val="22"/>
-        </w:rPr>
-        <w:t xml:space="preserve">AWS, </w:t>
-      </w:r>
-      <w:r>
-        <w:rPr>
-          <w:rFonts w:ascii="Times New Roman" w:hAnsi="Times New Roman" w:cs="Times New Roman"/>
-          <w:sz w:val="22"/>
-          <w:szCs w:val="22"/>
-        </w:rPr>
-        <w:t>PCL (Point Cloud Library)</w:t>
-      </w:r>
-      <w:r>
-        <w:rPr>
-          <w:rFonts w:ascii="Times New Roman" w:hAnsi="Times New Roman" w:cs="Times New Roman"/>
-          <w:sz w:val="22"/>
-          <w:szCs w:val="22"/>
-        </w:rPr>
-        <w:t>,</w:t>
-      </w:r>
-      <w:r>
-        <w:rPr>
-          <w:rFonts w:ascii="Times New Roman" w:hAnsi="Times New Roman" w:cs="Times New Roman"/>
-          <w:sz w:val="22"/>
-          <w:szCs w:val="22"/>
-        </w:rPr>
-        <w:t xml:space="preserve"> </w:t>
-      </w:r>
-      <w:r>
-        <w:rPr>
-          <w:rFonts w:ascii="Times New Roman" w:hAnsi="Times New Roman" w:cs="Times New Roman"/>
-          <w:sz w:val="22"/>
-          <w:szCs w:val="22"/>
-        </w:rPr>
-        <w:t>OpenCV</w:t>
-      </w:r>
-      <w:r>
-        <w:rPr>
-          <w:rFonts w:ascii="Times New Roman" w:hAnsi="Times New Roman" w:cs="Times New Roman"/>
-          <w:sz w:val="22"/>
-          <w:szCs w:val="22"/>
-        </w:rPr>
-        <w:t>,</w:t>
-      </w:r>
-      <w:r>
-        <w:rPr>
-          <w:rFonts w:ascii="Times New Roman" w:hAnsi="Times New Roman" w:cs="Times New Roman"/>
-          <w:sz w:val="22"/>
-          <w:szCs w:val="22"/>
-        </w:rPr>
-        <w:t xml:space="preserve"> Docker, Git</w:t>
-      </w:r>
-      <w:r>
-        <w:rPr>
-          <w:rFonts w:ascii="Times New Roman" w:hAnsi="Times New Roman" w:cs="Times New Roman"/>
-          <w:sz w:val="22"/>
-          <w:szCs w:val="22"/>
-        </w:rPr>
-        <w:t>,</w:t>
-      </w:r>
-      <w:r>
-        <w:rPr>
-          <w:rFonts w:ascii="Times New Roman" w:hAnsi="Times New Roman" w:cs="Times New Roman"/>
-          <w:sz w:val="22"/>
-          <w:szCs w:val="22"/>
-        </w:rPr>
-        <w:t xml:space="preserve"> </w:t>
-      </w:r>
-      <w:r>
-        <w:rPr>
-          <w:rFonts w:ascii="Times New Roman" w:hAnsi="Times New Roman" w:cs="Times New Roman"/>
-          <w:sz w:val="22"/>
-          <w:szCs w:val="22"/>
-        </w:rPr>
-        <w:t>ComfyUI</w:t>
-      </w:r>
-      <w:r>
-        <w:rPr>
-          <w:rFonts w:ascii="Times New Roman" w:hAnsi="Times New Roman" w:cs="Times New Roman"/>
-          <w:sz w:val="22"/>
-          <w:szCs w:val="22"/>
-        </w:rPr>
-        <w:t>,</w:t>
-      </w:r>
-      <w:r>
-        <w:rPr>
-          <w:rFonts w:ascii="Times New Roman" w:hAnsi="Times New Roman" w:cs="Times New Roman"/>
-          <w:sz w:val="22"/>
-          <w:szCs w:val="22"/>
-        </w:rPr>
-        <w:t xml:space="preserve"> </w:t>
-      </w:r>
-      <w:r>
-        <w:rPr>
-          <w:rFonts w:ascii="Times New Roman" w:hAnsi="Times New Roman" w:cs="Times New Roman"/>
-          <w:sz w:val="22"/>
-          <w:szCs w:val="22"/>
-        </w:rPr>
-        <w:t>Blender 3D</w:t>
-      </w:r>
-      <w:r>
-        <w:rPr>
-          <w:rFonts w:ascii="Times New Roman" w:hAnsi="Times New Roman" w:cs="Times New Roman"/>
-          <w:sz w:val="22"/>
-          <w:szCs w:val="22"/>
-        </w:rPr>
-        <w:t xml:space="preserve">, </w:t>
-      </w:r>
-      <w:r>
-        <w:rPr>
-          <w:rFonts w:ascii="Times New Roman" w:hAnsi="Times New Roman" w:cs="Times New Roman"/>
-          <w:sz w:val="22"/>
-          <w:szCs w:val="22"/>
-        </w:rPr>
-        <w:t>Solidworks</w:t>
-      </w:r>
-      <w:r>
-        <w:rPr>
-          <w:rFonts w:ascii="Times New Roman" w:hAnsi="Times New Roman" w:cs="Times New Roman"/>
-          <w:sz w:val="22"/>
-          <w:szCs w:val="22"/>
-        </w:rPr>
-        <w:t>.</w:t>
+        <w:t>, 3D Object Detection, Object Tracking, Multi-Sensor Fusion, BEV Perception, Monocular Depth Estimation</w:t>
       </w:r>
     </w:p>
     <w:p>
@@ -1310,48 +888,95 @@
         </w:numPr>
         <w:spacing w:after="20"/>
         <w:rPr>
-          <w:rFonts w:ascii="Times New Roman" w:hAnsi="Times New Roman" w:cs="Times New Roman"/>
-          <w:b w:val="0"/>
-          <w:bCs w:val="0"/>
-          <w:sz w:val="22"/>
-          <w:szCs w:val="22"/>
+          <w:rFonts w:ascii="Times New Roman" w:hAnsi="Times New Roman" w:eastAsia="Times New Roman" w:cs="Times New Roman"/>
+          <w:sz w:val="20"/>
+          <w:szCs w:val="20"/>
         </w:rPr>
       </w:pPr>
       <w:r>
         <w:rPr>
-          <w:rFonts w:ascii="Times New Roman" w:hAnsi="Times New Roman" w:cs="Times New Roman"/>
+          <w:rFonts w:ascii="Times New Roman" w:hAnsi="Times New Roman" w:eastAsia="Times New Roman" w:cs="Times New Roman"/>
           <w:b w:val="1"/>
           <w:bCs w:val="1"/>
-          <w:sz w:val="22"/>
-          <w:szCs w:val="22"/>
         </w:rPr>
-        <w:t xml:space="preserve">Languages: </w:t>
+        <w:t>Inference &amp; Optimization</w:t>
       </w:r>
       <w:r>
         <w:rPr>
-          <w:rFonts w:ascii="Times New Roman" w:hAnsi="Times New Roman" w:cs="Times New Roman"/>
-          <w:b w:val="0"/>
-          <w:bCs w:val="0"/>
-          <w:sz w:val="22"/>
-          <w:szCs w:val="22"/>
+          <w:rFonts w:ascii="Times New Roman" w:hAnsi="Times New Roman" w:eastAsia="Times New Roman" w:cs="Times New Roman"/>
         </w:rPr>
-        <w:t>English, Hindi, Gujarati</w:t>
+        <w:t xml:space="preserve">: </w:t>
+      </w:r>
+      <w:r>
+        <w:rPr>
+          <w:rFonts w:ascii="Times New Roman" w:hAnsi="Times New Roman" w:eastAsia="Times New Roman" w:cs="Times New Roman"/>
+        </w:rPr>
+        <w:t>TensorRT</w:t>
+      </w:r>
+      <w:r>
+        <w:rPr>
+          <w:rFonts w:ascii="Times New Roman" w:hAnsi="Times New Roman" w:eastAsia="Times New Roman" w:cs="Times New Roman"/>
+        </w:rPr>
+        <w:t>, ONNX</w:t>
       </w:r>
     </w:p>
     <w:p>
       <w:pPr>
-        <w:pBdr>
-          <w:bottom w:val="single" w:color="auto" w:sz="4" w:space="1"/>
-        </w:pBdr>
+        <w:pStyle w:val="a6"/>
+        <w:numPr>
+          <w:ilvl w:val="0"/>
+          <w:numId w:val="1"/>
+        </w:numPr>
         <w:spacing w:after="20"/>
         <w:rPr>
-          <w:rFonts w:ascii="Times New Roman" w:hAnsi="Times New Roman" w:cs="Times New Roman"/>
-          <w:b/>
-          <w:bCs/>
-          <w:sz w:val="10"/>
-          <w:szCs w:val="10"/>
+          <w:rFonts w:ascii="Times New Roman" w:hAnsi="Times New Roman" w:eastAsia="Times New Roman" w:cs="Times New Roman"/>
+          <w:sz w:val="20"/>
+          <w:szCs w:val="20"/>
         </w:rPr>
       </w:pPr>
+      <w:r>
+        <w:rPr>
+          <w:rFonts w:ascii="Times New Roman" w:hAnsi="Times New Roman" w:eastAsia="Times New Roman" w:cs="Times New Roman"/>
+          <w:b w:val="1"/>
+          <w:bCs w:val="1"/>
+        </w:rPr>
+        <w:t>Robotics &amp; Simulation</w:t>
+      </w:r>
+      <w:r>
+        <w:rPr>
+          <w:rFonts w:ascii="Times New Roman" w:hAnsi="Times New Roman" w:eastAsia="Times New Roman" w:cs="Times New Roman"/>
+        </w:rPr>
+        <w:t>: ROS2, CARLA, OpenCV</w:t>
+      </w:r>
+    </w:p>
+    <w:p>
+      <w:pPr>
+        <w:pStyle w:val="a6"/>
+        <w:numPr>
+          <w:ilvl w:val="0"/>
+          <w:numId w:val="1"/>
+        </w:numPr>
+        <w:spacing w:after="20"/>
+        <w:rPr>
+          <w:rFonts w:ascii="Times New Roman" w:hAnsi="Times New Roman" w:eastAsia="Times New Roman" w:cs="Times New Roman"/>
+          <w:sz w:val="20"/>
+          <w:szCs w:val="20"/>
+        </w:rPr>
+      </w:pPr>
+      <w:r>
+        <w:rPr>
+          <w:rFonts w:ascii="Times New Roman" w:hAnsi="Times New Roman" w:eastAsia="Times New Roman" w:cs="Times New Roman"/>
+          <w:b w:val="1"/>
+          <w:bCs w:val="1"/>
+        </w:rPr>
+        <w:t>Engineering &amp; Infrastructure</w:t>
+      </w:r>
+      <w:r>
+        <w:rPr>
+          <w:rFonts w:ascii="Times New Roman" w:hAnsi="Times New Roman" w:eastAsia="Times New Roman" w:cs="Times New Roman"/>
+        </w:rPr>
+        <w:t>: Docker, Git, CI/CD</w:t>
+      </w:r>
     </w:p>
     <w:p>
       <w:pPr>
@@ -1391,7 +1016,7 @@
     <w:tbl>
       <w:tblPr>
         <w:tblStyle w:val="a5"/>
-        <w:tblW w:w="0" w:type="auto"/>
+        <w:tblW w:w="10790" w:type="dxa"/>
         <w:tblBorders>
           <w:top w:val="none" w:color="000000" w:themeColor="text1" w:sz="12" w:space="0"/>
           <w:left w:val="none" w:color="000000" w:themeColor="text1" w:sz="12" w:space="0"/>
@@ -1403,8 +1028,8 @@
         <w:tblLook w:val="04A0" w:firstRow="1" w:lastRow="0" w:firstColumn="1" w:lastColumn="0" w:noHBand="0" w:noVBand="1"/>
       </w:tblPr>
       <w:tblGrid>
-        <w:gridCol w:w="8455"/>
-        <w:gridCol w:w="2335"/>
+        <w:gridCol w:w="8235"/>
+        <w:gridCol w:w="2555"/>
       </w:tblGrid>
       <w:tr>
         <w:trPr>
@@ -1412,7 +1037,7 @@
         </w:trPr>
         <w:tc>
           <w:tcPr>
-            <w:tcW w:w="8455" w:type="dxa"/>
+            <w:tcW w:w="8235" w:type="dxa"/>
             <w:tcMar/>
           </w:tcPr>
           <w:p>
@@ -1438,7 +1063,7 @@
                 <w:szCs w:val="22"/>
                 <w:lang w:val="en-US"/>
               </w:rPr>
-              <w:t>Aavaran</w:t>
+              <w:t>Zenseact</w:t>
             </w:r>
           </w:p>
           <w:p>
@@ -1464,7 +1089,7 @@
                 <w:szCs w:val="20"/>
                 <w:lang w:val="en-US"/>
               </w:rPr>
-              <w:t>Applied Generative Vision Engineer</w:t>
+              <w:t>Deep</w:t>
             </w:r>
             <w:r>
               <w:rPr>
@@ -1476,7 +1101,7 @@
                 <w:szCs w:val="20"/>
                 <w:lang w:val="en-US"/>
               </w:rPr>
-              <w:t>, Self Employed</w:t>
+              <w:t xml:space="preserve"> Learning Consultant</w:t>
             </w:r>
           </w:p>
           <w:p>
@@ -1501,7 +1126,7 @@
                 <w:sz w:val="18"/>
                 <w:szCs w:val="18"/>
               </w:rPr>
-              <w:t>Pytorch</w:t>
+              <w:t xml:space="preserve">C++, CUDA, Python, </w:t>
             </w:r>
             <w:r>
               <w:rPr>
@@ -1511,7 +1136,7 @@
                 <w:sz w:val="18"/>
                 <w:szCs w:val="18"/>
               </w:rPr>
-              <w:t xml:space="preserve">, </w:t>
+              <w:t>Pytorch</w:t>
             </w:r>
             <w:r>
               <w:rPr>
@@ -1521,7 +1146,7 @@
                 <w:sz w:val="18"/>
                 <w:szCs w:val="18"/>
               </w:rPr>
-              <w:t>ComfyUI</w:t>
+              <w:t xml:space="preserve">, </w:t>
             </w:r>
             <w:r>
               <w:rPr>
@@ -1531,23 +1156,13 @@
                 <w:sz w:val="18"/>
                 <w:szCs w:val="18"/>
               </w:rPr>
-              <w:t xml:space="preserve">, Docker, </w:t>
-            </w:r>
-            <w:r>
-              <w:rPr>
-                <w:rFonts w:ascii="Times New Roman" w:hAnsi="Times New Roman" w:cs="Times New Roman"/>
-                <w:i w:val="1"/>
-                <w:iCs w:val="1"/>
-                <w:sz w:val="18"/>
-                <w:szCs w:val="18"/>
-              </w:rPr>
-              <w:t>Vastai</w:t>
+              <w:t>TensorRT</w:t>
             </w:r>
           </w:p>
         </w:tc>
         <w:tc>
           <w:tcPr>
-            <w:tcW w:w="2335" w:type="dxa"/>
+            <w:tcW w:w="2555" w:type="dxa"/>
             <w:tcMar/>
           </w:tcPr>
           <w:p>
@@ -1569,7 +1184,17 @@
                 <w:sz w:val="24"/>
                 <w:szCs w:val="24"/>
               </w:rPr>
-              <w:t>Bhuj, India</w:t>
+              <w:t>Gothenburg</w:t>
+            </w:r>
+            <w:r>
+              <w:rPr>
+                <w:rFonts w:ascii="Times New Roman" w:hAnsi="Times New Roman" w:cs="Times New Roman"/>
+                <w:b w:val="1"/>
+                <w:bCs w:val="1"/>
+                <w:sz w:val="24"/>
+                <w:szCs w:val="24"/>
+              </w:rPr>
+              <w:t>, Sweden</w:t>
             </w:r>
           </w:p>
           <w:p>
@@ -1583,13 +1208,567 @@
               <w:rPr>
                 <w:rFonts w:ascii="Times New Roman" w:hAnsi="Times New Roman" w:cs="Times New Roman"/>
               </w:rPr>
+              <w:t>Apr 2026 – Present</w:t>
+            </w:r>
+          </w:p>
+          <w:p>
+            <w:pPr>
+              <w:pStyle w:val="a"/>
+              <w:jc w:val="right"/>
+              <w:rPr>
+                <w:rFonts w:ascii="Times New Roman" w:hAnsi="Times New Roman" w:cs="Times New Roman"/>
+                <w:b w:val="1"/>
+                <w:bCs w:val="1"/>
+                <w:sz w:val="24"/>
+                <w:szCs w:val="24"/>
+              </w:rPr>
+            </w:pPr>
+          </w:p>
+        </w:tc>
+      </w:tr>
+      <w:tr>
+        <w:trPr>
+          <w:trHeight w:val="300"/>
+        </w:trPr>
+        <w:tc>
+          <w:tcPr>
+            <w:tcW w:w="10790" w:type="dxa"/>
+            <w:gridSpan w:val="2"/>
+            <w:tcMar/>
+          </w:tcPr>
+          <w:p>
+            <w:pPr>
+              <w:pStyle w:val="a6"/>
+              <w:numPr>
+                <w:ilvl w:val="0"/>
+                <w:numId w:val="24"/>
+              </w:numPr>
+              <w:spacing w:before="0" w:beforeAutospacing="off" w:after="0" w:afterAutospacing="off"/>
+              <w:jc w:val="both"/>
+              <w:rPr>
+                <w:rFonts w:ascii="Times New Roman" w:hAnsi="Times New Roman" w:eastAsia="Times New Roman" w:cs="Times New Roman"/>
+                <w:noProof w:val="0"/>
+                <w:sz w:val="20"/>
+                <w:szCs w:val="20"/>
+                <w:lang w:val="en-US"/>
+              </w:rPr>
+            </w:pPr>
+            <w:r>
+              <w:rPr>
+                <w:rFonts w:ascii="Times New Roman" w:hAnsi="Times New Roman" w:eastAsia="Times New Roman" w:cs="Times New Roman"/>
+                <w:noProof w:val="0"/>
+                <w:sz w:val="20"/>
+                <w:szCs w:val="20"/>
+                <w:lang w:val="en-US"/>
+              </w:rPr>
+              <w:t>Develop and improve 3D object detection and tracking models for autonomous driving, focusing on model training, loss-function optimization, trajectory analysis, and evaluation.</w:t>
+            </w:r>
+          </w:p>
+          <w:p>
+            <w:pPr>
+              <w:pStyle w:val="a6"/>
+              <w:numPr>
+                <w:ilvl w:val="0"/>
+                <w:numId w:val="24"/>
+              </w:numPr>
+              <w:spacing w:before="240" w:beforeAutospacing="off" w:after="0" w:afterAutospacing="off"/>
+              <w:jc w:val="both"/>
+              <w:rPr>
+                <w:rFonts w:ascii="Times New Roman" w:hAnsi="Times New Roman" w:eastAsia="Times New Roman" w:cs="Times New Roman"/>
+                <w:noProof w:val="0"/>
+                <w:sz w:val="20"/>
+                <w:szCs w:val="20"/>
+                <w:lang w:val="en-US"/>
+              </w:rPr>
+            </w:pPr>
+            <w:r>
+              <w:rPr>
+                <w:rFonts w:ascii="Times New Roman" w:hAnsi="Times New Roman" w:eastAsia="Times New Roman" w:cs="Times New Roman"/>
+                <w:noProof w:val="0"/>
+                <w:sz w:val="20"/>
+                <w:szCs w:val="20"/>
+                <w:lang w:val="en-US"/>
+              </w:rPr>
+              <w:t xml:space="preserve">Improved 3D object detection AP from </w:t>
+            </w:r>
+            <w:r>
+              <w:rPr>
+                <w:rFonts w:ascii="Times New Roman" w:hAnsi="Times New Roman" w:eastAsia="Times New Roman" w:cs="Times New Roman"/>
+                <w:b w:val="1"/>
+                <w:bCs w:val="1"/>
+                <w:noProof w:val="0"/>
+                <w:sz w:val="20"/>
+                <w:szCs w:val="20"/>
+                <w:lang w:val="en-US"/>
+              </w:rPr>
+              <w:t>0.66 to 0.68</w:t>
+            </w:r>
+            <w:r>
+              <w:rPr>
+                <w:rFonts w:ascii="Times New Roman" w:hAnsi="Times New Roman" w:eastAsia="Times New Roman" w:cs="Times New Roman"/>
+                <w:noProof w:val="0"/>
+                <w:sz w:val="20"/>
+                <w:szCs w:val="20"/>
+                <w:lang w:val="en-US"/>
+              </w:rPr>
+              <w:t xml:space="preserve"> by adjusting training loss weighting to account for objects annotated in ground truth but unobservable with the target sensor configuration.</w:t>
+            </w:r>
+          </w:p>
+          <w:p>
+            <w:pPr>
+              <w:pStyle w:val="a6"/>
+              <w:numPr>
+                <w:ilvl w:val="0"/>
+                <w:numId w:val="24"/>
+              </w:numPr>
+              <w:spacing w:before="240" w:beforeAutospacing="off" w:after="0" w:afterAutospacing="off"/>
+              <w:jc w:val="both"/>
+              <w:rPr>
+                <w:rFonts w:ascii="Times New Roman" w:hAnsi="Times New Roman" w:eastAsia="Times New Roman" w:cs="Times New Roman"/>
+                <w:noProof w:val="0"/>
+                <w:sz w:val="20"/>
+                <w:szCs w:val="20"/>
+                <w:lang w:val="en-US"/>
+              </w:rPr>
+            </w:pPr>
+            <w:r>
+              <w:rPr>
+                <w:rFonts w:ascii="Times New Roman" w:hAnsi="Times New Roman" w:eastAsia="Times New Roman" w:cs="Times New Roman"/>
+                <w:noProof w:val="0"/>
+                <w:sz w:val="20"/>
+                <w:szCs w:val="20"/>
+                <w:lang w:val="en-US"/>
+              </w:rPr>
+              <w:t>Improved evaluation metrics across curved trajectories by addressing underrepresentation of turning vehicles through targeted trajectory oversampling and loss reweighting.</w:t>
+            </w:r>
+          </w:p>
+          <w:p>
+            <w:pPr>
+              <w:pStyle w:val="a6"/>
+              <w:numPr>
+                <w:ilvl w:val="0"/>
+                <w:numId w:val="24"/>
+              </w:numPr>
+              <w:spacing w:before="240" w:beforeAutospacing="off" w:after="0" w:afterAutospacing="off"/>
+              <w:jc w:val="both"/>
+              <w:rPr>
+                <w:rFonts w:ascii="Times New Roman" w:hAnsi="Times New Roman" w:eastAsia="Times New Roman" w:cs="Times New Roman"/>
+                <w:noProof w:val="0"/>
+                <w:sz w:val="20"/>
+                <w:szCs w:val="20"/>
+                <w:lang w:val="en-US"/>
+              </w:rPr>
+            </w:pPr>
+            <w:r>
+              <w:rPr>
+                <w:rFonts w:ascii="Times New Roman" w:hAnsi="Times New Roman" w:eastAsia="Times New Roman" w:cs="Times New Roman"/>
+                <w:noProof w:val="0"/>
+                <w:sz w:val="20"/>
+                <w:szCs w:val="20"/>
+                <w:lang w:val="en-US"/>
+              </w:rPr>
+              <w:t xml:space="preserve">Implemented a </w:t>
+            </w:r>
+            <w:r>
+              <w:rPr>
+                <w:rFonts w:ascii="Times New Roman" w:hAnsi="Times New Roman" w:eastAsia="Times New Roman" w:cs="Times New Roman"/>
+                <w:b w:val="1"/>
+                <w:bCs w:val="1"/>
+                <w:noProof w:val="0"/>
+                <w:sz w:val="20"/>
+                <w:szCs w:val="20"/>
+                <w:lang w:val="en-US"/>
+              </w:rPr>
+              <w:t>3D object tracker from scratch</w:t>
+            </w:r>
+            <w:r>
+              <w:rPr>
+                <w:rFonts w:ascii="Times New Roman" w:hAnsi="Times New Roman" w:eastAsia="Times New Roman" w:cs="Times New Roman"/>
+                <w:noProof w:val="0"/>
+                <w:sz w:val="20"/>
+                <w:szCs w:val="20"/>
+                <w:lang w:val="en-US"/>
+              </w:rPr>
+              <w:t xml:space="preserve"> for an experimental detection model, developing the detection-association and tracking pipeline.</w:t>
+            </w:r>
+          </w:p>
+          <w:p>
+            <w:pPr>
+              <w:pStyle w:val="a6"/>
+              <w:numPr>
+                <w:ilvl w:val="0"/>
+                <w:numId w:val="24"/>
+              </w:numPr>
+              <w:spacing w:before="240" w:beforeAutospacing="off" w:after="0" w:afterAutospacing="off"/>
+              <w:jc w:val="both"/>
+              <w:rPr>
+                <w:rFonts w:ascii="Times New Roman" w:hAnsi="Times New Roman" w:eastAsia="Times New Roman" w:cs="Times New Roman"/>
+                <w:noProof w:val="0"/>
+                <w:sz w:val="20"/>
+                <w:szCs w:val="20"/>
+                <w:lang w:val="en-US"/>
+              </w:rPr>
+            </w:pPr>
+            <w:r>
+              <w:rPr>
+                <w:rFonts w:ascii="Times New Roman" w:hAnsi="Times New Roman" w:eastAsia="Times New Roman" w:cs="Times New Roman"/>
+                <w:noProof w:val="0"/>
+                <w:sz w:val="20"/>
+                <w:szCs w:val="20"/>
+                <w:lang w:val="en-US"/>
+              </w:rPr>
+              <w:t xml:space="preserve">Served as a primary contributor to the development of a vehicle-light state detection component, taking it from proof of concept to deployment in approximately </w:t>
+            </w:r>
+            <w:r>
+              <w:rPr>
+                <w:rFonts w:ascii="Times New Roman" w:hAnsi="Times New Roman" w:eastAsia="Times New Roman" w:cs="Times New Roman"/>
+                <w:b w:val="1"/>
+                <w:bCs w:val="1"/>
+                <w:noProof w:val="0"/>
+                <w:sz w:val="20"/>
+                <w:szCs w:val="20"/>
+                <w:lang w:val="en-US"/>
+              </w:rPr>
+              <w:t>two months</w:t>
+            </w:r>
+            <w:r>
+              <w:rPr>
+                <w:rFonts w:ascii="Times New Roman" w:hAnsi="Times New Roman" w:eastAsia="Times New Roman" w:cs="Times New Roman"/>
+                <w:noProof w:val="0"/>
+                <w:sz w:val="20"/>
+                <w:szCs w:val="20"/>
+                <w:lang w:val="en-US"/>
+              </w:rPr>
+              <w:t xml:space="preserve"> through team collaboration.</w:t>
+            </w:r>
+          </w:p>
+          <w:p>
+            <w:pPr>
+              <w:pStyle w:val="a6"/>
+              <w:numPr>
+                <w:ilvl w:val="0"/>
+                <w:numId w:val="24"/>
+              </w:numPr>
+              <w:spacing w:before="240" w:beforeAutospacing="off" w:after="0" w:afterAutospacing="off"/>
+              <w:jc w:val="both"/>
+              <w:rPr>
+                <w:rFonts w:ascii="Times New Roman" w:hAnsi="Times New Roman" w:eastAsia="Times New Roman" w:cs="Times New Roman"/>
+                <w:noProof w:val="0"/>
+                <w:sz w:val="20"/>
+                <w:szCs w:val="20"/>
+                <w:lang w:val="en-US"/>
+              </w:rPr>
+            </w:pPr>
+            <w:r>
+              <w:rPr>
+                <w:rFonts w:ascii="Times New Roman" w:hAnsi="Times New Roman" w:eastAsia="Times New Roman" w:cs="Times New Roman"/>
+                <w:noProof w:val="0"/>
+                <w:sz w:val="20"/>
+                <w:szCs w:val="20"/>
+                <w:lang w:val="en-US"/>
+              </w:rPr>
+              <w:t xml:space="preserve">Trained a vehicle-light classification model achieving </w:t>
+            </w:r>
+            <w:r>
+              <w:rPr>
+                <w:rFonts w:ascii="Times New Roman" w:hAnsi="Times New Roman" w:eastAsia="Times New Roman" w:cs="Times New Roman"/>
+                <w:b w:val="1"/>
+                <w:bCs w:val="1"/>
+                <w:noProof w:val="0"/>
+                <w:sz w:val="20"/>
+                <w:szCs w:val="20"/>
+                <w:lang w:val="en-US"/>
+              </w:rPr>
+              <w:t>0.83 overall F1 score</w:t>
+            </w:r>
+            <w:r>
+              <w:rPr>
+                <w:rFonts w:ascii="Times New Roman" w:hAnsi="Times New Roman" w:eastAsia="Times New Roman" w:cs="Times New Roman"/>
+                <w:noProof w:val="0"/>
+                <w:sz w:val="20"/>
+                <w:szCs w:val="20"/>
+                <w:lang w:val="en-US"/>
+              </w:rPr>
+              <w:t xml:space="preserve"> for turn indicators, brake lights, and </w:t>
+            </w:r>
+            <w:r>
+              <w:rPr>
+                <w:rFonts w:ascii="Times New Roman" w:hAnsi="Times New Roman" w:eastAsia="Times New Roman" w:cs="Times New Roman"/>
+                <w:noProof w:val="0"/>
+                <w:sz w:val="20"/>
+                <w:szCs w:val="20"/>
+                <w:lang w:val="en-US"/>
+              </w:rPr>
+              <w:t>tail lights</w:t>
+            </w:r>
+            <w:r>
+              <w:rPr>
+                <w:rFonts w:ascii="Times New Roman" w:hAnsi="Times New Roman" w:eastAsia="Times New Roman" w:cs="Times New Roman"/>
+                <w:noProof w:val="0"/>
+                <w:sz w:val="20"/>
+                <w:szCs w:val="20"/>
+                <w:lang w:val="en-US"/>
+              </w:rPr>
+              <w:t xml:space="preserve">; developed the image-patch extraction and temporal state-estimation pipeline using EMA and an FSM with </w:t>
+            </w:r>
+            <w:r>
+              <w:rPr>
+                <w:rFonts w:ascii="Times New Roman" w:hAnsi="Times New Roman" w:eastAsia="Times New Roman" w:cs="Times New Roman"/>
+                <w:noProof w:val="0"/>
+                <w:sz w:val="20"/>
+                <w:szCs w:val="20"/>
+                <w:lang w:val="en-US"/>
+              </w:rPr>
+              <w:t>hysteresis, and</w:t>
+            </w:r>
+            <w:r>
+              <w:rPr>
+                <w:rFonts w:ascii="Times New Roman" w:hAnsi="Times New Roman" w:eastAsia="Times New Roman" w:cs="Times New Roman"/>
+                <w:noProof w:val="0"/>
+                <w:sz w:val="20"/>
+                <w:szCs w:val="20"/>
+                <w:lang w:val="en-US"/>
+              </w:rPr>
+              <w:t xml:space="preserve"> deployed the </w:t>
+            </w:r>
+            <w:r>
+              <w:rPr>
+                <w:rFonts w:ascii="Times New Roman" w:hAnsi="Times New Roman" w:eastAsia="Times New Roman" w:cs="Times New Roman"/>
+                <w:noProof w:val="0"/>
+                <w:sz w:val="20"/>
+                <w:szCs w:val="20"/>
+                <w:lang w:val="en-US"/>
+              </w:rPr>
+              <w:t>component</w:t>
+            </w:r>
+            <w:r>
+              <w:rPr>
+                <w:rFonts w:ascii="Times New Roman" w:hAnsi="Times New Roman" w:eastAsia="Times New Roman" w:cs="Times New Roman"/>
+                <w:noProof w:val="0"/>
+                <w:sz w:val="20"/>
+                <w:szCs w:val="20"/>
+                <w:lang w:val="en-US"/>
+              </w:rPr>
+              <w:t xml:space="preserve"> using </w:t>
+            </w:r>
+            <w:r>
+              <w:rPr>
+                <w:rFonts w:ascii="Times New Roman" w:hAnsi="Times New Roman" w:eastAsia="Times New Roman" w:cs="Times New Roman"/>
+                <w:noProof w:val="0"/>
+                <w:sz w:val="20"/>
+                <w:szCs w:val="20"/>
+                <w:lang w:val="en-US"/>
+              </w:rPr>
+              <w:t>TensorRT</w:t>
+            </w:r>
+            <w:r>
+              <w:rPr>
+                <w:rFonts w:ascii="Times New Roman" w:hAnsi="Times New Roman" w:eastAsia="Times New Roman" w:cs="Times New Roman"/>
+                <w:noProof w:val="0"/>
+                <w:sz w:val="20"/>
+                <w:szCs w:val="20"/>
+                <w:lang w:val="en-US"/>
+              </w:rPr>
+              <w:t xml:space="preserve"> and C++.</w:t>
+            </w:r>
+          </w:p>
+        </w:tc>
+      </w:tr>
+      <w:tr>
+        <w:trPr>
+          <w:trHeight w:val="300"/>
+        </w:trPr>
+        <w:tc>
+          <w:tcPr>
+            <w:tcW w:w="8235" w:type="dxa"/>
+            <w:tcMar/>
+          </w:tcPr>
+          <w:p>
+            <w:pPr>
+              <w:pStyle w:val="a"/>
+              <w:rPr>
+                <w:rFonts w:ascii="Times New Roman" w:hAnsi="Times New Roman" w:eastAsia="Times New Roman" w:cs="Times New Roman"/>
+                <w:b w:val="1"/>
+                <w:bCs w:val="1"/>
+                <w:noProof w:val="0"/>
+                <w:sz w:val="22"/>
+                <w:szCs w:val="22"/>
+                <w:lang w:val="en-US"/>
+              </w:rPr>
+            </w:pPr>
+            <w:r>
+              <w:rPr>
+                <w:rFonts w:ascii="Times New Roman" w:hAnsi="Times New Roman" w:eastAsia="Times New Roman" w:cs="Times New Roman"/>
+                <w:b w:val="1"/>
+                <w:bCs w:val="1"/>
+                <w:noProof w:val="0"/>
+                <w:sz w:val="22"/>
+                <w:szCs w:val="22"/>
+                <w:lang w:val="en-US"/>
+              </w:rPr>
+              <w:t>Aavaran</w:t>
+            </w:r>
+          </w:p>
+          <w:p>
+            <w:pPr>
+              <w:pStyle w:val="a"/>
+              <w:rPr>
+                <w:rFonts w:ascii="Times New Roman" w:hAnsi="Times New Roman" w:eastAsia="Times New Roman" w:cs="Times New Roman"/>
+                <w:b w:val="1"/>
+                <w:bCs w:val="1"/>
+                <w:noProof w:val="0"/>
+                <w:sz w:val="20"/>
+                <w:szCs w:val="20"/>
+                <w:lang w:val="en-US"/>
+              </w:rPr>
+            </w:pPr>
+            <w:r>
+              <w:rPr>
+                <w:rFonts w:ascii="Times New Roman" w:hAnsi="Times New Roman" w:eastAsia="Times New Roman" w:cs="Times New Roman"/>
+                <w:b w:val="1"/>
+                <w:bCs w:val="1"/>
+                <w:noProof w:val="0"/>
+                <w:sz w:val="20"/>
+                <w:szCs w:val="20"/>
+                <w:lang w:val="en-US"/>
+              </w:rPr>
+              <w:t>Applied Generative Vision Engineer</w:t>
+            </w:r>
+            <w:r>
+              <w:rPr>
+                <w:rFonts w:ascii="Times New Roman" w:hAnsi="Times New Roman" w:eastAsia="Times New Roman" w:cs="Times New Roman"/>
+                <w:b w:val="1"/>
+                <w:bCs w:val="1"/>
+                <w:noProof w:val="0"/>
+                <w:sz w:val="20"/>
+                <w:szCs w:val="20"/>
+                <w:lang w:val="en-US"/>
+              </w:rPr>
+              <w:t>, Self Employed</w:t>
+            </w:r>
+          </w:p>
+          <w:p>
+            <w:pPr>
+              <w:tabs>
+                <w:tab w:val="center" w:leader="none" w:pos="4119"/>
+              </w:tabs>
+              <w:spacing w:after="20"/>
+              <w:rPr>
+                <w:rFonts w:ascii="Times New Roman" w:hAnsi="Times New Roman" w:cs="Times New Roman"/>
+                <w:i w:val="1"/>
+                <w:iCs w:val="1"/>
+                <w:sz w:val="18"/>
+                <w:szCs w:val="18"/>
+              </w:rPr>
+            </w:pPr>
+            <w:r>
+              <w:rPr>
+                <w:rFonts w:ascii="Times New Roman" w:hAnsi="Times New Roman" w:cs="Times New Roman"/>
+                <w:i w:val="1"/>
+                <w:iCs w:val="1"/>
+                <w:sz w:val="18"/>
+                <w:szCs w:val="18"/>
+              </w:rPr>
+              <w:t>Pytorch</w:t>
+            </w:r>
+            <w:r>
+              <w:rPr>
+                <w:rFonts w:ascii="Times New Roman" w:hAnsi="Times New Roman" w:cs="Times New Roman"/>
+                <w:i w:val="1"/>
+                <w:iCs w:val="1"/>
+                <w:sz w:val="18"/>
+                <w:szCs w:val="18"/>
+              </w:rPr>
+              <w:t xml:space="preserve">, </w:t>
+            </w:r>
+            <w:r>
+              <w:rPr>
+                <w:rFonts w:ascii="Times New Roman" w:hAnsi="Times New Roman" w:cs="Times New Roman"/>
+                <w:i w:val="1"/>
+                <w:iCs w:val="1"/>
+                <w:sz w:val="18"/>
+                <w:szCs w:val="18"/>
+              </w:rPr>
+              <w:t>ComfyUI</w:t>
+            </w:r>
+            <w:r>
+              <w:rPr>
+                <w:rFonts w:ascii="Times New Roman" w:hAnsi="Times New Roman" w:cs="Times New Roman"/>
+                <w:i w:val="1"/>
+                <w:iCs w:val="1"/>
+                <w:sz w:val="18"/>
+                <w:szCs w:val="18"/>
+              </w:rPr>
+              <w:t xml:space="preserve">, Docker, </w:t>
+            </w:r>
+            <w:r>
+              <w:rPr>
+                <w:rFonts w:ascii="Times New Roman" w:hAnsi="Times New Roman" w:cs="Times New Roman"/>
+                <w:i w:val="1"/>
+                <w:iCs w:val="1"/>
+                <w:sz w:val="18"/>
+                <w:szCs w:val="18"/>
+              </w:rPr>
+              <w:t>Vastai</w:t>
+            </w:r>
+          </w:p>
+        </w:tc>
+        <w:tc>
+          <w:tcPr>
+            <w:tcW w:w="2555" w:type="dxa"/>
+            <w:tcMar/>
+          </w:tcPr>
+          <w:p>
+            <w:pPr>
+              <w:jc w:val="right"/>
+              <w:rPr>
+                <w:rFonts w:ascii="Times New Roman" w:hAnsi="Times New Roman" w:cs="Times New Roman"/>
+                <w:b w:val="1"/>
+                <w:bCs w:val="1"/>
+                <w:sz w:val="24"/>
+                <w:szCs w:val="24"/>
+              </w:rPr>
+            </w:pPr>
+            <w:r>
+              <w:rPr>
+                <w:rFonts w:ascii="Times New Roman" w:hAnsi="Times New Roman" w:cs="Times New Roman"/>
+                <w:b w:val="1"/>
+                <w:bCs w:val="1"/>
+                <w:sz w:val="24"/>
+                <w:szCs w:val="24"/>
+              </w:rPr>
+              <w:t>Bhuj, India</w:t>
+            </w:r>
+          </w:p>
+          <w:p>
+            <w:pPr>
+              <w:pStyle w:val="a"/>
+              <w:suppressLineNumbers w:val="0"/>
+              <w:bidi w:val="0"/>
+              <w:spacing w:before="0" w:beforeAutospacing="off" w:after="0" w:afterAutospacing="off" w:line="240" w:lineRule="auto"/>
+              <w:ind w:left="0" w:right="0"/>
+              <w:jc w:val="right"/>
+              <w:rPr>
+                <w:rFonts w:ascii="Times New Roman" w:hAnsi="Times New Roman" w:cs="Times New Roman"/>
+              </w:rPr>
+            </w:pPr>
+            <w:r>
+              <w:rPr>
+                <w:rFonts w:ascii="Times New Roman" w:hAnsi="Times New Roman" w:cs="Times New Roman"/>
+              </w:rPr>
               <w:t>Mar</w:t>
             </w:r>
             <w:r>
               <w:rPr>
                 <w:rFonts w:ascii="Times New Roman" w:hAnsi="Times New Roman" w:cs="Times New Roman"/>
               </w:rPr>
-              <w:t xml:space="preserve"> 2025 – Present</w:t>
+              <w:t xml:space="preserve"> 2025 – </w:t>
+            </w:r>
+            <w:r>
+              <w:rPr>
+                <w:rFonts w:ascii="Times New Roman" w:hAnsi="Times New Roman" w:cs="Times New Roman"/>
+              </w:rPr>
+              <w:t>Mar 2026</w:t>
             </w:r>
           </w:p>
           <w:p>
@@ -1683,51 +1862,7 @@
                 <w:szCs w:val="20"/>
                 <w:lang w:val="en-US"/>
               </w:rPr>
-              <w:t xml:space="preserve">Designed and deployed </w:t>
-            </w:r>
-            <w:r>
-              <w:rPr>
-                <w:rFonts w:ascii="Times New Roman" w:hAnsi="Times New Roman" w:eastAsia="Calibri" w:cs="Times New Roman"/>
-                <w:b w:val="1"/>
-                <w:bCs w:val="1"/>
-                <w:noProof w:val="0"/>
-                <w:sz w:val="20"/>
-                <w:szCs w:val="20"/>
-                <w:lang w:val="en-US"/>
-              </w:rPr>
-              <w:t>image-conditioned generative vision pipelines</w:t>
-            </w:r>
-            <w:r>
-              <w:rPr>
-                <w:rFonts w:ascii="Times New Roman" w:hAnsi="Times New Roman" w:eastAsia="Calibri" w:cs="Times New Roman"/>
-                <w:noProof w:val="0"/>
-                <w:sz w:val="20"/>
-                <w:szCs w:val="20"/>
-                <w:lang w:val="en-US"/>
-              </w:rPr>
-              <w:t xml:space="preserve"> for interior visualization and virtual try-on, emphasizing </w:t>
-            </w:r>
-            <w:r>
-              <w:rPr>
-                <w:rFonts w:ascii="Times New Roman" w:hAnsi="Times New Roman" w:eastAsia="Calibri" w:cs="Times New Roman"/>
-                <w:b w:val="1"/>
-                <w:bCs w:val="1"/>
-                <w:noProof w:val="0"/>
-                <w:sz w:val="20"/>
-                <w:szCs w:val="20"/>
-                <w:lang w:val="en-US"/>
-              </w:rPr>
-              <w:t>geometry consistency, spatial alignment, and controllable generation</w:t>
-            </w:r>
-            <w:r>
-              <w:rPr>
-                <w:rFonts w:ascii="Times New Roman" w:hAnsi="Times New Roman" w:eastAsia="Calibri" w:cs="Times New Roman"/>
-                <w:noProof w:val="0"/>
-                <w:sz w:val="20"/>
-                <w:szCs w:val="20"/>
-                <w:lang w:val="en-US"/>
-              </w:rPr>
-              <w:t>.</w:t>
+              <w:t>Founded and operated a small furnishing business, gaining hands-on experience in entrepreneurship, product development, and business operations.</w:t>
             </w:r>
           </w:p>
           <w:p>
@@ -1758,117 +1893,7 @@
                 <w:szCs w:val="20"/>
                 <w:lang w:val="en-US"/>
               </w:rPr>
-              <w:t xml:space="preserve">Built </w:t>
-            </w:r>
-            <w:r>
-              <w:rPr>
-                <w:rFonts w:ascii="Times New Roman" w:hAnsi="Times New Roman" w:eastAsia="Calibri" w:cs="Times New Roman"/>
-                <w:b w:val="1"/>
-                <w:bCs w:val="1"/>
-                <w:noProof w:val="0"/>
-                <w:sz w:val="20"/>
-                <w:szCs w:val="20"/>
-                <w:lang w:val="en-US"/>
-              </w:rPr>
-              <w:t>text- and image-conditioned workflows</w:t>
-            </w:r>
-            <w:r>
-              <w:rPr>
-                <w:rFonts w:ascii="Times New Roman" w:hAnsi="Times New Roman" w:eastAsia="Calibri" w:cs="Times New Roman"/>
-                <w:noProof w:val="0"/>
-                <w:sz w:val="20"/>
-                <w:szCs w:val="20"/>
-                <w:lang w:val="en-US"/>
-              </w:rPr>
-              <w:t xml:space="preserve"> using </w:t>
-            </w:r>
-            <w:r>
-              <w:rPr>
-                <w:rFonts w:ascii="Times New Roman" w:hAnsi="Times New Roman" w:eastAsia="Calibri" w:cs="Times New Roman"/>
-                <w:b w:val="1"/>
-                <w:bCs w:val="1"/>
-                <w:noProof w:val="0"/>
-                <w:sz w:val="20"/>
-                <w:szCs w:val="20"/>
-                <w:lang w:val="en-US"/>
-              </w:rPr>
-              <w:t>Qwen 2.5.11 Image Edit</w:t>
-            </w:r>
-            <w:r>
-              <w:rPr>
-                <w:rFonts w:ascii="Times New Roman" w:hAnsi="Times New Roman" w:eastAsia="Calibri" w:cs="Times New Roman"/>
-                <w:noProof w:val="0"/>
-                <w:sz w:val="20"/>
-                <w:szCs w:val="20"/>
-                <w:lang w:val="en-US"/>
-              </w:rPr>
-              <w:t xml:space="preserve"> and </w:t>
-            </w:r>
-            <w:r>
-              <w:rPr>
-                <w:rFonts w:ascii="Times New Roman" w:hAnsi="Times New Roman" w:eastAsia="Calibri" w:cs="Times New Roman"/>
-                <w:b w:val="1"/>
-                <w:bCs w:val="1"/>
-                <w:noProof w:val="0"/>
-                <w:sz w:val="20"/>
-                <w:szCs w:val="20"/>
-                <w:lang w:val="en-US"/>
-              </w:rPr>
-              <w:t>FLUX.2-dev</w:t>
-            </w:r>
-            <w:r>
-              <w:rPr>
-                <w:rFonts w:ascii="Times New Roman" w:hAnsi="Times New Roman" w:eastAsia="Calibri" w:cs="Times New Roman"/>
-                <w:noProof w:val="0"/>
-                <w:sz w:val="20"/>
-                <w:szCs w:val="20"/>
-                <w:lang w:val="en-US"/>
-              </w:rPr>
-              <w:t xml:space="preserve">, training </w:t>
-            </w:r>
-            <w:r>
-              <w:rPr>
-                <w:rFonts w:ascii="Times New Roman" w:hAnsi="Times New Roman" w:eastAsia="Calibri" w:cs="Times New Roman"/>
-                <w:b w:val="1"/>
-                <w:bCs w:val="1"/>
-                <w:noProof w:val="0"/>
-                <w:sz w:val="20"/>
-                <w:szCs w:val="20"/>
-                <w:lang w:val="en-US"/>
-              </w:rPr>
-              <w:t>LoRA adapters</w:t>
-            </w:r>
-            <w:r>
-              <w:rPr>
-                <w:rFonts w:ascii="Times New Roman" w:hAnsi="Times New Roman" w:eastAsia="Calibri" w:cs="Times New Roman"/>
-                <w:noProof w:val="0"/>
-                <w:sz w:val="20"/>
-                <w:szCs w:val="20"/>
-                <w:lang w:val="en-US"/>
-              </w:rPr>
-              <w:t xml:space="preserve"> and applying </w:t>
-            </w:r>
-            <w:r>
-              <w:rPr>
-                <w:rFonts w:ascii="Times New Roman" w:hAnsi="Times New Roman" w:eastAsia="Calibri" w:cs="Times New Roman"/>
-                <w:b w:val="1"/>
-                <w:bCs w:val="1"/>
-                <w:noProof w:val="0"/>
-                <w:sz w:val="20"/>
-                <w:szCs w:val="20"/>
-                <w:lang w:val="en-US"/>
-              </w:rPr>
-              <w:t>ControlNet</w:t>
-            </w:r>
-            <w:r>
-              <w:rPr>
-                <w:rFonts w:ascii="Times New Roman" w:hAnsi="Times New Roman" w:eastAsia="Calibri" w:cs="Times New Roman"/>
-                <w:noProof w:val="0"/>
-                <w:sz w:val="20"/>
-                <w:szCs w:val="20"/>
-                <w:lang w:val="en-US"/>
-              </w:rPr>
-              <w:t xml:space="preserve"> for identity, pose, and composition control.</w:t>
+              <w:t>Developed image-conditioned generative vision workflows using pretrained models, LoRA fine-tuning, and spatial conditioning techniques for virtual try-on and interior visualization.</w:t>
             </w:r>
           </w:p>
           <w:p>
@@ -1899,119 +1924,17 @@
                 <w:szCs w:val="20"/>
                 <w:lang w:val="en-US"/>
               </w:rPr>
-              <w:t xml:space="preserve">Optimized inference using </w:t>
+              <w:t>Optimized</w:t>
             </w:r>
             <w:r>
               <w:rPr>
                 <w:rFonts w:ascii="Times New Roman" w:hAnsi="Times New Roman" w:eastAsia="Calibri" w:cs="Times New Roman"/>
-                <w:b w:val="1"/>
-                <w:bCs w:val="1"/>
-                <w:noProof w:val="0"/>
-                <w:sz w:val="20"/>
-                <w:szCs w:val="20"/>
-                <w:lang w:val="en-US"/>
-              </w:rPr>
-              <w:t>quantized GGUF / FP8 models</w:t>
-            </w:r>
-            <w:r>
-              <w:rPr>
-                <w:rFonts w:ascii="Times New Roman" w:hAnsi="Times New Roman" w:eastAsia="Calibri" w:cs="Times New Roman"/>
-                <w:noProof w:val="0"/>
-                <w:sz w:val="20"/>
-                <w:szCs w:val="20"/>
-                <w:lang w:val="en-US"/>
-              </w:rPr>
-              <w:t xml:space="preserve"> on </w:t>
-            </w:r>
-            <w:r>
-              <w:rPr>
-                <w:rFonts w:ascii="Times New Roman" w:hAnsi="Times New Roman" w:eastAsia="Calibri" w:cs="Times New Roman"/>
-                <w:b w:val="1"/>
-                <w:bCs w:val="1"/>
-                <w:noProof w:val="0"/>
-                <w:sz w:val="20"/>
-                <w:szCs w:val="20"/>
-                <w:lang w:val="en-US"/>
-              </w:rPr>
-              <w:t>RTX 4090 (Vast.ai)</w:t>
-            </w:r>
-            <w:r>
-              <w:rPr>
-                <w:rFonts w:ascii="Times New Roman" w:hAnsi="Times New Roman" w:eastAsia="Calibri" w:cs="Times New Roman"/>
-                <w:noProof w:val="0"/>
-                <w:sz w:val="20"/>
-                <w:szCs w:val="20"/>
-                <w:lang w:val="en-US"/>
-              </w:rPr>
-              <w:t xml:space="preserve"> and consumer GPUs via </w:t>
-            </w:r>
-            <w:r>
-              <w:rPr>
-                <w:rFonts w:ascii="Times New Roman" w:hAnsi="Times New Roman" w:eastAsia="Calibri" w:cs="Times New Roman"/>
-                <w:b w:val="1"/>
-                <w:bCs w:val="1"/>
-                <w:noProof w:val="0"/>
-                <w:sz w:val="20"/>
-                <w:szCs w:val="20"/>
-                <w:lang w:val="en-US"/>
-              </w:rPr>
-              <w:t xml:space="preserve">custom </w:t>
-            </w:r>
-            <w:r>
-              <w:rPr>
-                <w:rFonts w:ascii="Times New Roman" w:hAnsi="Times New Roman" w:eastAsia="Calibri" w:cs="Times New Roman"/>
-                <w:b w:val="1"/>
-                <w:bCs w:val="1"/>
-                <w:noProof w:val="0"/>
-                <w:sz w:val="20"/>
-                <w:szCs w:val="20"/>
-                <w:lang w:val="en-US"/>
-              </w:rPr>
-              <w:t>ComfyUI</w:t>
-            </w:r>
-            <w:r>
-              <w:rPr>
-                <w:rFonts w:ascii="Times New Roman" w:hAnsi="Times New Roman" w:eastAsia="Calibri" w:cs="Times New Roman"/>
-                <w:b w:val="1"/>
-                <w:bCs w:val="1"/>
-                <w:noProof w:val="0"/>
-                <w:sz w:val="20"/>
-                <w:szCs w:val="20"/>
-                <w:lang w:val="en-US"/>
-              </w:rPr>
-              <w:t xml:space="preserve"> workflows</w:t>
-            </w:r>
-            <w:r>
-              <w:rPr>
-                <w:rFonts w:ascii="Times New Roman" w:hAnsi="Times New Roman" w:eastAsia="Calibri" w:cs="Times New Roman"/>
-                <w:noProof w:val="0"/>
-                <w:sz w:val="20"/>
-                <w:szCs w:val="20"/>
-                <w:lang w:val="en-US"/>
-              </w:rPr>
-              <w:t xml:space="preserve">, extending pipelines toward </w:t>
-            </w:r>
-            <w:r>
-              <w:rPr>
-                <w:rFonts w:ascii="Times New Roman" w:hAnsi="Times New Roman" w:eastAsia="Calibri" w:cs="Times New Roman"/>
-                <w:b w:val="1"/>
-                <w:bCs w:val="1"/>
-                <w:noProof w:val="0"/>
-                <w:sz w:val="20"/>
-                <w:szCs w:val="20"/>
-                <w:lang w:val="en-US"/>
-              </w:rPr>
-              <w:t>short-form generative video (WAN 2.2)</w:t>
-            </w:r>
-            <w:r>
-              <w:rPr>
-                <w:rFonts w:ascii="Times New Roman" w:hAnsi="Times New Roman" w:eastAsia="Calibri" w:cs="Times New Roman"/>
-                <w:noProof w:val="0"/>
-                <w:sz w:val="20"/>
-                <w:szCs w:val="20"/>
-                <w:lang w:val="en-US"/>
-              </w:rPr>
-              <w:t>.</w:t>
+                <w:noProof w:val="0"/>
+                <w:sz w:val="20"/>
+                <w:szCs w:val="20"/>
+                <w:lang w:val="en-US"/>
+              </w:rPr>
+              <w:t xml:space="preserve"> generative model inference across GPU environments using quantized models and custom workflows.</w:t>
             </w:r>
           </w:p>
         </w:tc>
@@ -2019,7 +1942,7 @@
       <w:tr>
         <w:tc>
           <w:tcPr>
-            <w:tcW w:w="8455" w:type="dxa"/>
+            <w:tcW w:w="8235" w:type="dxa"/>
             <w:tcMar/>
           </w:tcPr>
           <w:p>
@@ -2040,34 +1963,32 @@
           <w:p>
             <w:pPr>
               <w:tabs>
-                <w:tab w:val="center" w:pos="4119"/>
+                <w:tab w:val="center" w:leader="none" w:pos="4119"/>
               </w:tabs>
               <w:spacing w:after="20"/>
               <w:rPr>
                 <w:rFonts w:ascii="Times New Roman" w:hAnsi="Times New Roman" w:cs="Times New Roman"/>
-                <w:b/>
-                <w:bCs/>
+                <w:b w:val="1"/>
+                <w:bCs w:val="1"/>
                 <w:sz w:val="22"/>
+                <w:szCs w:val="22"/>
               </w:rPr>
             </w:pPr>
-            <w:r>
-              <w:rPr>
-                <w:rFonts w:ascii="Times New Roman" w:hAnsi="Times New Roman" w:cs="Times New Roman"/>
-                <w:b/>
-                <w:bCs/>
+          </w:p>
+          <w:p>
+            <w:pPr>
+              <w:tabs>
+                <w:tab w:val="center" w:leader="none" w:pos="4119"/>
+              </w:tabs>
+              <w:spacing w:after="20"/>
+              <w:rPr>
+                <w:rFonts w:ascii="Times New Roman" w:hAnsi="Times New Roman" w:cs="Times New Roman"/>
+                <w:b w:val="1"/>
+                <w:bCs w:val="1"/>
                 <w:sz w:val="22"/>
-              </w:rPr>
-              <w:t>TORC Robotics</w:t>
-            </w:r>
-            <w:r>
-              <w:rPr>
-                <w:rFonts w:ascii="Times New Roman" w:hAnsi="Times New Roman" w:cs="Times New Roman"/>
-                <w:b/>
-                <w:bCs/>
-                <w:sz w:val="22"/>
-              </w:rPr>
-              <w:tab/>
-            </w:r>
+                <w:szCs w:val="22"/>
+              </w:rPr>
+            </w:pPr>
           </w:p>
           <w:p>
             <w:pPr>
@@ -2079,7 +2000,7 @@
                 <w:rFonts w:ascii="Times New Roman" w:hAnsi="Times New Roman" w:cs="Times New Roman"/>
                 <w:b/>
                 <w:bCs/>
-                <w:szCs w:val="20"/>
+                <w:sz w:val="22"/>
               </w:rPr>
             </w:pPr>
             <w:r>
@@ -2087,9 +2008,18 @@
                 <w:rFonts w:ascii="Times New Roman" w:hAnsi="Times New Roman" w:cs="Times New Roman"/>
                 <w:b/>
                 <w:bCs/>
-                <w:szCs w:val="20"/>
-              </w:rPr>
-              <w:t>ML Engineer II</w:t>
+                <w:sz w:val="22"/>
+              </w:rPr>
+              <w:t>TORC Robotics</w:t>
+            </w:r>
+            <w:r>
+              <w:rPr>
+                <w:rFonts w:ascii="Times New Roman" w:hAnsi="Times New Roman" w:cs="Times New Roman"/>
+                <w:b/>
+                <w:bCs/>
+                <w:sz w:val="22"/>
+              </w:rPr>
+              <w:tab/>
             </w:r>
           </w:p>
           <w:p>
@@ -2100,6 +2030,29 @@
               <w:spacing w:after="20"/>
               <w:rPr>
                 <w:rFonts w:ascii="Times New Roman" w:hAnsi="Times New Roman" w:cs="Times New Roman"/>
+                <w:b/>
+                <w:bCs/>
+                <w:szCs w:val="20"/>
+              </w:rPr>
+            </w:pPr>
+            <w:r>
+              <w:rPr>
+                <w:rFonts w:ascii="Times New Roman" w:hAnsi="Times New Roman" w:cs="Times New Roman"/>
+                <w:b/>
+                <w:bCs/>
+                <w:szCs w:val="20"/>
+              </w:rPr>
+              <w:t>ML Engineer II</w:t>
+            </w:r>
+          </w:p>
+          <w:p>
+            <w:pPr>
+              <w:tabs>
+                <w:tab w:val="center" w:pos="4119"/>
+              </w:tabs>
+              <w:spacing w:after="20"/>
+              <w:rPr>
+                <w:rFonts w:ascii="Times New Roman" w:hAnsi="Times New Roman" w:cs="Times New Roman"/>
                 <w:i w:val="1"/>
                 <w:iCs w:val="1"/>
                 <w:sz w:val="18"/>
@@ -2150,9 +2103,45 @@
         </w:tc>
         <w:tc>
           <w:tcPr>
-            <w:tcW w:w="2335" w:type="dxa"/>
+            <w:tcW w:w="2555" w:type="dxa"/>
             <w:tcMar/>
           </w:tcPr>
+          <w:p>
+            <w:pPr>
+              <w:jc w:val="right"/>
+              <w:rPr>
+                <w:rFonts w:ascii="Times New Roman" w:hAnsi="Times New Roman" w:cs="Times New Roman"/>
+                <w:b w:val="1"/>
+                <w:bCs w:val="1"/>
+                <w:sz w:val="24"/>
+                <w:szCs w:val="24"/>
+              </w:rPr>
+            </w:pPr>
+          </w:p>
+          <w:p>
+            <w:pPr>
+              <w:jc w:val="right"/>
+              <w:rPr>
+                <w:rFonts w:ascii="Times New Roman" w:hAnsi="Times New Roman" w:cs="Times New Roman"/>
+                <w:b w:val="1"/>
+                <w:bCs w:val="1"/>
+                <w:sz w:val="24"/>
+                <w:szCs w:val="24"/>
+              </w:rPr>
+            </w:pPr>
+          </w:p>
+          <w:p>
+            <w:pPr>
+              <w:jc w:val="right"/>
+              <w:rPr>
+                <w:rFonts w:ascii="Times New Roman" w:hAnsi="Times New Roman" w:cs="Times New Roman"/>
+                <w:b w:val="1"/>
+                <w:bCs w:val="1"/>
+                <w:sz w:val="24"/>
+                <w:szCs w:val="24"/>
+              </w:rPr>
+            </w:pPr>
+          </w:p>
           <w:p>
             <w:pPr>
               <w:jc w:val="right"/>
@@ -2242,13 +2231,9 @@
                 <w:ilvl w:val="0"/>
                 <w:numId w:val="17"/>
               </w:numPr>
-              <w:tabs>
-                <w:tab w:val="center" w:leader="none" w:pos="4119"/>
-              </w:tabs>
-              <w:spacing w:after="20"/>
               <w:jc w:val="both"/>
               <w:rPr>
-                <w:rFonts w:ascii="Times New Roman" w:hAnsi="Times New Roman" w:eastAsia="Calibri" w:cs="Times New Roman"/>
+                <w:rFonts w:ascii="Times New Roman" w:hAnsi="Times New Roman" w:eastAsia="Times New Roman" w:cs="Times New Roman"/>
                 <w:noProof w:val="0"/>
                 <w:sz w:val="20"/>
                 <w:szCs w:val="20"/>
@@ -2257,65 +2242,13 @@
             </w:pPr>
             <w:r>
               <w:rPr>
-                <w:rFonts w:ascii="Times New Roman" w:hAnsi="Times New Roman" w:eastAsia="Calibri" w:cs="Times New Roman"/>
-                <w:noProof w:val="0"/>
-                <w:sz w:val="20"/>
-                <w:szCs w:val="20"/>
-                <w:lang w:val="en-US"/>
-              </w:rPr>
-              <w:t xml:space="preserve">Served as </w:t>
-            </w:r>
-            <w:r>
-              <w:rPr>
-                <w:rFonts w:ascii="Times New Roman" w:hAnsi="Times New Roman" w:eastAsia="Calibri" w:cs="Times New Roman"/>
-                <w:b w:val="1"/>
-                <w:bCs w:val="1"/>
-                <w:noProof w:val="0"/>
-                <w:sz w:val="20"/>
-                <w:szCs w:val="20"/>
-                <w:lang w:val="en-US"/>
-              </w:rPr>
-              <w:t>SCRUM Master for the perception team</w:t>
-            </w:r>
-            <w:r>
-              <w:rPr>
-                <w:rFonts w:ascii="Times New Roman" w:hAnsi="Times New Roman" w:eastAsia="Calibri" w:cs="Times New Roman"/>
-                <w:noProof w:val="0"/>
-                <w:sz w:val="20"/>
-                <w:szCs w:val="20"/>
-                <w:lang w:val="en-US"/>
-              </w:rPr>
-              <w:t>, driving sprint planning, backlog grooming, cross-team coordination, and delivery tracking, while ensuring alignment between research, systems, and deployment milestones for a complex multi-sensor autonomy stack.</w:t>
-            </w:r>
-          </w:p>
-          <w:p>
-            <w:pPr>
-              <w:pStyle w:val="a"/>
-              <w:tabs>
-                <w:tab w:val="center" w:leader="none" w:pos="4119"/>
-              </w:tabs>
-              <w:spacing w:after="20"/>
-              <w:ind w:left="0"/>
-              <w:jc w:val="both"/>
-              <w:rPr>
-                <w:rFonts w:ascii="Times New Roman" w:hAnsi="Times New Roman" w:cs="Times New Roman"/>
-                <w:i w:val="1"/>
-                <w:iCs w:val="1"/>
-                <w:sz w:val="16"/>
-                <w:szCs w:val="16"/>
-              </w:rPr>
-            </w:pPr>
-            <w:r>
-              <w:rPr>
-                <w:rFonts w:ascii="Times New Roman" w:hAnsi="Times New Roman" w:cs="Times New Roman"/>
-                <w:b w:val="1"/>
-                <w:bCs w:val="1"/>
-                <w:i w:val="1"/>
-                <w:iCs w:val="1"/>
-                <w:sz w:val="20"/>
-                <w:szCs w:val="20"/>
-              </w:rPr>
-              <w:t>Learned Sensor Fusion</w:t>
+                <w:rFonts w:ascii="Times New Roman" w:hAnsi="Times New Roman" w:eastAsia="Times New Roman" w:cs="Times New Roman"/>
+                <w:noProof w:val="0"/>
+                <w:sz w:val="20"/>
+                <w:szCs w:val="20"/>
+                <w:lang w:val="en-US"/>
+              </w:rPr>
+              <w:t>Developed a multi-sensor BEV-based 3D object detection model, extending a BEVFusion baseline with depth-aware camera feature lifting and cross-modal feature fusion.</w:t>
             </w:r>
           </w:p>
           <w:p>
@@ -2325,13 +2258,9 @@
                 <w:ilvl w:val="0"/>
                 <w:numId w:val="17"/>
               </w:numPr>
-              <w:tabs>
-                <w:tab w:val="center" w:leader="none" w:pos="4119"/>
-              </w:tabs>
-              <w:spacing w:after="20"/>
               <w:jc w:val="both"/>
               <w:rPr>
-                <w:rFonts w:ascii="Times New Roman" w:hAnsi="Times New Roman" w:eastAsia="Calibri" w:cs="Times New Roman"/>
+                <w:rFonts w:ascii="Times New Roman" w:hAnsi="Times New Roman" w:eastAsia="Times New Roman" w:cs="Times New Roman"/>
                 <w:noProof w:val="0"/>
                 <w:sz w:val="20"/>
                 <w:szCs w:val="20"/>
@@ -2340,17 +2269,17 @@
             </w:pPr>
             <w:r>
               <w:rPr>
-                <w:rFonts w:ascii="Times New Roman" w:hAnsi="Times New Roman" w:eastAsia="Calibri" w:cs="Times New Roman"/>
-                <w:noProof w:val="0"/>
-                <w:sz w:val="20"/>
-                <w:szCs w:val="20"/>
-                <w:lang w:val="en-US"/>
-              </w:rPr>
-              <w:t xml:space="preserve">Defined </w:t>
-            </w:r>
-            <w:r>
-              <w:rPr>
-                <w:rFonts w:ascii="Times New Roman" w:hAnsi="Times New Roman" w:eastAsia="Calibri" w:cs="Times New Roman"/>
+                <w:rFonts w:ascii="Times New Roman" w:hAnsi="Times New Roman" w:eastAsia="Times New Roman" w:cs="Times New Roman"/>
+                <w:noProof w:val="0"/>
+                <w:sz w:val="20"/>
+                <w:szCs w:val="20"/>
+                <w:lang w:val="en-US"/>
+              </w:rPr>
+              <w:t xml:space="preserve">Designed and implemented an attention-based spatio-temporal feature alignment module to align LiDAR and camera BEV features, improving detection mAP by </w:t>
+            </w:r>
+            <w:r>
+              <w:rPr>
+                <w:rFonts w:ascii="Times New Roman" w:hAnsi="Times New Roman" w:eastAsia="Times New Roman" w:cs="Times New Roman"/>
                 <w:b w:val="1"/>
                 <w:bCs w:val="1"/>
                 <w:noProof w:val="0"/>
@@ -2358,39 +2287,17 @@
                 <w:szCs w:val="20"/>
                 <w:lang w:val="en-US"/>
               </w:rPr>
-              <w:t>clear upstream and subsystem interface requirements</w:t>
-            </w:r>
-            <w:r>
-              <w:rPr>
-                <w:rFonts w:ascii="Times New Roman" w:hAnsi="Times New Roman" w:eastAsia="Calibri" w:cs="Times New Roman"/>
-                <w:noProof w:val="0"/>
-                <w:sz w:val="20"/>
-                <w:szCs w:val="20"/>
-                <w:lang w:val="en-US"/>
-              </w:rPr>
-              <w:t xml:space="preserve"> for image (ISP), LiDAR, and depth inputs, specifying </w:t>
-            </w:r>
-            <w:r>
-              <w:rPr>
-                <w:rFonts w:ascii="Times New Roman" w:hAnsi="Times New Roman" w:eastAsia="Calibri" w:cs="Times New Roman"/>
-                <w:b w:val="1"/>
-                <w:bCs w:val="1"/>
-                <w:noProof w:val="0"/>
-                <w:sz w:val="20"/>
-                <w:szCs w:val="20"/>
-                <w:lang w:val="en-US"/>
-              </w:rPr>
-              <w:t>latency, synchronization, and data quality constraints</w:t>
-            </w:r>
-            <w:r>
-              <w:rPr>
-                <w:rFonts w:ascii="Times New Roman" w:hAnsi="Times New Roman" w:eastAsia="Calibri" w:cs="Times New Roman"/>
-                <w:noProof w:val="0"/>
-                <w:sz w:val="20"/>
-                <w:szCs w:val="20"/>
-                <w:lang w:val="en-US"/>
-              </w:rPr>
-              <w:t>, and translating system-level requirements into well-scoped perception components.</w:t>
+              <w:t>2.5 percentage points</w:t>
+            </w:r>
+            <w:r>
+              <w:rPr>
+                <w:rFonts w:ascii="Times New Roman" w:hAnsi="Times New Roman" w:eastAsia="Times New Roman" w:cs="Times New Roman"/>
+                <w:noProof w:val="0"/>
+                <w:sz w:val="20"/>
+                <w:szCs w:val="20"/>
+                <w:lang w:val="en-US"/>
+              </w:rPr>
+              <w:t xml:space="preserve"> over the baseline on proprietary datasets.</w:t>
             </w:r>
           </w:p>
           <w:p>
@@ -2400,13 +2307,9 @@
                 <w:ilvl w:val="0"/>
                 <w:numId w:val="17"/>
               </w:numPr>
-              <w:tabs>
-                <w:tab w:val="center" w:leader="none" w:pos="4119"/>
-              </w:tabs>
-              <w:spacing w:after="20"/>
               <w:jc w:val="both"/>
               <w:rPr>
-                <w:rFonts w:ascii="Times New Roman" w:hAnsi="Times New Roman" w:eastAsia="Calibri" w:cs="Times New Roman"/>
+                <w:rFonts w:ascii="Times New Roman" w:hAnsi="Times New Roman" w:eastAsia="Times New Roman" w:cs="Times New Roman"/>
                 <w:noProof w:val="0"/>
                 <w:sz w:val="20"/>
                 <w:szCs w:val="20"/>
@@ -2415,17 +2318,17 @@
             </w:pPr>
             <w:r>
               <w:rPr>
-                <w:rFonts w:ascii="Times New Roman" w:hAnsi="Times New Roman" w:eastAsia="Calibri" w:cs="Times New Roman"/>
-                <w:noProof w:val="0"/>
-                <w:sz w:val="20"/>
-                <w:szCs w:val="20"/>
-                <w:lang w:val="en-US"/>
-              </w:rPr>
-              <w:t xml:space="preserve">Evaluated </w:t>
-            </w:r>
-            <w:r>
-              <w:rPr>
-                <w:rFonts w:ascii="Times New Roman" w:hAnsi="Times New Roman" w:eastAsia="Calibri" w:cs="Times New Roman"/>
+                <w:rFonts w:ascii="Times New Roman" w:hAnsi="Times New Roman" w:eastAsia="Times New Roman" w:cs="Times New Roman"/>
+                <w:noProof w:val="0"/>
+                <w:sz w:val="20"/>
+                <w:szCs w:val="20"/>
+                <w:lang w:val="en-US"/>
+              </w:rPr>
+              <w:t xml:space="preserve">Optimized model inference through PyTorch-to-ONNX-to-TensorRT conversion and FP16 post-training quantization, reducing end-to-end latency by approximately </w:t>
+            </w:r>
+            <w:r>
+              <w:rPr>
+                <w:rFonts w:ascii="Times New Roman" w:hAnsi="Times New Roman" w:eastAsia="Times New Roman" w:cs="Times New Roman"/>
                 <w:b w:val="1"/>
                 <w:bCs w:val="1"/>
                 <w:noProof w:val="0"/>
@@ -2433,61 +2336,17 @@
                 <w:szCs w:val="20"/>
                 <w:lang w:val="en-US"/>
               </w:rPr>
-              <w:t>learned multi-sensor BEV object detectors</w:t>
-            </w:r>
-            <w:r>
-              <w:rPr>
-                <w:rFonts w:ascii="Times New Roman" w:hAnsi="Times New Roman" w:eastAsia="Calibri" w:cs="Times New Roman"/>
-                <w:noProof w:val="0"/>
-                <w:sz w:val="20"/>
-                <w:szCs w:val="20"/>
-                <w:lang w:val="en-US"/>
-              </w:rPr>
-              <w:t xml:space="preserve"> (including </w:t>
-            </w:r>
-            <w:r>
-              <w:rPr>
-                <w:rFonts w:ascii="Times New Roman" w:hAnsi="Times New Roman" w:eastAsia="Calibri" w:cs="Times New Roman"/>
-                <w:b w:val="1"/>
-                <w:bCs w:val="1"/>
-                <w:noProof w:val="0"/>
-                <w:sz w:val="20"/>
-                <w:szCs w:val="20"/>
-                <w:lang w:val="en-US"/>
-              </w:rPr>
-              <w:t>BEVFusion</w:t>
-            </w:r>
-            <w:r>
-              <w:rPr>
-                <w:rFonts w:ascii="Times New Roman" w:hAnsi="Times New Roman" w:eastAsia="Calibri" w:cs="Times New Roman"/>
-                <w:noProof w:val="0"/>
-                <w:sz w:val="20"/>
-                <w:szCs w:val="20"/>
-                <w:lang w:val="en-US"/>
-              </w:rPr>
-              <w:t xml:space="preserve">), shortlisting BEVFusion as the baseline and extending it with </w:t>
-            </w:r>
-            <w:r>
-              <w:rPr>
-                <w:rFonts w:ascii="Times New Roman" w:hAnsi="Times New Roman" w:eastAsia="Calibri" w:cs="Times New Roman"/>
-                <w:b w:val="1"/>
-                <w:bCs w:val="1"/>
-                <w:noProof w:val="0"/>
-                <w:sz w:val="20"/>
-                <w:szCs w:val="20"/>
-                <w:lang w:val="en-US"/>
-              </w:rPr>
-              <w:t>depth-aware BEV unpooling</w:t>
-            </w:r>
-            <w:r>
-              <w:rPr>
-                <w:rFonts w:ascii="Times New Roman" w:hAnsi="Times New Roman" w:eastAsia="Calibri" w:cs="Times New Roman"/>
-                <w:noProof w:val="0"/>
-                <w:sz w:val="20"/>
-                <w:szCs w:val="20"/>
-                <w:lang w:val="en-US"/>
-              </w:rPr>
-              <w:t xml:space="preserve"> to generate dense 3D camera features for improved fusion quality.</w:t>
+              <w:t>50%</w:t>
+            </w:r>
+            <w:r>
+              <w:rPr>
+                <w:rFonts w:ascii="Times New Roman" w:hAnsi="Times New Roman" w:eastAsia="Times New Roman" w:cs="Times New Roman"/>
+                <w:noProof w:val="0"/>
+                <w:sz w:val="20"/>
+                <w:szCs w:val="20"/>
+                <w:lang w:val="en-US"/>
+              </w:rPr>
+              <w:t xml:space="preserve"> on embedded hardware.</w:t>
             </w:r>
           </w:p>
           <w:p>
@@ -2497,13 +2356,9 @@
                 <w:ilvl w:val="0"/>
                 <w:numId w:val="17"/>
               </w:numPr>
-              <w:tabs>
-                <w:tab w:val="center" w:leader="none" w:pos="4119"/>
-              </w:tabs>
-              <w:spacing w:after="20"/>
               <w:jc w:val="both"/>
               <w:rPr>
-                <w:rFonts w:ascii="Times New Roman" w:hAnsi="Times New Roman" w:eastAsia="Calibri" w:cs="Times New Roman"/>
+                <w:rFonts w:ascii="Times New Roman" w:hAnsi="Times New Roman" w:eastAsia="Times New Roman" w:cs="Times New Roman"/>
                 <w:noProof w:val="0"/>
                 <w:sz w:val="20"/>
                 <w:szCs w:val="20"/>
@@ -2512,79 +2367,13 @@
             </w:pPr>
             <w:r>
               <w:rPr>
-                <w:rFonts w:ascii="Times New Roman" w:hAnsi="Times New Roman" w:eastAsia="Calibri" w:cs="Times New Roman"/>
-                <w:noProof w:val="0"/>
-                <w:sz w:val="20"/>
-                <w:szCs w:val="20"/>
-                <w:lang w:val="en-US"/>
-              </w:rPr>
-              <w:t xml:space="preserve">Designed and implemented an </w:t>
-            </w:r>
-            <w:r>
-              <w:rPr>
-                <w:rFonts w:ascii="Times New Roman" w:hAnsi="Times New Roman" w:eastAsia="Calibri" w:cs="Times New Roman"/>
-                <w:b w:val="1"/>
-                <w:bCs w:val="1"/>
-                <w:noProof w:val="0"/>
-                <w:sz w:val="20"/>
-                <w:szCs w:val="20"/>
-                <w:lang w:val="en-US"/>
-              </w:rPr>
-              <w:t>attention-based spatio-temporal feature aligner</w:t>
-            </w:r>
-            <w:r>
-              <w:rPr>
-                <w:rFonts w:ascii="Times New Roman" w:hAnsi="Times New Roman" w:eastAsia="Calibri" w:cs="Times New Roman"/>
-                <w:noProof w:val="0"/>
-                <w:sz w:val="20"/>
-                <w:szCs w:val="20"/>
-                <w:lang w:val="en-US"/>
-              </w:rPr>
-              <w:t xml:space="preserve"> to jointly align </w:t>
-            </w:r>
-            <w:r>
-              <w:rPr>
-                <w:rFonts w:ascii="Times New Roman" w:hAnsi="Times New Roman" w:eastAsia="Calibri" w:cs="Times New Roman"/>
-                <w:b w:val="1"/>
-                <w:bCs w:val="1"/>
-                <w:noProof w:val="0"/>
-                <w:sz w:val="20"/>
-                <w:szCs w:val="20"/>
-                <w:lang w:val="en-US"/>
-              </w:rPr>
-              <w:t>LiDAR BEV and dense camera features across sensors and time</w:t>
-            </w:r>
-            <w:r>
-              <w:rPr>
-                <w:rFonts w:ascii="Times New Roman" w:hAnsi="Times New Roman" w:eastAsia="Calibri" w:cs="Times New Roman"/>
-                <w:noProof w:val="0"/>
-                <w:sz w:val="20"/>
-                <w:szCs w:val="20"/>
-                <w:lang w:val="en-US"/>
-              </w:rPr>
-              <w:t xml:space="preserve">, achieving a </w:t>
-            </w:r>
-            <w:r>
-              <w:rPr>
-                <w:rFonts w:ascii="Times New Roman" w:hAnsi="Times New Roman" w:eastAsia="Calibri" w:cs="Times New Roman"/>
-                <w:b w:val="1"/>
-                <w:bCs w:val="1"/>
-                <w:noProof w:val="0"/>
-                <w:sz w:val="20"/>
-                <w:szCs w:val="20"/>
-                <w:lang w:val="en-US"/>
-              </w:rPr>
-              <w:t>+2.5% mAP improvement</w:t>
-            </w:r>
-            <w:r>
-              <w:rPr>
-                <w:rFonts w:ascii="Times New Roman" w:hAnsi="Times New Roman" w:eastAsia="Calibri" w:cs="Times New Roman"/>
-                <w:noProof w:val="0"/>
-                <w:sz w:val="20"/>
-                <w:szCs w:val="20"/>
-                <w:lang w:val="en-US"/>
-              </w:rPr>
-              <w:t xml:space="preserve"> over vanilla BEVFusion on proprietary datasets.</w:t>
+                <w:rFonts w:ascii="Times New Roman" w:hAnsi="Times New Roman" w:eastAsia="Times New Roman" w:cs="Times New Roman"/>
+                <w:noProof w:val="0"/>
+                <w:sz w:val="20"/>
+                <w:szCs w:val="20"/>
+                <w:lang w:val="en-US"/>
+              </w:rPr>
+              <w:t>Implemented custom CUDA kernels and TensorRT plugins for performance-critical operations, including BEV pooling, voxelization, non-maximum suppression (NMS), and bounding-box decoding.</w:t>
             </w:r>
           </w:p>
           <w:p>
@@ -2594,13 +2383,9 @@
                 <w:ilvl w:val="0"/>
                 <w:numId w:val="17"/>
               </w:numPr>
-              <w:tabs>
-                <w:tab w:val="center" w:leader="none" w:pos="4119"/>
-              </w:tabs>
-              <w:spacing w:after="20"/>
               <w:jc w:val="both"/>
               <w:rPr>
-                <w:rFonts w:ascii="Times New Roman" w:hAnsi="Times New Roman" w:eastAsia="Calibri" w:cs="Times New Roman"/>
+                <w:rFonts w:ascii="Times New Roman" w:hAnsi="Times New Roman" w:eastAsia="Times New Roman" w:cs="Times New Roman"/>
                 <w:noProof w:val="0"/>
                 <w:sz w:val="20"/>
                 <w:szCs w:val="20"/>
@@ -2609,101 +2394,13 @@
             </w:pPr>
             <w:r>
               <w:rPr>
-                <w:rFonts w:ascii="Times New Roman" w:hAnsi="Times New Roman" w:eastAsia="Calibri" w:cs="Times New Roman"/>
-                <w:noProof w:val="0"/>
-                <w:sz w:val="20"/>
-                <w:szCs w:val="20"/>
-                <w:lang w:val="en-US"/>
-              </w:rPr>
-              <w:t xml:space="preserve">Built a </w:t>
-            </w:r>
-            <w:r>
-              <w:rPr>
-                <w:rFonts w:ascii="Times New Roman" w:hAnsi="Times New Roman" w:eastAsia="Calibri" w:cs="Times New Roman"/>
-                <w:b w:val="1"/>
-                <w:bCs w:val="1"/>
-                <w:noProof w:val="0"/>
-                <w:sz w:val="20"/>
-                <w:szCs w:val="20"/>
-                <w:lang w:val="en-US"/>
-              </w:rPr>
-              <w:t>production-grade inference pipeline</w:t>
-            </w:r>
-            <w:r>
-              <w:rPr>
-                <w:rFonts w:ascii="Times New Roman" w:hAnsi="Times New Roman" w:eastAsia="Calibri" w:cs="Times New Roman"/>
-                <w:noProof w:val="0"/>
-                <w:sz w:val="20"/>
-                <w:szCs w:val="20"/>
-                <w:lang w:val="en-US"/>
-              </w:rPr>
-              <w:t xml:space="preserve"> converting models </w:t>
-            </w:r>
-            <w:r>
-              <w:rPr>
-                <w:rFonts w:ascii="Times New Roman" w:hAnsi="Times New Roman" w:eastAsia="Calibri" w:cs="Times New Roman"/>
-                <w:b w:val="1"/>
-                <w:bCs w:val="1"/>
-                <w:noProof w:val="0"/>
-                <w:sz w:val="20"/>
-                <w:szCs w:val="20"/>
-                <w:lang w:val="en-US"/>
-              </w:rPr>
-              <w:t>PyTorch → ONNX → TensorRT</w:t>
-            </w:r>
-            <w:r>
-              <w:rPr>
-                <w:rFonts w:ascii="Times New Roman" w:hAnsi="Times New Roman" w:eastAsia="Calibri" w:cs="Times New Roman"/>
-                <w:noProof w:val="0"/>
-                <w:sz w:val="20"/>
-                <w:szCs w:val="20"/>
-                <w:lang w:val="en-US"/>
-              </w:rPr>
-              <w:t xml:space="preserve">, applying </w:t>
-            </w:r>
-            <w:r>
-              <w:rPr>
-                <w:rFonts w:ascii="Times New Roman" w:hAnsi="Times New Roman" w:eastAsia="Calibri" w:cs="Times New Roman"/>
-                <w:b w:val="1"/>
-                <w:bCs w:val="1"/>
-                <w:noProof w:val="0"/>
-                <w:sz w:val="20"/>
-                <w:szCs w:val="20"/>
-                <w:lang w:val="en-US"/>
-              </w:rPr>
-              <w:t>FP16 post-training quantization</w:t>
-            </w:r>
-            <w:r>
-              <w:rPr>
-                <w:rFonts w:ascii="Times New Roman" w:hAnsi="Times New Roman" w:eastAsia="Calibri" w:cs="Times New Roman"/>
-                <w:noProof w:val="0"/>
-                <w:sz w:val="20"/>
-                <w:szCs w:val="20"/>
-                <w:lang w:val="en-US"/>
-              </w:rPr>
-              <w:t xml:space="preserve"> to reduce end-to-end latency by </w:t>
-            </w:r>
-            <w:r>
-              <w:rPr>
-                <w:rFonts w:ascii="Times New Roman" w:hAnsi="Times New Roman" w:eastAsia="Calibri" w:cs="Times New Roman"/>
-                <w:b w:val="1"/>
-                <w:bCs w:val="1"/>
-                <w:noProof w:val="0"/>
-                <w:sz w:val="20"/>
-                <w:szCs w:val="20"/>
-                <w:lang w:val="en-US"/>
-              </w:rPr>
-              <w:t>~50%</w:t>
-            </w:r>
-            <w:r>
-              <w:rPr>
-                <w:rFonts w:ascii="Times New Roman" w:hAnsi="Times New Roman" w:eastAsia="Calibri" w:cs="Times New Roman"/>
-                <w:noProof w:val="0"/>
-                <w:sz w:val="20"/>
-                <w:szCs w:val="20"/>
-                <w:lang w:val="en-US"/>
-              </w:rPr>
-              <w:t xml:space="preserve"> on embedded platforms.</w:t>
+                <w:rFonts w:ascii="Times New Roman" w:hAnsi="Times New Roman" w:eastAsia="Times New Roman" w:cs="Times New Roman"/>
+                <w:noProof w:val="0"/>
+                <w:sz w:val="20"/>
+                <w:szCs w:val="20"/>
+                <w:lang w:val="en-US"/>
+              </w:rPr>
+              <w:t>Integrated the optimized perception model into a production inference engine and developed a sensor-agnostic ROS2 perception node supporting configurable camera and LiDAR inputs.</w:t>
             </w:r>
           </w:p>
           <w:p>
@@ -2713,13 +2410,9 @@
                 <w:ilvl w:val="0"/>
                 <w:numId w:val="17"/>
               </w:numPr>
-              <w:tabs>
-                <w:tab w:val="center" w:leader="none" w:pos="4119"/>
-              </w:tabs>
-              <w:spacing w:after="20"/>
               <w:jc w:val="both"/>
               <w:rPr>
-                <w:rFonts w:ascii="Times New Roman" w:hAnsi="Times New Roman" w:eastAsia="Calibri" w:cs="Times New Roman"/>
+                <w:rFonts w:ascii="Times New Roman" w:hAnsi="Times New Roman" w:eastAsia="Times New Roman" w:cs="Times New Roman"/>
                 <w:noProof w:val="0"/>
                 <w:sz w:val="20"/>
                 <w:szCs w:val="20"/>
@@ -2728,57 +2421,13 @@
             </w:pPr>
             <w:r>
               <w:rPr>
-                <w:rFonts w:ascii="Times New Roman" w:hAnsi="Times New Roman" w:eastAsia="Calibri" w:cs="Times New Roman"/>
-                <w:noProof w:val="0"/>
-                <w:sz w:val="20"/>
-                <w:szCs w:val="20"/>
-                <w:lang w:val="en-US"/>
-              </w:rPr>
-              <w:t xml:space="preserve">Implemented </w:t>
-            </w:r>
-            <w:r>
-              <w:rPr>
-                <w:rFonts w:ascii="Times New Roman" w:hAnsi="Times New Roman" w:eastAsia="Calibri" w:cs="Times New Roman"/>
-                <w:b w:val="1"/>
-                <w:bCs w:val="1"/>
-                <w:noProof w:val="0"/>
-                <w:sz w:val="20"/>
-                <w:szCs w:val="20"/>
-                <w:lang w:val="en-US"/>
-              </w:rPr>
-              <w:t>custom TensorRT plugins and CUDA kernels</w:t>
-            </w:r>
-            <w:r>
-              <w:rPr>
-                <w:rFonts w:ascii="Times New Roman" w:hAnsi="Times New Roman" w:eastAsia="Calibri" w:cs="Times New Roman"/>
-                <w:noProof w:val="0"/>
-                <w:sz w:val="20"/>
-                <w:szCs w:val="20"/>
-                <w:lang w:val="en-US"/>
-              </w:rPr>
-              <w:t xml:space="preserve"> for performance-critical operations, including </w:t>
-            </w:r>
-            <w:r>
-              <w:rPr>
-                <w:rFonts w:ascii="Times New Roman" w:hAnsi="Times New Roman" w:eastAsia="Calibri" w:cs="Times New Roman"/>
-                <w:b w:val="1"/>
-                <w:bCs w:val="1"/>
-                <w:noProof w:val="0"/>
-                <w:sz w:val="20"/>
-                <w:szCs w:val="20"/>
-                <w:lang w:val="en-US"/>
-              </w:rPr>
-              <w:t>BEV pooling (~1M camera points), voxelization, NMS, and bounding box decoding</w:t>
-            </w:r>
-            <w:r>
-              <w:rPr>
-                <w:rFonts w:ascii="Times New Roman" w:hAnsi="Times New Roman" w:eastAsia="Calibri" w:cs="Times New Roman"/>
-                <w:noProof w:val="0"/>
-                <w:sz w:val="20"/>
-                <w:szCs w:val="20"/>
-                <w:lang w:val="en-US"/>
-              </w:rPr>
-              <w:t>, addressing key runtime bottlenecks.</w:t>
+                <w:rFonts w:ascii="Times New Roman" w:hAnsi="Times New Roman" w:eastAsia="Times New Roman" w:cs="Times New Roman"/>
+                <w:noProof w:val="0"/>
+                <w:sz w:val="20"/>
+                <w:szCs w:val="20"/>
+                <w:lang w:val="en-US"/>
+              </w:rPr>
+              <w:t>Supported deployment of the perception stack on a production autonomous truck, following a V-model development process with unit testing, software-in-the-loop (SIL), and hardware-in-the-loop (HIL) validation.</w:t>
             </w:r>
           </w:p>
           <w:p>
@@ -2788,13 +2437,9 @@
                 <w:ilvl w:val="0"/>
                 <w:numId w:val="17"/>
               </w:numPr>
-              <w:tabs>
-                <w:tab w:val="center" w:leader="none" w:pos="4119"/>
-              </w:tabs>
-              <w:spacing w:after="20"/>
               <w:jc w:val="both"/>
               <w:rPr>
-                <w:rFonts w:ascii="Times New Roman" w:hAnsi="Times New Roman" w:eastAsia="Calibri" w:cs="Times New Roman"/>
+                <w:rFonts w:ascii="Times New Roman" w:hAnsi="Times New Roman" w:eastAsia="Times New Roman" w:cs="Times New Roman"/>
                 <w:noProof w:val="0"/>
                 <w:sz w:val="20"/>
                 <w:szCs w:val="20"/>
@@ -2803,17 +2448,22 @@
             </w:pPr>
             <w:r>
               <w:rPr>
-                <w:rFonts w:ascii="Times New Roman" w:hAnsi="Times New Roman" w:eastAsia="Calibri" w:cs="Times New Roman"/>
-                <w:noProof w:val="0"/>
-                <w:sz w:val="20"/>
-                <w:szCs w:val="20"/>
-                <w:lang w:val="en-US"/>
-              </w:rPr>
-              <w:t xml:space="preserve">Integrated the optimized model into a </w:t>
-            </w:r>
-            <w:r>
-              <w:rPr>
-                <w:rFonts w:ascii="Times New Roman" w:hAnsi="Times New Roman" w:eastAsia="Calibri" w:cs="Times New Roman"/>
+                <w:rFonts w:ascii="Times New Roman" w:hAnsi="Times New Roman" w:eastAsia="Times New Roman" w:cs="Times New Roman"/>
+                <w:noProof w:val="0"/>
+                <w:sz w:val="20"/>
+                <w:szCs w:val="20"/>
+                <w:lang w:val="en-US"/>
+              </w:rPr>
+              <w:t>Built an automated ML lifecycle pipeline using Comet and CI/CD for model training, versioning, ONNX/TensorRT conversion, validation, and deployment.</w:t>
+            </w:r>
+          </w:p>
+          <w:p>
+            <w:pPr>
+              <w:pStyle w:val="a"/>
+              <w:ind w:left="0"/>
+              <w:jc w:val="both"/>
+              <w:rPr>
+                <w:rFonts w:ascii="Times New Roman" w:hAnsi="Times New Roman" w:eastAsia="Times New Roman" w:cs="Times New Roman"/>
                 <w:b w:val="1"/>
                 <w:bCs w:val="1"/>
                 <w:noProof w:val="0"/>
@@ -2821,21 +2471,10 @@
                 <w:szCs w:val="20"/>
                 <w:lang w:val="en-US"/>
               </w:rPr>
-              <w:t>proprietary inference engine</w:t>
-            </w:r>
-            <w:r>
-              <w:rPr>
-                <w:rFonts w:ascii="Times New Roman" w:hAnsi="Times New Roman" w:eastAsia="Calibri" w:cs="Times New Roman"/>
-                <w:noProof w:val="0"/>
-                <w:sz w:val="20"/>
-                <w:szCs w:val="20"/>
-                <w:lang w:val="en-US"/>
-              </w:rPr>
-              <w:t xml:space="preserve"> and architected a </w:t>
-            </w:r>
-            <w:r>
-              <w:rPr>
-                <w:rFonts w:ascii="Times New Roman" w:hAnsi="Times New Roman" w:eastAsia="Calibri" w:cs="Times New Roman"/>
+            </w:pPr>
+            <w:r>
+              <w:rPr>
+                <w:rFonts w:ascii="Times New Roman" w:hAnsi="Times New Roman" w:eastAsia="Times New Roman" w:cs="Times New Roman"/>
                 <w:b w:val="1"/>
                 <w:bCs w:val="1"/>
                 <w:noProof w:val="0"/>
@@ -2843,17 +2482,7 @@
                 <w:szCs w:val="20"/>
                 <w:lang w:val="en-US"/>
               </w:rPr>
-              <w:t>sensor-abstracted ROS2 perception node</w:t>
-            </w:r>
-            <w:r>
-              <w:rPr>
-                <w:rFonts w:ascii="Times New Roman" w:hAnsi="Times New Roman" w:eastAsia="Calibri" w:cs="Times New Roman"/>
-                <w:noProof w:val="0"/>
-                <w:sz w:val="20"/>
-                <w:szCs w:val="20"/>
-                <w:lang w:val="en-US"/>
-              </w:rPr>
-              <w:t xml:space="preserve"> supporting arbitrary numbers of cameras and LiDARs, extensible to radar, with standardized ICP-defined outputs.</w:t>
+              <w:t>Research — Sim-to-Real Adaptation and Monocular Depth Estimation</w:t>
             </w:r>
           </w:p>
           <w:p>
@@ -2863,13 +2492,9 @@
                 <w:ilvl w:val="0"/>
                 <w:numId w:val="17"/>
               </w:numPr>
-              <w:tabs>
-                <w:tab w:val="center" w:leader="none" w:pos="4119"/>
-              </w:tabs>
-              <w:spacing w:after="20"/>
               <w:jc w:val="both"/>
               <w:rPr>
-                <w:rFonts w:ascii="Times New Roman" w:hAnsi="Times New Roman" w:eastAsia="Calibri" w:cs="Times New Roman"/>
+                <w:rFonts w:ascii="Times New Roman" w:hAnsi="Times New Roman" w:eastAsia="Times New Roman" w:cs="Times New Roman"/>
                 <w:noProof w:val="0"/>
                 <w:sz w:val="20"/>
                 <w:szCs w:val="20"/>
@@ -2878,668 +2503,13 @@
             </w:pPr>
             <w:r>
               <w:rPr>
-                <w:rFonts w:ascii="Times New Roman" w:hAnsi="Times New Roman" w:eastAsia="Calibri" w:cs="Times New Roman"/>
-                <w:noProof w:val="0"/>
-                <w:sz w:val="20"/>
-                <w:szCs w:val="20"/>
-                <w:lang w:val="en-US"/>
-              </w:rPr>
-              <w:t xml:space="preserve">Delivered the full perception stack to a </w:t>
-            </w:r>
-            <w:r>
-              <w:rPr>
-                <w:rFonts w:ascii="Times New Roman" w:hAnsi="Times New Roman" w:eastAsia="Calibri" w:cs="Times New Roman"/>
-                <w:b w:val="1"/>
-                <w:bCs w:val="1"/>
-                <w:noProof w:val="0"/>
-                <w:sz w:val="20"/>
-                <w:szCs w:val="20"/>
-                <w:lang w:val="en-US"/>
-              </w:rPr>
-              <w:t>production truck</w:t>
-            </w:r>
-            <w:r>
-              <w:rPr>
-                <w:rFonts w:ascii="Times New Roman" w:hAnsi="Times New Roman" w:eastAsia="Calibri" w:cs="Times New Roman"/>
-                <w:noProof w:val="0"/>
-                <w:sz w:val="20"/>
-                <w:szCs w:val="20"/>
-                <w:lang w:val="en-US"/>
-              </w:rPr>
-              <w:t xml:space="preserve">, following a </w:t>
-            </w:r>
-            <w:r>
-              <w:rPr>
-                <w:rFonts w:ascii="Times New Roman" w:hAnsi="Times New Roman" w:eastAsia="Calibri" w:cs="Times New Roman"/>
-                <w:b w:val="1"/>
-                <w:bCs w:val="1"/>
-                <w:noProof w:val="0"/>
-                <w:sz w:val="20"/>
-                <w:szCs w:val="20"/>
-                <w:lang w:val="en-US"/>
-              </w:rPr>
-              <w:t>V-model development process</w:t>
-            </w:r>
-            <w:r>
-              <w:rPr>
-                <w:rFonts w:ascii="Times New Roman" w:hAnsi="Times New Roman" w:eastAsia="Calibri" w:cs="Times New Roman"/>
-                <w:noProof w:val="0"/>
-                <w:sz w:val="20"/>
-                <w:szCs w:val="20"/>
-                <w:lang w:val="en-US"/>
-              </w:rPr>
-              <w:t xml:space="preserve"> with </w:t>
-            </w:r>
-            <w:r>
-              <w:rPr>
-                <w:rFonts w:ascii="Times New Roman" w:hAnsi="Times New Roman" w:eastAsia="Calibri" w:cs="Times New Roman"/>
-                <w:b w:val="1"/>
-                <w:bCs w:val="1"/>
-                <w:noProof w:val="0"/>
-                <w:sz w:val="20"/>
-                <w:szCs w:val="20"/>
-                <w:lang w:val="en-US"/>
-              </w:rPr>
-              <w:t>unit testing, SIL, and HIL validation</w:t>
-            </w:r>
-            <w:r>
-              <w:rPr>
-                <w:rFonts w:ascii="Times New Roman" w:hAnsi="Times New Roman" w:eastAsia="Calibri" w:cs="Times New Roman"/>
-                <w:noProof w:val="0"/>
-                <w:sz w:val="20"/>
-                <w:szCs w:val="20"/>
-                <w:lang w:val="en-US"/>
-              </w:rPr>
-              <w:t xml:space="preserve">, supported by rich visualization tools in </w:t>
-            </w:r>
-            <w:r>
-              <w:rPr>
-                <w:rFonts w:ascii="Times New Roman" w:hAnsi="Times New Roman" w:eastAsia="Calibri" w:cs="Times New Roman"/>
-                <w:b w:val="1"/>
-                <w:bCs w:val="1"/>
-                <w:noProof w:val="0"/>
-                <w:sz w:val="20"/>
-                <w:szCs w:val="20"/>
-                <w:lang w:val="en-US"/>
-              </w:rPr>
-              <w:t>RViz and Foxglove</w:t>
-            </w:r>
-            <w:r>
-              <w:rPr>
-                <w:rFonts w:ascii="Times New Roman" w:hAnsi="Times New Roman" w:eastAsia="Calibri" w:cs="Times New Roman"/>
-                <w:noProof w:val="0"/>
-                <w:sz w:val="20"/>
-                <w:szCs w:val="20"/>
-                <w:lang w:val="en-US"/>
-              </w:rPr>
-              <w:t>.</w:t>
-            </w:r>
-          </w:p>
-          <w:p>
-            <w:pPr>
-              <w:pStyle w:val="a6"/>
-              <w:numPr>
-                <w:ilvl w:val="0"/>
-                <w:numId w:val="17"/>
-              </w:numPr>
-              <w:tabs>
-                <w:tab w:val="center" w:leader="none" w:pos="4119"/>
-              </w:tabs>
-              <w:spacing w:after="20"/>
-              <w:jc w:val="both"/>
-              <w:rPr>
-                <w:rFonts w:ascii="Times New Roman" w:hAnsi="Times New Roman" w:eastAsia="Calibri" w:cs="Times New Roman"/>
-                <w:noProof w:val="0"/>
-                <w:sz w:val="20"/>
-                <w:szCs w:val="20"/>
-                <w:lang w:val="en-US"/>
-              </w:rPr>
-            </w:pPr>
-            <w:r>
-              <w:rPr>
-                <w:rFonts w:ascii="Times New Roman" w:hAnsi="Times New Roman" w:eastAsia="Calibri" w:cs="Times New Roman"/>
-                <w:noProof w:val="0"/>
-                <w:sz w:val="20"/>
-                <w:szCs w:val="20"/>
-                <w:lang w:val="en-US"/>
-              </w:rPr>
-              <w:t xml:space="preserve">Built a </w:t>
-            </w:r>
-            <w:r>
-              <w:rPr>
-                <w:rFonts w:ascii="Times New Roman" w:hAnsi="Times New Roman" w:eastAsia="Calibri" w:cs="Times New Roman"/>
-                <w:b w:val="1"/>
-                <w:bCs w:val="1"/>
-                <w:noProof w:val="0"/>
-                <w:sz w:val="20"/>
-                <w:szCs w:val="20"/>
-                <w:lang w:val="en-US"/>
-              </w:rPr>
-              <w:t xml:space="preserve">fully automated end-to-end </w:t>
-            </w:r>
-            <w:r>
-              <w:rPr>
-                <w:rFonts w:ascii="Times New Roman" w:hAnsi="Times New Roman" w:eastAsia="Calibri" w:cs="Times New Roman"/>
-                <w:b w:val="1"/>
-                <w:bCs w:val="1"/>
-                <w:noProof w:val="0"/>
-                <w:sz w:val="20"/>
-                <w:szCs w:val="20"/>
-                <w:lang w:val="en-US"/>
-              </w:rPr>
-              <w:t>MLOps</w:t>
-            </w:r>
-            <w:r>
-              <w:rPr>
-                <w:rFonts w:ascii="Times New Roman" w:hAnsi="Times New Roman" w:eastAsia="Calibri" w:cs="Times New Roman"/>
-                <w:b w:val="1"/>
-                <w:bCs w:val="1"/>
-                <w:noProof w:val="0"/>
-                <w:sz w:val="20"/>
-                <w:szCs w:val="20"/>
-                <w:lang w:val="en-US"/>
-              </w:rPr>
-              <w:t xml:space="preserve"> pipeline</w:t>
-            </w:r>
-            <w:r>
-              <w:rPr>
-                <w:rFonts w:ascii="Times New Roman" w:hAnsi="Times New Roman" w:eastAsia="Calibri" w:cs="Times New Roman"/>
-                <w:noProof w:val="0"/>
-                <w:sz w:val="20"/>
-                <w:szCs w:val="20"/>
-                <w:lang w:val="en-US"/>
-              </w:rPr>
-              <w:t xml:space="preserve"> for model training, versioning, conversion, validation, and deployment using </w:t>
-            </w:r>
-            <w:r>
-              <w:rPr>
-                <w:rFonts w:ascii="Times New Roman" w:hAnsi="Times New Roman" w:eastAsia="Calibri" w:cs="Times New Roman"/>
-                <w:b w:val="1"/>
-                <w:bCs w:val="1"/>
-                <w:noProof w:val="0"/>
-                <w:sz w:val="20"/>
-                <w:szCs w:val="20"/>
-                <w:lang w:val="en-US"/>
-              </w:rPr>
-              <w:t>Comet + CI/CD</w:t>
-            </w:r>
-            <w:r>
-              <w:rPr>
-                <w:rFonts w:ascii="Times New Roman" w:hAnsi="Times New Roman" w:eastAsia="Calibri" w:cs="Times New Roman"/>
-                <w:noProof w:val="0"/>
-                <w:sz w:val="20"/>
-                <w:szCs w:val="20"/>
-                <w:lang w:val="en-US"/>
-              </w:rPr>
-              <w:t>, enabling seamless rollout of new model versions via a single configuration update.</w:t>
-            </w:r>
-          </w:p>
-          <w:p>
-            <w:pPr>
-              <w:tabs>
-                <w:tab w:val="center" w:leader="none" w:pos="4119"/>
-              </w:tabs>
-              <w:spacing w:after="20"/>
-              <w:ind w:left="0"/>
-              <w:jc w:val="both"/>
-              <w:rPr>
-                <w:rFonts w:ascii="Times New Roman" w:hAnsi="Times New Roman" w:eastAsia="Calibri" w:cs="Times New Roman"/>
-                <w:b w:val="1"/>
-                <w:bCs w:val="1"/>
-                <w:i w:val="1"/>
-                <w:iCs w:val="1"/>
-                <w:noProof w:val="0"/>
-                <w:sz w:val="20"/>
-                <w:szCs w:val="20"/>
-                <w:lang w:val="en-US"/>
-              </w:rPr>
-            </w:pPr>
-          </w:p>
-          <w:p>
-            <w:pPr>
-              <w:tabs>
-                <w:tab w:val="center" w:leader="none" w:pos="4119"/>
-              </w:tabs>
-              <w:spacing w:after="20"/>
-              <w:ind w:left="0"/>
-              <w:jc w:val="both"/>
-              <w:rPr>
-                <w:rFonts w:ascii="Times New Roman" w:hAnsi="Times New Roman" w:eastAsia="Calibri" w:cs="Times New Roman"/>
-                <w:b w:val="1"/>
-                <w:bCs w:val="1"/>
-                <w:i w:val="1"/>
-                <w:iCs w:val="1"/>
-                <w:noProof w:val="0"/>
-                <w:sz w:val="20"/>
-                <w:szCs w:val="20"/>
-                <w:lang w:val="en-US"/>
-              </w:rPr>
-            </w:pPr>
-            <w:r>
-              <w:rPr>
-                <w:rFonts w:ascii="Times New Roman" w:hAnsi="Times New Roman" w:eastAsia="Calibri" w:cs="Times New Roman"/>
-                <w:b w:val="1"/>
-                <w:bCs w:val="1"/>
-                <w:i w:val="1"/>
-                <w:iCs w:val="1"/>
-                <w:noProof w:val="0"/>
-                <w:sz w:val="20"/>
-                <w:szCs w:val="20"/>
-                <w:lang w:val="en-US"/>
-              </w:rPr>
-              <w:t>Unsupervised Domain Adaptation &amp; Monocular Depth Estimation</w:t>
-            </w:r>
-          </w:p>
-          <w:p>
-            <w:pPr>
-              <w:pStyle w:val="a6"/>
-              <w:numPr>
-                <w:ilvl w:val="0"/>
-                <w:numId w:val="17"/>
-              </w:numPr>
-              <w:rPr>
-                <w:rFonts w:ascii="Times New Roman" w:hAnsi="Times New Roman" w:eastAsia="Times New Roman" w:cs="Times New Roman"/>
-                <w:noProof w:val="0"/>
-                <w:sz w:val="20"/>
-                <w:szCs w:val="20"/>
-                <w:lang w:val="en-US"/>
-              </w:rPr>
-            </w:pPr>
-            <w:r>
-              <w:rPr>
-                <w:rFonts w:ascii="Times New Roman" w:hAnsi="Times New Roman" w:eastAsia="Times New Roman" w:cs="Times New Roman"/>
-                <w:noProof w:val="0"/>
-                <w:sz w:val="20"/>
-                <w:szCs w:val="20"/>
-                <w:lang w:val="en-US"/>
-              </w:rPr>
-              <w:t xml:space="preserve">Implemented a </w:t>
-            </w:r>
-            <w:r>
-              <w:rPr>
-                <w:rFonts w:ascii="Times New Roman" w:hAnsi="Times New Roman" w:eastAsia="Times New Roman" w:cs="Times New Roman"/>
-                <w:b w:val="1"/>
-                <w:bCs w:val="1"/>
-                <w:noProof w:val="0"/>
-                <w:sz w:val="20"/>
-                <w:szCs w:val="20"/>
-                <w:lang w:val="en-US"/>
-              </w:rPr>
-              <w:t>POC for geometric Unsupervised Domain Adaptation (GUDA)</w:t>
-            </w:r>
-            <w:r>
-              <w:rPr>
-                <w:rFonts w:ascii="Times New Roman" w:hAnsi="Times New Roman" w:eastAsia="Times New Roman" w:cs="Times New Roman"/>
-                <w:noProof w:val="0"/>
-                <w:sz w:val="20"/>
-                <w:szCs w:val="20"/>
-                <w:lang w:val="en-US"/>
-              </w:rPr>
-              <w:t xml:space="preserve"> to address sim-to-real gaps in autonomous driving perception, leveraging </w:t>
-            </w:r>
-            <w:r>
-              <w:rPr>
-                <w:rFonts w:ascii="Times New Roman" w:hAnsi="Times New Roman" w:eastAsia="Times New Roman" w:cs="Times New Roman"/>
-                <w:b w:val="1"/>
-                <w:bCs w:val="1"/>
-                <w:noProof w:val="0"/>
-                <w:sz w:val="20"/>
-                <w:szCs w:val="20"/>
-                <w:lang w:val="en-US"/>
-              </w:rPr>
-              <w:t>large-scale synthetic data from Parallel Domain</w:t>
-            </w:r>
-            <w:r>
-              <w:rPr>
-                <w:rFonts w:ascii="Times New Roman" w:hAnsi="Times New Roman" w:eastAsia="Times New Roman" w:cs="Times New Roman"/>
-                <w:noProof w:val="0"/>
-                <w:sz w:val="20"/>
-                <w:szCs w:val="20"/>
-                <w:lang w:val="en-US"/>
-              </w:rPr>
-              <w:t xml:space="preserve"> without labeled real-world supervision.</w:t>
-            </w:r>
-          </w:p>
-          <w:p>
-            <w:pPr>
-              <w:pStyle w:val="a6"/>
-              <w:numPr>
-                <w:ilvl w:val="0"/>
-                <w:numId w:val="17"/>
-              </w:numPr>
-              <w:rPr>
-                <w:rFonts w:ascii="Times New Roman" w:hAnsi="Times New Roman" w:eastAsia="Times New Roman" w:cs="Times New Roman"/>
-                <w:noProof w:val="0"/>
-                <w:sz w:val="20"/>
-                <w:szCs w:val="20"/>
-                <w:lang w:val="en-US"/>
-              </w:rPr>
-            </w:pPr>
-            <w:r>
-              <w:rPr>
-                <w:rFonts w:ascii="Times New Roman" w:hAnsi="Times New Roman" w:eastAsia="Times New Roman" w:cs="Times New Roman"/>
-                <w:noProof w:val="0"/>
-                <w:sz w:val="20"/>
-                <w:szCs w:val="20"/>
-                <w:lang w:val="en-US"/>
-              </w:rPr>
-              <w:t xml:space="preserve">Designed a </w:t>
-            </w:r>
-            <w:r>
-              <w:rPr>
-                <w:rFonts w:ascii="Times New Roman" w:hAnsi="Times New Roman" w:eastAsia="Times New Roman" w:cs="Times New Roman"/>
-                <w:b w:val="1"/>
-                <w:bCs w:val="1"/>
-                <w:noProof w:val="0"/>
-                <w:sz w:val="20"/>
-                <w:szCs w:val="20"/>
-                <w:lang w:val="en-US"/>
-              </w:rPr>
-              <w:t>geometry-guided adaptation pipeline</w:t>
-            </w:r>
-            <w:r>
-              <w:rPr>
-                <w:rFonts w:ascii="Times New Roman" w:hAnsi="Times New Roman" w:eastAsia="Times New Roman" w:cs="Times New Roman"/>
-                <w:noProof w:val="0"/>
-                <w:sz w:val="20"/>
-                <w:szCs w:val="20"/>
-                <w:lang w:val="en-US"/>
-              </w:rPr>
-              <w:t xml:space="preserve"> for </w:t>
-            </w:r>
-            <w:r>
-              <w:rPr>
-                <w:rFonts w:ascii="Times New Roman" w:hAnsi="Times New Roman" w:eastAsia="Times New Roman" w:cs="Times New Roman"/>
-                <w:b w:val="1"/>
-                <w:bCs w:val="1"/>
-                <w:noProof w:val="0"/>
-                <w:sz w:val="20"/>
-                <w:szCs w:val="20"/>
-                <w:lang w:val="en-US"/>
-              </w:rPr>
-              <w:t>semantic segmentation and monocular depth estimation</w:t>
-            </w:r>
-            <w:r>
-              <w:rPr>
-                <w:rFonts w:ascii="Times New Roman" w:hAnsi="Times New Roman" w:eastAsia="Times New Roman" w:cs="Times New Roman"/>
-                <w:noProof w:val="0"/>
-                <w:sz w:val="20"/>
-                <w:szCs w:val="20"/>
-                <w:lang w:val="en-US"/>
-              </w:rPr>
-              <w:t xml:space="preserve">, enforcing cross-domain consistency using </w:t>
-            </w:r>
-            <w:r>
-              <w:rPr>
-                <w:rFonts w:ascii="Times New Roman" w:hAnsi="Times New Roman" w:eastAsia="Times New Roman" w:cs="Times New Roman"/>
-                <w:b w:val="1"/>
-                <w:bCs w:val="1"/>
-                <w:noProof w:val="0"/>
-                <w:sz w:val="20"/>
-                <w:szCs w:val="20"/>
-                <w:lang w:val="en-US"/>
-              </w:rPr>
-              <w:t>depth, camera pose, and geometric alignment constraints</w:t>
-            </w:r>
-            <w:r>
-              <w:rPr>
-                <w:rFonts w:ascii="Times New Roman" w:hAnsi="Times New Roman" w:eastAsia="Times New Roman" w:cs="Times New Roman"/>
-                <w:noProof w:val="0"/>
-                <w:sz w:val="20"/>
-                <w:szCs w:val="20"/>
-                <w:lang w:val="en-US"/>
-              </w:rPr>
-              <w:t>.</w:t>
-            </w:r>
-          </w:p>
-          <w:p>
-            <w:pPr>
-              <w:pStyle w:val="a6"/>
-              <w:numPr>
-                <w:ilvl w:val="0"/>
-                <w:numId w:val="17"/>
-              </w:numPr>
-              <w:rPr>
-                <w:rFonts w:ascii="Times New Roman" w:hAnsi="Times New Roman" w:eastAsia="Times New Roman" w:cs="Times New Roman"/>
-                <w:noProof w:val="0"/>
-                <w:sz w:val="20"/>
-                <w:szCs w:val="20"/>
-                <w:lang w:val="en-US"/>
-              </w:rPr>
-            </w:pPr>
-            <w:r>
-              <w:rPr>
-                <w:rFonts w:ascii="Times New Roman" w:hAnsi="Times New Roman" w:eastAsia="Times New Roman" w:cs="Times New Roman"/>
-                <w:noProof w:val="0"/>
-                <w:sz w:val="20"/>
-                <w:szCs w:val="20"/>
-                <w:lang w:val="en-US"/>
-              </w:rPr>
-              <w:t xml:space="preserve">Developed an </w:t>
-            </w:r>
-            <w:r>
-              <w:rPr>
-                <w:rFonts w:ascii="Times New Roman" w:hAnsi="Times New Roman" w:eastAsia="Times New Roman" w:cs="Times New Roman"/>
-                <w:b w:val="1"/>
-                <w:bCs w:val="1"/>
-                <w:noProof w:val="0"/>
-                <w:sz w:val="20"/>
-                <w:szCs w:val="20"/>
-                <w:lang w:val="en-US"/>
-              </w:rPr>
-              <w:t>unsupervised monocular depth estimation model</w:t>
-            </w:r>
-            <w:r>
-              <w:rPr>
-                <w:rFonts w:ascii="Times New Roman" w:hAnsi="Times New Roman" w:eastAsia="Times New Roman" w:cs="Times New Roman"/>
-                <w:noProof w:val="0"/>
-                <w:sz w:val="20"/>
-                <w:szCs w:val="20"/>
-                <w:lang w:val="en-US"/>
-              </w:rPr>
-              <w:t xml:space="preserve"> using </w:t>
-            </w:r>
-            <w:r>
-              <w:rPr>
-                <w:rFonts w:ascii="Times New Roman" w:hAnsi="Times New Roman" w:eastAsia="Times New Roman" w:cs="Times New Roman"/>
-                <w:b w:val="1"/>
-                <w:bCs w:val="1"/>
-                <w:noProof w:val="0"/>
-                <w:sz w:val="20"/>
-                <w:szCs w:val="20"/>
-                <w:lang w:val="en-US"/>
-              </w:rPr>
-              <w:t>view synthesis and photometric reconstruction</w:t>
-            </w:r>
-            <w:r>
-              <w:rPr>
-                <w:rFonts w:ascii="Times New Roman" w:hAnsi="Times New Roman" w:eastAsia="Times New Roman" w:cs="Times New Roman"/>
-                <w:noProof w:val="0"/>
-                <w:sz w:val="20"/>
-                <w:szCs w:val="20"/>
-                <w:lang w:val="en-US"/>
-              </w:rPr>
-              <w:t xml:space="preserve">, jointly learning depth and ego-motion from monocular video sequences via </w:t>
-            </w:r>
-            <w:r>
-              <w:rPr>
-                <w:rFonts w:ascii="Times New Roman" w:hAnsi="Times New Roman" w:eastAsia="Times New Roman" w:cs="Times New Roman"/>
-                <w:b w:val="1"/>
-                <w:bCs w:val="1"/>
-                <w:noProof w:val="0"/>
-                <w:sz w:val="20"/>
-                <w:szCs w:val="20"/>
-                <w:lang w:val="en-US"/>
-              </w:rPr>
-              <w:t>differentiable warping and multi-scale losses</w:t>
-            </w:r>
-            <w:r>
-              <w:rPr>
-                <w:rFonts w:ascii="Times New Roman" w:hAnsi="Times New Roman" w:eastAsia="Times New Roman" w:cs="Times New Roman"/>
-                <w:noProof w:val="0"/>
-                <w:sz w:val="20"/>
-                <w:szCs w:val="20"/>
-                <w:lang w:val="en-US"/>
-              </w:rPr>
-              <w:t>.</w:t>
-            </w:r>
-          </w:p>
-          <w:p>
-            <w:pPr>
-              <w:pStyle w:val="a6"/>
-              <w:numPr>
-                <w:ilvl w:val="0"/>
-                <w:numId w:val="17"/>
-              </w:numPr>
-              <w:rPr>
-                <w:rFonts w:ascii="Times New Roman" w:hAnsi="Times New Roman" w:eastAsia="Times New Roman" w:cs="Times New Roman"/>
-                <w:noProof w:val="0"/>
-                <w:sz w:val="20"/>
-                <w:szCs w:val="20"/>
-                <w:lang w:val="en-US"/>
-              </w:rPr>
-            </w:pPr>
-            <w:r>
-              <w:rPr>
-                <w:rFonts w:ascii="Times New Roman" w:hAnsi="Times New Roman" w:eastAsia="Times New Roman" w:cs="Times New Roman"/>
-                <w:noProof w:val="0"/>
-                <w:sz w:val="20"/>
-                <w:szCs w:val="20"/>
-                <w:lang w:val="en-US"/>
-              </w:rPr>
-              <w:t xml:space="preserve">Incorporated </w:t>
-            </w:r>
-            <w:r>
-              <w:rPr>
-                <w:rFonts w:ascii="Times New Roman" w:hAnsi="Times New Roman" w:eastAsia="Times New Roman" w:cs="Times New Roman"/>
-                <w:b w:val="1"/>
-                <w:bCs w:val="1"/>
-                <w:noProof w:val="0"/>
-                <w:sz w:val="20"/>
-                <w:szCs w:val="20"/>
-                <w:lang w:val="en-US"/>
-              </w:rPr>
-              <w:t>geometric priors</w:t>
-            </w:r>
-            <w:r>
-              <w:rPr>
-                <w:rFonts w:ascii="Times New Roman" w:hAnsi="Times New Roman" w:eastAsia="Times New Roman" w:cs="Times New Roman"/>
-                <w:noProof w:val="0"/>
-                <w:sz w:val="20"/>
-                <w:szCs w:val="20"/>
-                <w:lang w:val="en-US"/>
-              </w:rPr>
-              <w:t xml:space="preserve"> including edge-aware smoothness, occlusion masking, temporal consistency, and scale-invariant normalization to improve depth stability in dynamic driving environments.</w:t>
-            </w:r>
-          </w:p>
-          <w:p>
-            <w:pPr>
-              <w:pStyle w:val="a6"/>
-              <w:numPr>
-                <w:ilvl w:val="0"/>
-                <w:numId w:val="17"/>
-              </w:numPr>
-              <w:rPr>
-                <w:rFonts w:ascii="Times New Roman" w:hAnsi="Times New Roman" w:eastAsia="Times New Roman" w:cs="Times New Roman"/>
-                <w:noProof w:val="0"/>
-                <w:sz w:val="20"/>
-                <w:szCs w:val="20"/>
-                <w:lang w:val="en-US"/>
-              </w:rPr>
-            </w:pPr>
-            <w:r>
-              <w:rPr>
-                <w:rFonts w:ascii="Times New Roman" w:hAnsi="Times New Roman" w:eastAsia="Times New Roman" w:cs="Times New Roman"/>
-                <w:noProof w:val="0"/>
-                <w:sz w:val="20"/>
-                <w:szCs w:val="20"/>
-                <w:lang w:val="en-US"/>
-              </w:rPr>
-              <w:t xml:space="preserve">Evaluated adapted models on real-world driving data, </w:t>
-            </w:r>
-            <w:r>
-              <w:rPr>
-                <w:rFonts w:ascii="Times New Roman" w:hAnsi="Times New Roman" w:eastAsia="Times New Roman" w:cs="Times New Roman"/>
-                <w:noProof w:val="0"/>
-                <w:sz w:val="20"/>
-                <w:szCs w:val="20"/>
-                <w:lang w:val="en-US"/>
-              </w:rPr>
-              <w:t>demonstrating</w:t>
-            </w:r>
-            <w:r>
-              <w:rPr>
-                <w:rFonts w:ascii="Times New Roman" w:hAnsi="Times New Roman" w:eastAsia="Times New Roman" w:cs="Times New Roman"/>
-                <w:noProof w:val="0"/>
-                <w:sz w:val="20"/>
-                <w:szCs w:val="20"/>
-                <w:lang w:val="en-US"/>
-              </w:rPr>
-              <w:t xml:space="preserve"> </w:t>
-            </w:r>
-            <w:r>
-              <w:rPr>
-                <w:rFonts w:ascii="Times New Roman" w:hAnsi="Times New Roman" w:eastAsia="Times New Roman" w:cs="Times New Roman"/>
-                <w:b w:val="1"/>
-                <w:bCs w:val="1"/>
-                <w:noProof w:val="0"/>
-                <w:sz w:val="20"/>
-                <w:szCs w:val="20"/>
-                <w:lang w:val="en-US"/>
-              </w:rPr>
-              <w:t>improved generalization over non-adapted baselines</w:t>
-            </w:r>
-            <w:r>
-              <w:rPr>
-                <w:rFonts w:ascii="Times New Roman" w:hAnsi="Times New Roman" w:eastAsia="Times New Roman" w:cs="Times New Roman"/>
-                <w:noProof w:val="0"/>
-                <w:sz w:val="20"/>
-                <w:szCs w:val="20"/>
-                <w:lang w:val="en-US"/>
-              </w:rPr>
-              <w:t xml:space="preserve"> for both </w:t>
-            </w:r>
-            <w:r>
-              <w:rPr>
-                <w:rFonts w:ascii="Times New Roman" w:hAnsi="Times New Roman" w:eastAsia="Times New Roman" w:cs="Times New Roman"/>
-                <w:b w:val="1"/>
-                <w:bCs w:val="1"/>
-                <w:noProof w:val="0"/>
-                <w:sz w:val="20"/>
-                <w:szCs w:val="20"/>
-                <w:lang w:val="en-US"/>
-              </w:rPr>
-              <w:t>segmentation and depth estimation</w:t>
-            </w:r>
-            <w:r>
-              <w:rPr>
-                <w:rFonts w:ascii="Times New Roman" w:hAnsi="Times New Roman" w:eastAsia="Times New Roman" w:cs="Times New Roman"/>
-                <w:noProof w:val="0"/>
-                <w:sz w:val="20"/>
-                <w:szCs w:val="20"/>
-                <w:lang w:val="en-US"/>
-              </w:rPr>
-              <w:t xml:space="preserve">, </w:t>
-            </w:r>
-            <w:r>
-              <w:rPr>
-                <w:rFonts w:ascii="Times New Roman" w:hAnsi="Times New Roman" w:eastAsia="Times New Roman" w:cs="Times New Roman"/>
-                <w:noProof w:val="0"/>
-                <w:sz w:val="20"/>
-                <w:szCs w:val="20"/>
-                <w:lang w:val="en-US"/>
-              </w:rPr>
-              <w:t>validating</w:t>
-            </w:r>
-            <w:r>
-              <w:rPr>
-                <w:rFonts w:ascii="Times New Roman" w:hAnsi="Times New Roman" w:eastAsia="Times New Roman" w:cs="Times New Roman"/>
-                <w:noProof w:val="0"/>
-                <w:sz w:val="20"/>
-                <w:szCs w:val="20"/>
-                <w:lang w:val="en-US"/>
-              </w:rPr>
-              <w:t xml:space="preserve"> the effectiveness of GUDA-based sim-to-real transfer.</w:t>
+                <w:rFonts w:ascii="Times New Roman" w:hAnsi="Times New Roman" w:eastAsia="Times New Roman" w:cs="Times New Roman"/>
+                <w:noProof w:val="0"/>
+                <w:sz w:val="20"/>
+                <w:szCs w:val="20"/>
+                <w:lang w:val="en-US"/>
+              </w:rPr>
+              <w:t>Developed a proof of concept for geometry-guided unsupervised domain adaptation using synthetic driving data, combining semantic segmentation and monocular depth estimation to address the simulation-to-real domain gap.</w:t>
             </w:r>
           </w:p>
           <w:p>
@@ -3561,7 +2531,7 @@
       <w:tr>
         <w:tc>
           <w:tcPr>
-            <w:tcW w:w="8455" w:type="dxa"/>
+            <w:tcW w:w="8235" w:type="dxa"/>
             <w:tcMar/>
           </w:tcPr>
           <w:p>
@@ -3650,7 +2620,7 @@
         </w:tc>
         <w:tc>
           <w:tcPr>
-            <w:tcW w:w="2335" w:type="dxa"/>
+            <w:tcW w:w="2555" w:type="dxa"/>
             <w:tcMar/>
           </w:tcPr>
           <w:p>
@@ -3895,24 +2865,51 @@
               <w:tabs>
                 <w:tab w:val="left" w:pos="2010"/>
               </w:tabs>
-              <w:rPr>
-                <w:rFonts w:ascii="Times New Roman" w:hAnsi="Times New Roman" w:cs="Times New Roman"/>
-                <w:i/>
-                <w:iCs/>
+            </w:pPr>
+            <w:r>
+              <w:rPr>
+                <w:rFonts w:ascii="Times New Roman" w:hAnsi="Times New Roman" w:cs="Times New Roman"/>
+                <w:i w:val="1"/>
+                <w:iCs w:val="1"/>
                 <w:sz w:val="18"/>
-                <w:szCs w:val="20"/>
+                <w:szCs w:val="18"/>
+              </w:rPr>
+              <w:t xml:space="preserve">Python, </w:t>
+            </w:r>
+            <w:r>
+              <w:rPr>
+                <w:rFonts w:ascii="Times New Roman" w:hAnsi="Times New Roman" w:cs="Times New Roman"/>
+                <w:i w:val="1"/>
+                <w:iCs w:val="1"/>
+                <w:sz w:val="18"/>
+                <w:szCs w:val="18"/>
+              </w:rPr>
+              <w:t>Pytorch</w:t>
+            </w:r>
+            <w:r>
+              <w:rPr>
+                <w:rFonts w:ascii="Times New Roman" w:hAnsi="Times New Roman" w:cs="Times New Roman"/>
+                <w:i w:val="1"/>
+                <w:iCs w:val="1"/>
+                <w:sz w:val="18"/>
+                <w:szCs w:val="18"/>
+              </w:rPr>
+              <w:t>, CARLA</w:t>
+            </w:r>
+          </w:p>
+          <w:p>
+            <w:pPr>
+              <w:tabs>
+                <w:tab w:val="left" w:pos="2010"/>
+              </w:tabs>
+              <w:rPr>
+                <w:rFonts w:ascii="Times New Roman" w:hAnsi="Times New Roman" w:cs="Times New Roman"/>
+                <w:i w:val="1"/>
+                <w:iCs w:val="1"/>
+                <w:sz w:val="12"/>
+                <w:szCs w:val="12"/>
               </w:rPr>
             </w:pPr>
-            <w:r>
-              <w:rPr>
-                <w:rFonts w:ascii="Times New Roman" w:hAnsi="Times New Roman" w:cs="Times New Roman"/>
-                <w:i/>
-                <w:iCs/>
-                <w:sz w:val="18"/>
-                <w:szCs w:val="20"/>
-              </w:rPr>
-              <w:t>Python, Pytorch, CARLA</w:t>
-            </w:r>
           </w:p>
         </w:tc>
         <w:tc>
@@ -3974,7 +2971,7 @@
                 <w:ilvl w:val="0"/>
                 <w:numId w:val="11"/>
               </w:numPr>
-              <w:spacing w:before="240" w:beforeAutospacing="off" w:after="0" w:afterAutospacing="off"/>
+              <w:spacing w:before="0" w:beforeAutospacing="off" w:after="0" w:afterAutospacing="off"/>
               <w:rPr>
                 <w:rFonts w:ascii="Times New Roman" w:hAnsi="Times New Roman" w:eastAsia="Times New Roman" w:cs="Times New Roman"/>
                 <w:noProof w:val="0"/>
@@ -3991,29 +2988,7 @@
                 <w:szCs w:val="20"/>
                 <w:lang w:val="en-US"/>
               </w:rPr>
-              <w:t xml:space="preserve">Built a </w:t>
-            </w:r>
-            <w:r>
-              <w:rPr>
-                <w:rFonts w:ascii="Times New Roman" w:hAnsi="Times New Roman" w:eastAsia="Times New Roman" w:cs="Times New Roman"/>
-                <w:b w:val="1"/>
-                <w:bCs w:val="1"/>
-                <w:noProof w:val="0"/>
-                <w:sz w:val="20"/>
-                <w:szCs w:val="20"/>
-                <w:lang w:val="en-US"/>
-              </w:rPr>
-              <w:t>scalable synthetic data generation toolkit using CARLA</w:t>
-            </w:r>
-            <w:r>
-              <w:rPr>
-                <w:rFonts w:ascii="Times New Roman" w:hAnsi="Times New Roman" w:eastAsia="Times New Roman" w:cs="Times New Roman"/>
-                <w:noProof w:val="0"/>
-                <w:sz w:val="20"/>
-                <w:szCs w:val="20"/>
-                <w:lang w:val="en-US"/>
-              </w:rPr>
-              <w:t>, enabling unlimited multi-task datasets for autonomous driving perception (depth, optical flow, segmentation, 2D/3D detection).</w:t>
+              <w:t>Built a configurable synthetic-data generation toolkit for autonomous-driving perception, supporting depth, optical flow, semantic segmentation, and 2D/3D object detection.</w:t>
             </w:r>
           </w:p>
           <w:p>
@@ -4040,663 +3015,27 @@
                 <w:szCs w:val="20"/>
                 <w:lang w:val="en-US"/>
               </w:rPr>
-              <w:t xml:space="preserve">Implemented a </w:t>
-            </w:r>
-            <w:r>
-              <w:rPr>
-                <w:rFonts w:ascii="Times New Roman" w:hAnsi="Times New Roman" w:eastAsia="Times New Roman" w:cs="Times New Roman"/>
-                <w:b w:val="1"/>
-                <w:bCs w:val="1"/>
-                <w:noProof w:val="0"/>
-                <w:sz w:val="20"/>
-                <w:szCs w:val="20"/>
-                <w:lang w:val="en-US"/>
-              </w:rPr>
-              <w:t>highly configurable multi-sensor simulation framework</w:t>
-            </w:r>
-            <w:r>
-              <w:rPr>
-                <w:rFonts w:ascii="Times New Roman" w:hAnsi="Times New Roman" w:eastAsia="Times New Roman" w:cs="Times New Roman"/>
-                <w:noProof w:val="0"/>
-                <w:sz w:val="20"/>
-                <w:szCs w:val="20"/>
-                <w:lang w:val="en-US"/>
-              </w:rPr>
-              <w:t xml:space="preserve">, supporting dynamic control over </w:t>
-            </w:r>
-            <w:r>
-              <w:rPr>
-                <w:rFonts w:ascii="Times New Roman" w:hAnsi="Times New Roman" w:eastAsia="Times New Roman" w:cs="Times New Roman"/>
-                <w:b w:val="1"/>
-                <w:bCs w:val="1"/>
-                <w:noProof w:val="0"/>
-                <w:sz w:val="20"/>
-                <w:szCs w:val="20"/>
-                <w:lang w:val="en-US"/>
-              </w:rPr>
-              <w:t>sensor placement, intrinsics/extrinsics, scene complexity, traffic, pedestrians, and capture frequency</w:t>
-            </w:r>
-            <w:r>
-              <w:rPr>
-                <w:rFonts w:ascii="Times New Roman" w:hAnsi="Times New Roman" w:eastAsia="Times New Roman" w:cs="Times New Roman"/>
-                <w:noProof w:val="0"/>
-                <w:sz w:val="20"/>
-                <w:szCs w:val="20"/>
-                <w:lang w:val="en-US"/>
-              </w:rPr>
-              <w:t>.</w:t>
-            </w:r>
-          </w:p>
-          <w:p>
-            <w:pPr>
-              <w:pStyle w:val="a6"/>
-              <w:numPr>
-                <w:ilvl w:val="0"/>
-                <w:numId w:val="11"/>
-              </w:numPr>
-              <w:spacing w:before="240" w:beforeAutospacing="off" w:after="0" w:afterAutospacing="off"/>
-              <w:rPr>
-                <w:rFonts w:ascii="Times New Roman" w:hAnsi="Times New Roman" w:eastAsia="Times New Roman" w:cs="Times New Roman"/>
-                <w:noProof w:val="0"/>
-                <w:sz w:val="20"/>
-                <w:szCs w:val="20"/>
-                <w:lang w:val="en-US"/>
-              </w:rPr>
-            </w:pPr>
-            <w:r>
-              <w:rPr>
-                <w:rFonts w:ascii="Times New Roman" w:hAnsi="Times New Roman" w:eastAsia="Times New Roman" w:cs="Times New Roman"/>
-                <w:noProof w:val="0"/>
-                <w:sz w:val="20"/>
-                <w:szCs w:val="20"/>
-                <w:lang w:val="en-US"/>
-              </w:rPr>
-              <w:t xml:space="preserve">Generated </w:t>
-            </w:r>
-            <w:r>
-              <w:rPr>
-                <w:rFonts w:ascii="Times New Roman" w:hAnsi="Times New Roman" w:eastAsia="Times New Roman" w:cs="Times New Roman"/>
-                <w:b w:val="1"/>
-                <w:bCs w:val="1"/>
-                <w:noProof w:val="0"/>
-                <w:sz w:val="20"/>
-                <w:szCs w:val="20"/>
-                <w:lang w:val="en-US"/>
-              </w:rPr>
-              <w:t>time-synchronized, multi-modal annotations</w:t>
-            </w:r>
-            <w:r>
-              <w:rPr>
-                <w:rFonts w:ascii="Times New Roman" w:hAnsi="Times New Roman" w:eastAsia="Times New Roman" w:cs="Times New Roman"/>
-                <w:noProof w:val="0"/>
-                <w:sz w:val="20"/>
-                <w:szCs w:val="20"/>
-                <w:lang w:val="en-US"/>
-              </w:rPr>
-              <w:t xml:space="preserve"> with a modular, extensible architecture to support </w:t>
-            </w:r>
-            <w:r>
-              <w:rPr>
-                <w:rFonts w:ascii="Times New Roman" w:hAnsi="Times New Roman" w:eastAsia="Times New Roman" w:cs="Times New Roman"/>
-                <w:b w:val="1"/>
-                <w:bCs w:val="1"/>
-                <w:noProof w:val="0"/>
-                <w:sz w:val="20"/>
-                <w:szCs w:val="20"/>
-                <w:lang w:val="en-US"/>
-              </w:rPr>
-              <w:t>sensor fusion, self-supervised learning, domain adaptation, and sim-to-real research</w:t>
-            </w:r>
-            <w:r>
-              <w:rPr>
-                <w:rFonts w:ascii="Times New Roman" w:hAnsi="Times New Roman" w:eastAsia="Times New Roman" w:cs="Times New Roman"/>
-                <w:noProof w:val="0"/>
-                <w:sz w:val="20"/>
-                <w:szCs w:val="20"/>
-                <w:lang w:val="en-US"/>
-              </w:rPr>
-              <w:t>.</w:t>
-            </w:r>
-          </w:p>
-        </w:tc>
-      </w:tr>
-      <w:tr>
-        <w:tc>
-          <w:tcPr>
-            <w:tcW w:w="8725" w:type="dxa"/>
-            <w:tcMar/>
-          </w:tcPr>
-          <w:p>
-            <w:pPr>
-              <w:tabs>
-                <w:tab w:val="left" w:leader="none" w:pos="2010"/>
-              </w:tabs>
-              <w:rPr>
-                <w:rFonts w:ascii="Times New Roman" w:hAnsi="Times New Roman" w:cs="Times New Roman"/>
-                <w:b w:val="1"/>
-                <w:bCs w:val="1"/>
-                <w:sz w:val="12"/>
-                <w:szCs w:val="12"/>
-              </w:rPr>
-            </w:pPr>
-          </w:p>
-          <w:p>
-            <w:pPr>
-              <w:tabs>
-                <w:tab w:val="left" w:pos="2010"/>
-              </w:tabs>
-              <w:rPr>
-                <w:rFonts w:ascii="Times New Roman" w:hAnsi="Times New Roman" w:cs="Times New Roman"/>
-                <w:b/>
-                <w:bCs/>
-                <w:sz w:val="22"/>
-                <w:szCs w:val="24"/>
-              </w:rPr>
-            </w:pPr>
-            <w:r>
-              <w:rPr>
-                <w:rFonts w:ascii="Times New Roman" w:hAnsi="Times New Roman" w:cs="Times New Roman"/>
-                <w:b/>
-                <w:bCs/>
-                <w:sz w:val="22"/>
-                <w:szCs w:val="24"/>
-              </w:rPr>
-              <w:t>Self-Supervised Monocular Depth Estimation (Monodepth2) from scratch</w:t>
-            </w:r>
-          </w:p>
-          <w:p>
-            <w:pPr>
-              <w:tabs>
-                <w:tab w:val="left" w:pos="2010"/>
-              </w:tabs>
-              <w:rPr>
-                <w:rFonts w:ascii="Times New Roman" w:hAnsi="Times New Roman" w:cs="Times New Roman"/>
-                <w:i/>
-                <w:iCs/>
-                <w:sz w:val="18"/>
-                <w:szCs w:val="20"/>
-              </w:rPr>
-            </w:pPr>
-            <w:r>
-              <w:rPr>
-                <w:rFonts w:ascii="Times New Roman" w:hAnsi="Times New Roman" w:cs="Times New Roman"/>
-                <w:i/>
-                <w:iCs/>
-                <w:sz w:val="18"/>
-                <w:szCs w:val="20"/>
-              </w:rPr>
-              <w:t>Python</w:t>
-            </w:r>
-            <w:r>
-              <w:rPr>
-                <w:rFonts w:ascii="Times New Roman" w:hAnsi="Times New Roman" w:cs="Times New Roman"/>
-                <w:i/>
-                <w:iCs/>
-                <w:sz w:val="18"/>
-                <w:szCs w:val="20"/>
-              </w:rPr>
-              <w:t>, Pytorch</w:t>
-            </w:r>
-          </w:p>
-        </w:tc>
-        <w:tc>
-          <w:tcPr>
-            <w:tcW w:w="2065" w:type="dxa"/>
-            <w:tcMar/>
-          </w:tcPr>
-          <w:p>
-            <w:pPr>
-              <w:jc w:val="right"/>
-              <w:rPr>
-                <w:rFonts w:ascii="Times New Roman" w:hAnsi="Times New Roman" w:cs="Times New Roman"/>
-              </w:rPr>
-            </w:pPr>
-            <w:r>
-              <w:rPr>
-                <w:rFonts w:ascii="Times New Roman" w:hAnsi="Times New Roman" w:cs="Times New Roman"/>
-              </w:rPr>
-              <w:t xml:space="preserve">June 2022 </w:t>
-            </w:r>
-            <w:r>
-              <w:rPr>
-                <w:rFonts w:ascii="Times New Roman" w:hAnsi="Times New Roman" w:cs="Times New Roman"/>
-              </w:rPr>
-              <w:t>–</w:t>
-            </w:r>
-            <w:r>
-              <w:rPr>
-                <w:rFonts w:ascii="Times New Roman" w:hAnsi="Times New Roman" w:cs="Times New Roman"/>
-              </w:rPr>
-              <w:t xml:space="preserve"> July 2022</w:t>
-            </w:r>
-          </w:p>
-        </w:tc>
-      </w:tr>
-      <w:tr>
-        <w:trPr>
-          <w:trHeight w:val="405"/>
-        </w:trPr>
-        <w:tc>
-          <w:tcPr>
-            <w:tcW w:w="10790" w:type="dxa"/>
-            <w:gridSpan w:val="2"/>
-            <w:tcMar/>
-          </w:tcPr>
-          <w:p>
-            <w:pPr>
-              <w:pStyle w:val="a6"/>
-              <w:numPr>
-                <w:ilvl w:val="0"/>
-                <w:numId w:val="19"/>
-              </w:numPr>
-              <w:spacing w:before="240" w:beforeAutospacing="off" w:after="240" w:afterAutospacing="off"/>
-              <w:rPr>
-                <w:rFonts w:ascii="Times New Roman" w:hAnsi="Times New Roman" w:eastAsia="Times New Roman" w:cs="Times New Roman"/>
-                <w:noProof w:val="0"/>
-                <w:sz w:val="20"/>
-                <w:szCs w:val="20"/>
-                <w:lang w:val="en-US"/>
-              </w:rPr>
-            </w:pPr>
-            <w:r>
-              <w:rPr>
-                <w:rFonts w:ascii="Times New Roman" w:hAnsi="Times New Roman" w:eastAsia="Times New Roman" w:cs="Times New Roman"/>
-                <w:noProof w:val="0"/>
-                <w:sz w:val="20"/>
-                <w:szCs w:val="20"/>
-                <w:lang w:val="en-US"/>
-              </w:rPr>
-              <w:t xml:space="preserve">Implemented </w:t>
-            </w:r>
-            <w:r>
-              <w:rPr>
-                <w:rFonts w:ascii="Times New Roman" w:hAnsi="Times New Roman" w:eastAsia="Times New Roman" w:cs="Times New Roman"/>
-                <w:b w:val="1"/>
-                <w:bCs w:val="1"/>
-                <w:noProof w:val="0"/>
-                <w:sz w:val="20"/>
-                <w:szCs w:val="20"/>
-                <w:lang w:val="en-US"/>
-              </w:rPr>
-              <w:t>Monodepth2 from scratch in PyTorch</w:t>
-            </w:r>
-            <w:r>
-              <w:rPr>
-                <w:rFonts w:ascii="Times New Roman" w:hAnsi="Times New Roman" w:eastAsia="Times New Roman" w:cs="Times New Roman"/>
-                <w:noProof w:val="0"/>
-                <w:sz w:val="20"/>
-                <w:szCs w:val="20"/>
-                <w:lang w:val="en-US"/>
-              </w:rPr>
-              <w:t xml:space="preserve">, reproducing the full self-supervised training pipeline including </w:t>
-            </w:r>
-            <w:r>
-              <w:rPr>
-                <w:rFonts w:ascii="Times New Roman" w:hAnsi="Times New Roman" w:eastAsia="Times New Roman" w:cs="Times New Roman"/>
-                <w:b w:val="1"/>
-                <w:bCs w:val="1"/>
-                <w:noProof w:val="0"/>
-                <w:sz w:val="20"/>
-                <w:szCs w:val="20"/>
-                <w:lang w:val="en-US"/>
-              </w:rPr>
-              <w:t>pose estimation, differentiable view synthesis, automasking, and multi-scale photometric losses</w:t>
-            </w:r>
-            <w:r>
-              <w:rPr>
-                <w:rFonts w:ascii="Times New Roman" w:hAnsi="Times New Roman" w:eastAsia="Times New Roman" w:cs="Times New Roman"/>
-                <w:noProof w:val="0"/>
-                <w:sz w:val="20"/>
-                <w:szCs w:val="20"/>
-                <w:lang w:val="en-US"/>
-              </w:rPr>
-              <w:t>.</w:t>
-            </w:r>
-          </w:p>
-          <w:p>
-            <w:pPr>
-              <w:pStyle w:val="a6"/>
-              <w:numPr>
-                <w:ilvl w:val="0"/>
-                <w:numId w:val="19"/>
-              </w:numPr>
-              <w:spacing w:before="240" w:beforeAutospacing="off" w:after="240" w:afterAutospacing="off"/>
-              <w:rPr>
-                <w:rFonts w:ascii="Times New Roman" w:hAnsi="Times New Roman" w:eastAsia="Times New Roman" w:cs="Times New Roman"/>
-                <w:noProof w:val="0"/>
-                <w:sz w:val="20"/>
-                <w:szCs w:val="20"/>
-                <w:lang w:val="en-US"/>
-              </w:rPr>
-            </w:pPr>
-            <w:r>
-              <w:rPr>
-                <w:rFonts w:ascii="Times New Roman" w:hAnsi="Times New Roman" w:eastAsia="Times New Roman" w:cs="Times New Roman"/>
-                <w:noProof w:val="0"/>
-                <w:sz w:val="20"/>
-                <w:szCs w:val="20"/>
-                <w:lang w:val="en-US"/>
-              </w:rPr>
-              <w:t xml:space="preserve">Validated correctness through </w:t>
-            </w:r>
-            <w:r>
-              <w:rPr>
-                <w:rFonts w:ascii="Times New Roman" w:hAnsi="Times New Roman" w:eastAsia="Times New Roman" w:cs="Times New Roman"/>
-                <w:b w:val="1"/>
-                <w:bCs w:val="1"/>
-                <w:noProof w:val="0"/>
-                <w:sz w:val="20"/>
-                <w:szCs w:val="20"/>
-                <w:lang w:val="en-US"/>
-              </w:rPr>
-              <w:t>qualitative depth visualization and quantitative evaluation</w:t>
-            </w:r>
-            <w:r>
-              <w:rPr>
-                <w:rFonts w:ascii="Times New Roman" w:hAnsi="Times New Roman" w:eastAsia="Times New Roman" w:cs="Times New Roman"/>
-                <w:noProof w:val="0"/>
-                <w:sz w:val="20"/>
-                <w:szCs w:val="20"/>
-                <w:lang w:val="en-US"/>
-              </w:rPr>
-              <w:t xml:space="preserve"> on standard driving datasets, matching reported Monodepth2 behavior.</w:t>
-            </w:r>
-          </w:p>
-          <w:p>
-            <w:pPr>
-              <w:pStyle w:val="a6"/>
-              <w:ind w:left="360"/>
-              <w:rPr>
-                <w:rFonts w:ascii="Times New Roman" w:hAnsi="Times New Roman" w:cs="Times New Roman"/>
-                <w:sz w:val="10"/>
-                <w:szCs w:val="10"/>
-              </w:rPr>
-            </w:pPr>
-          </w:p>
-        </w:tc>
-      </w:tr>
-      <w:tr>
-        <w:tc>
-          <w:tcPr>
-            <w:tcW w:w="8725" w:type="dxa"/>
-            <w:tcMar/>
-          </w:tcPr>
-          <w:p>
-            <w:pPr>
-              <w:tabs>
-                <w:tab w:val="left" w:pos="2010"/>
-              </w:tabs>
-              <w:rPr>
-                <w:rFonts w:ascii="Times New Roman" w:hAnsi="Times New Roman" w:cs="Times New Roman"/>
-                <w:b/>
-                <w:bCs/>
-                <w:sz w:val="10"/>
-                <w:szCs w:val="12"/>
-              </w:rPr>
-            </w:pPr>
-            <w:r>
-              <w:rPr>
-                <w:rFonts w:ascii="Times New Roman" w:hAnsi="Times New Roman" w:cs="Times New Roman"/>
-                <w:b/>
-                <w:bCs/>
-                <w:sz w:val="10"/>
-                <w:szCs w:val="12"/>
-              </w:rPr>
-              <w:t xml:space="preserve"> </w:t>
-            </w:r>
-          </w:p>
-          <w:p>
-            <w:pPr>
-              <w:tabs>
-                <w:tab w:val="left" w:pos="2010"/>
-              </w:tabs>
-              <w:rPr>
-                <w:rFonts w:ascii="Times New Roman" w:hAnsi="Times New Roman" w:cs="Times New Roman"/>
-                <w:b w:val="1"/>
-                <w:bCs w:val="1"/>
-                <w:sz w:val="22"/>
-                <w:szCs w:val="22"/>
-              </w:rPr>
-            </w:pPr>
-            <w:r>
-              <w:rPr>
-                <w:rFonts w:ascii="Times New Roman" w:hAnsi="Times New Roman" w:cs="Times New Roman"/>
-                <w:b w:val="1"/>
-                <w:bCs w:val="1"/>
-                <w:sz w:val="22"/>
-                <w:szCs w:val="22"/>
-              </w:rPr>
-              <w:t xml:space="preserve">3D Object </w:t>
-            </w:r>
-            <w:r>
-              <w:rPr>
-                <w:rFonts w:ascii="Times New Roman" w:hAnsi="Times New Roman" w:cs="Times New Roman"/>
-                <w:b w:val="1"/>
-                <w:bCs w:val="1"/>
-                <w:sz w:val="22"/>
-                <w:szCs w:val="22"/>
-              </w:rPr>
-              <w:t>D</w:t>
-            </w:r>
-            <w:r>
-              <w:rPr>
-                <w:rFonts w:ascii="Times New Roman" w:hAnsi="Times New Roman" w:cs="Times New Roman"/>
-                <w:b w:val="1"/>
-                <w:bCs w:val="1"/>
-                <w:sz w:val="22"/>
-                <w:szCs w:val="22"/>
-              </w:rPr>
-              <w:t>etection in Point Cloud using Voxel</w:t>
-            </w:r>
-            <w:r>
-              <w:rPr>
-                <w:rFonts w:ascii="Times New Roman" w:hAnsi="Times New Roman" w:cs="Times New Roman"/>
-                <w:b w:val="1"/>
-                <w:bCs w:val="1"/>
-                <w:sz w:val="22"/>
-                <w:szCs w:val="22"/>
-              </w:rPr>
-              <w:t>net</w:t>
-            </w:r>
-          </w:p>
-          <w:p>
-            <w:pPr>
-              <w:tabs>
-                <w:tab w:val="left" w:pos="2010"/>
-              </w:tabs>
-              <w:rPr>
-                <w:rFonts w:ascii="Times New Roman" w:hAnsi="Times New Roman" w:cs="Times New Roman"/>
-                <w:b/>
-                <w:bCs/>
-                <w:sz w:val="22"/>
-                <w:szCs w:val="24"/>
-              </w:rPr>
-            </w:pPr>
-            <w:r>
-              <w:rPr>
-                <w:rFonts w:ascii="Times New Roman" w:hAnsi="Times New Roman" w:cs="Times New Roman"/>
-                <w:i/>
-                <w:iCs/>
-                <w:sz w:val="18"/>
-                <w:szCs w:val="20"/>
-              </w:rPr>
-              <w:t>Python</w:t>
-            </w:r>
-            <w:r>
-              <w:rPr>
-                <w:rFonts w:ascii="Times New Roman" w:hAnsi="Times New Roman" w:cs="Times New Roman"/>
-                <w:i/>
-                <w:iCs/>
-                <w:sz w:val="18"/>
-                <w:szCs w:val="20"/>
-              </w:rPr>
-              <w:t>, Pytorch, OpenCV</w:t>
-            </w:r>
-          </w:p>
-        </w:tc>
-        <w:tc>
-          <w:tcPr>
-            <w:tcW w:w="2065" w:type="dxa"/>
-            <w:tcMar/>
-          </w:tcPr>
-          <w:p>
-            <w:pPr>
-              <w:jc w:val="right"/>
-              <w:rPr>
-                <w:rFonts w:ascii="Times New Roman" w:hAnsi="Times New Roman" w:cs="Times New Roman"/>
-                <w:sz w:val="10"/>
-                <w:szCs w:val="12"/>
-              </w:rPr>
-            </w:pPr>
-          </w:p>
-          <w:p>
-            <w:pPr>
-              <w:jc w:val="right"/>
-              <w:rPr>
-                <w:rFonts w:ascii="Times New Roman" w:hAnsi="Times New Roman" w:cs="Times New Roman"/>
-              </w:rPr>
-            </w:pPr>
-            <w:r>
-              <w:rPr>
-                <w:rFonts w:ascii="Times New Roman" w:hAnsi="Times New Roman" w:cs="Times New Roman"/>
-              </w:rPr>
-              <w:t>Sept</w:t>
-            </w:r>
-            <w:r>
-              <w:rPr>
-                <w:rFonts w:ascii="Times New Roman" w:hAnsi="Times New Roman" w:cs="Times New Roman"/>
-              </w:rPr>
-              <w:t xml:space="preserve"> 2021 – </w:t>
-            </w:r>
-            <w:r>
-              <w:rPr>
-                <w:rFonts w:ascii="Times New Roman" w:hAnsi="Times New Roman" w:cs="Times New Roman"/>
-              </w:rPr>
-              <w:t>Dec 2021</w:t>
-            </w:r>
-          </w:p>
-        </w:tc>
-      </w:tr>
-      <w:tr>
-        <w:tc>
-          <w:tcPr>
-            <w:tcW w:w="10790" w:type="dxa"/>
-            <w:gridSpan w:val="2"/>
-            <w:tcMar/>
-          </w:tcPr>
-          <w:p>
-            <w:pPr>
-              <w:pStyle w:val="a6"/>
-              <w:numPr>
-                <w:ilvl w:val="0"/>
-                <w:numId w:val="11"/>
-              </w:numPr>
-              <w:jc w:val="both"/>
-              <w:rPr>
-                <w:rFonts w:ascii="Times New Roman" w:hAnsi="Times New Roman" w:cs="Times New Roman"/>
-              </w:rPr>
-            </w:pPr>
-            <w:r>
-              <w:rPr>
-                <w:rFonts w:ascii="Times New Roman" w:hAnsi="Times New Roman" w:cs="Times New Roman"/>
-              </w:rPr>
-              <w:t xml:space="preserve">Implement </w:t>
-            </w:r>
-            <w:r>
-              <w:rPr>
-                <w:rFonts w:ascii="Times New Roman" w:hAnsi="Times New Roman" w:cs="Times New Roman"/>
-              </w:rPr>
-              <w:t>a 3D detection network</w:t>
-            </w:r>
-            <w:r>
-              <w:rPr>
-                <w:rFonts w:ascii="Times New Roman" w:hAnsi="Times New Roman" w:cs="Times New Roman"/>
-              </w:rPr>
-              <w:t xml:space="preserve"> (</w:t>
-            </w:r>
-            <w:r>
-              <w:rPr>
-                <w:rFonts w:ascii="Times New Roman" w:hAnsi="Times New Roman" w:cs="Times New Roman"/>
-              </w:rPr>
-              <w:t>VoxelNet</w:t>
-            </w:r>
-            <w:r>
-              <w:rPr>
-                <w:rFonts w:ascii="Times New Roman" w:hAnsi="Times New Roman" w:cs="Times New Roman"/>
-              </w:rPr>
-              <w:t>)</w:t>
-            </w:r>
-            <w:r>
-              <w:rPr>
-                <w:rFonts w:ascii="Times New Roman" w:hAnsi="Times New Roman" w:cs="Times New Roman"/>
-              </w:rPr>
-              <w:t xml:space="preserve"> </w:t>
-            </w:r>
-            <w:r>
-              <w:rPr>
-                <w:rFonts w:ascii="Times New Roman" w:hAnsi="Times New Roman" w:cs="Times New Roman"/>
-              </w:rPr>
-              <w:t xml:space="preserve">on </w:t>
-            </w:r>
-            <w:r>
-              <w:rPr>
-                <w:rFonts w:ascii="Times New Roman" w:hAnsi="Times New Roman" w:cs="Times New Roman"/>
-              </w:rPr>
-              <w:t xml:space="preserve">the </w:t>
-            </w:r>
-            <w:r>
-              <w:rPr>
-                <w:rFonts w:ascii="Times New Roman" w:hAnsi="Times New Roman" w:cs="Times New Roman"/>
-              </w:rPr>
-              <w:t xml:space="preserve">KITTI vision (Point Cloud) benchmark dataset </w:t>
-            </w:r>
-            <w:r>
-              <w:rPr>
-                <w:rFonts w:ascii="Times New Roman" w:hAnsi="Times New Roman" w:cs="Times New Roman"/>
-              </w:rPr>
-              <w:t>t</w:t>
-            </w:r>
-            <w:r>
-              <w:rPr>
-                <w:rFonts w:ascii="Times New Roman" w:hAnsi="Times New Roman" w:cs="Times New Roman"/>
-              </w:rPr>
-              <w:t xml:space="preserve">o </w:t>
-            </w:r>
-            <w:r>
-              <w:rPr>
-                <w:rFonts w:ascii="Times New Roman" w:hAnsi="Times New Roman" w:cs="Times New Roman"/>
-              </w:rPr>
-              <w:t>unif</w:t>
-            </w:r>
-            <w:r>
-              <w:rPr>
-                <w:rFonts w:ascii="Times New Roman" w:hAnsi="Times New Roman" w:cs="Times New Roman"/>
-              </w:rPr>
-              <w:t>y</w:t>
-            </w:r>
-            <w:r>
-              <w:rPr>
-                <w:rFonts w:ascii="Times New Roman" w:hAnsi="Times New Roman" w:cs="Times New Roman"/>
-              </w:rPr>
-              <w:t xml:space="preserve"> feature extraction and bounding box prediction into a single</w:t>
-            </w:r>
-            <w:r>
-              <w:rPr>
-                <w:rFonts w:ascii="Times New Roman" w:hAnsi="Times New Roman" w:cs="Times New Roman"/>
-              </w:rPr>
-              <w:t>-</w:t>
-            </w:r>
-            <w:r>
-              <w:rPr>
-                <w:rFonts w:ascii="Times New Roman" w:hAnsi="Times New Roman" w:cs="Times New Roman"/>
-              </w:rPr>
-              <w:t>stage, end-to-end trainable deep network</w:t>
-            </w:r>
-            <w:r>
-              <w:rPr>
-                <w:rFonts w:ascii="Times New Roman" w:hAnsi="Times New Roman" w:cs="Times New Roman"/>
-              </w:rPr>
-              <w:t>.</w:t>
+              <w:t>Developed a modular multi-sensor simulation pipeline with configurable sensor placement, camera intrinsics/</w:t>
+            </w:r>
+            <w:r>
+              <w:rPr>
+                <w:rFonts w:ascii="Times New Roman" w:hAnsi="Times New Roman" w:eastAsia="Times New Roman" w:cs="Times New Roman"/>
+                <w:noProof w:val="0"/>
+                <w:sz w:val="20"/>
+                <w:szCs w:val="20"/>
+                <w:lang w:val="en-US"/>
+              </w:rPr>
+              <w:t>extrinsics</w:t>
+            </w:r>
+            <w:r>
+              <w:rPr>
+                <w:rFonts w:ascii="Times New Roman" w:hAnsi="Times New Roman" w:eastAsia="Times New Roman" w:cs="Times New Roman"/>
+                <w:noProof w:val="0"/>
+                <w:sz w:val="20"/>
+                <w:szCs w:val="20"/>
+                <w:lang w:val="en-US"/>
+              </w:rPr>
+              <w:t>, traffic, pedestrians, scene complexity, and capture frequency; generated time-synchronized multimodal annotations to support sensor fusion, domain adaptation, and self-supervised learning.</w:t>
             </w:r>
           </w:p>
         </w:tc>
@@ -4775,6 +3114,230 @@
 
 <file path=word/numbering.xml><?xml version="1.0" encoding="utf-8"?>
 <w:numbering xmlns:wpc="http://schemas.microsoft.com/office/word/2010/wordprocessingCanvas" xmlns:cx="http://schemas.microsoft.com/office/drawing/2014/chartex" xmlns:cx1="http://schemas.microsoft.com/office/drawing/2015/9/8/chartex" xmlns:cx2="http://schemas.microsoft.com/office/drawing/2015/10/21/chartex" xmlns:cx3="http://schemas.microsoft.com/office/drawing/2016/5/9/chartex" xmlns:cx4="http://schemas.microsoft.com/office/drawing/2016/5/10/chartex" xmlns:cx5="http://schemas.microsoft.com/office/drawing/2016/5/11/chartex" xmlns:cx6="http://schemas.microsoft.com/office/drawing/2016/5/12/chartex" xmlns:cx7="http://schemas.microsoft.com/office/drawing/2016/5/13/chartex" xmlns:cx8="http://schemas.microsoft.com/office/drawing/2016/5/14/chartex" xmlns:mc="http://schemas.openxmlformats.org/markup-compatibility/2006" xmlns:aink="http://schemas.microsoft.com/office/drawing/2016/ink" xmlns:am3d="http://schemas.microsoft.com/office/drawing/2017/model3d" xmlns:o="urn:schemas-microsoft-com:office:office" xmlns:oel="http://schemas.microsoft.com/office/2019/extlst" xmlns:r="http://schemas.openxmlformats.org/officeDocument/2006/relationships" xmlns:m="http://schemas.openxmlformats.org/officeDocument/2006/math" xmlns:v="urn:schemas-microsoft-com:vml" xmlns:wp14="http://schemas.microsoft.com/office/word/2010/wordprocessingDrawing" xmlns:wp="http://schemas.openxmlformats.org/drawingml/2006/wordprocessingDrawing" xmlns:w10="urn:schemas-microsoft-com:office:word" xmlns:w="http://schemas.openxmlformats.org/wordprocessingml/2006/main" xmlns:w14="http://schemas.microsoft.com/office/word/2010/wordml" xmlns:w15="http://schemas.microsoft.com/office/word/2012/wordml" xmlns:w16cex="http://schemas.microsoft.com/office/word/2018/wordml/cex" xmlns:w16cid="http://schemas.microsoft.com/office/word/2016/wordml/cid" xmlns:w16="http://schemas.microsoft.com/office/word/2018/wordml" xmlns:w16du="http://schemas.microsoft.com/office/word/2023/wordml/word16du" xmlns:w16sdtdh="http://schemas.microsoft.com/office/word/2020/wordml/sdtdatahash" xmlns:w16sdtfl="http://schemas.microsoft.com/office/word/2024/wordml/sdtformatlock" xmlns:w16se="http://schemas.microsoft.com/office/word/2015/wordml/symex" xmlns:wpg="http://schemas.microsoft.com/office/word/2010/wordprocessingGroup" xmlns:wpi="http://schemas.microsoft.com/office/word/2010/wordprocessingInk" xmlns:wne="http://schemas.microsoft.com/office/word/2006/wordml" xmlns:wps="http://schemas.microsoft.com/office/word/2010/wordprocessingShape" mc:Ignorable="w14 w15 w16se w16cid w16 w16cex w16sdtdh w16sdtfl w16du wp14">
+  <w:abstractNum xmlns:w="http://schemas.openxmlformats.org/wordprocessingml/2006/main" w:abstractNumId="24">
+    <w:nsid w:val="61d6fade"/>
+    <w:multiLevelType xmlns:w="http://schemas.openxmlformats.org/wordprocessingml/2006/main" w:val="hybridMultilevel"/>
+    <w:lvl xmlns:w="http://schemas.openxmlformats.org/wordprocessingml/2006/main" w:ilvl="0">
+      <w:start w:val="1"/>
+      <w:numFmt w:val="bullet"/>
+      <w:lvlText w:val=""/>
+      <w:lvlJc w:val="left"/>
+      <w:pPr>
+        <w:ind w:left="720" w:hanging="360"/>
+      </w:pPr>
+      <w:rPr>
+        <w:rFonts w:hint="default" w:ascii="Symbol" w:hAnsi="Symbol"/>
+      </w:rPr>
+    </w:lvl>
+    <w:lvl xmlns:w="http://schemas.openxmlformats.org/wordprocessingml/2006/main" w:ilvl="1">
+      <w:start w:val="1"/>
+      <w:numFmt w:val="bullet"/>
+      <w:lvlText w:val="o"/>
+      <w:lvlJc w:val="left"/>
+      <w:pPr>
+        <w:ind w:left="1440" w:hanging="360"/>
+      </w:pPr>
+      <w:rPr>
+        <w:rFonts w:hint="default" w:ascii="Courier New" w:hAnsi="Courier New"/>
+      </w:rPr>
+    </w:lvl>
+    <w:lvl xmlns:w="http://schemas.openxmlformats.org/wordprocessingml/2006/main" w:ilvl="2">
+      <w:start w:val="1"/>
+      <w:numFmt w:val="bullet"/>
+      <w:lvlText w:val=""/>
+      <w:lvlJc w:val="left"/>
+      <w:pPr>
+        <w:ind w:left="2160" w:hanging="360"/>
+      </w:pPr>
+      <w:rPr>
+        <w:rFonts w:hint="default" w:ascii="Wingdings" w:hAnsi="Wingdings"/>
+      </w:rPr>
+    </w:lvl>
+    <w:lvl xmlns:w="http://schemas.openxmlformats.org/wordprocessingml/2006/main" w:ilvl="3">
+      <w:start w:val="1"/>
+      <w:numFmt w:val="bullet"/>
+      <w:lvlText w:val=""/>
+      <w:lvlJc w:val="left"/>
+      <w:pPr>
+        <w:ind w:left="2880" w:hanging="360"/>
+      </w:pPr>
+      <w:rPr>
+        <w:rFonts w:hint="default" w:ascii="Symbol" w:hAnsi="Symbol"/>
+      </w:rPr>
+    </w:lvl>
+    <w:lvl xmlns:w="http://schemas.openxmlformats.org/wordprocessingml/2006/main" w:ilvl="4">
+      <w:start w:val="1"/>
+      <w:numFmt w:val="bullet"/>
+      <w:lvlText w:val="o"/>
+      <w:lvlJc w:val="left"/>
+      <w:pPr>
+        <w:ind w:left="3600" w:hanging="360"/>
+      </w:pPr>
+      <w:rPr>
+        <w:rFonts w:hint="default" w:ascii="Courier New" w:hAnsi="Courier New"/>
+      </w:rPr>
+    </w:lvl>
+    <w:lvl xmlns:w="http://schemas.openxmlformats.org/wordprocessingml/2006/main" w:ilvl="5">
+      <w:start w:val="1"/>
+      <w:numFmt w:val="bullet"/>
+      <w:lvlText w:val=""/>
+      <w:lvlJc w:val="left"/>
+      <w:pPr>
+        <w:ind w:left="4320" w:hanging="360"/>
+      </w:pPr>
+      <w:rPr>
+        <w:rFonts w:hint="default" w:ascii="Wingdings" w:hAnsi="Wingdings"/>
+      </w:rPr>
+    </w:lvl>
+    <w:lvl xmlns:w="http://schemas.openxmlformats.org/wordprocessingml/2006/main" w:ilvl="6">
+      <w:start w:val="1"/>
+      <w:numFmt w:val="bullet"/>
+      <w:lvlText w:val=""/>
+      <w:lvlJc w:val="left"/>
+      <w:pPr>
+        <w:ind w:left="5040" w:hanging="360"/>
+      </w:pPr>
+      <w:rPr>
+        <w:rFonts w:hint="default" w:ascii="Symbol" w:hAnsi="Symbol"/>
+      </w:rPr>
+    </w:lvl>
+    <w:lvl xmlns:w="http://schemas.openxmlformats.org/wordprocessingml/2006/main" w:ilvl="7">
+      <w:start w:val="1"/>
+      <w:numFmt w:val="bullet"/>
+      <w:lvlText w:val="o"/>
+      <w:lvlJc w:val="left"/>
+      <w:pPr>
+        <w:ind w:left="5760" w:hanging="360"/>
+      </w:pPr>
+      <w:rPr>
+        <w:rFonts w:hint="default" w:ascii="Courier New" w:hAnsi="Courier New"/>
+      </w:rPr>
+    </w:lvl>
+    <w:lvl xmlns:w="http://schemas.openxmlformats.org/wordprocessingml/2006/main" w:ilvl="8">
+      <w:start w:val="1"/>
+      <w:numFmt w:val="bullet"/>
+      <w:lvlText w:val=""/>
+      <w:lvlJc w:val="left"/>
+      <w:pPr>
+        <w:ind w:left="6480" w:hanging="360"/>
+      </w:pPr>
+      <w:rPr>
+        <w:rFonts w:hint="default" w:ascii="Wingdings" w:hAnsi="Wingdings"/>
+      </w:rPr>
+    </w:lvl>
+  </w:abstractNum>
+  <w:abstractNum xmlns:w="http://schemas.openxmlformats.org/wordprocessingml/2006/main" w:abstractNumId="23">
+    <w:nsid w:val="4e714e35"/>
+    <w:multiLevelType xmlns:w="http://schemas.openxmlformats.org/wordprocessingml/2006/main" w:val="hybridMultilevel"/>
+    <w:lvl xmlns:w="http://schemas.openxmlformats.org/wordprocessingml/2006/main" w:ilvl="0">
+      <w:start w:val="1"/>
+      <w:numFmt w:val="bullet"/>
+      <w:lvlText w:val=""/>
+      <w:lvlJc w:val="left"/>
+      <w:pPr>
+        <w:ind w:left="360" w:hanging="360"/>
+      </w:pPr>
+      <w:rPr>
+        <w:rFonts w:hint="default" w:ascii="Symbol" w:hAnsi="Symbol"/>
+      </w:rPr>
+    </w:lvl>
+    <w:lvl xmlns:w="http://schemas.openxmlformats.org/wordprocessingml/2006/main" w:ilvl="1">
+      <w:start w:val="1"/>
+      <w:numFmt w:val="bullet"/>
+      <w:lvlText w:val="o"/>
+      <w:lvlJc w:val="left"/>
+      <w:pPr>
+        <w:ind w:left="1080" w:hanging="360"/>
+      </w:pPr>
+      <w:rPr>
+        <w:rFonts w:hint="default" w:ascii="Courier New" w:hAnsi="Courier New"/>
+      </w:rPr>
+    </w:lvl>
+    <w:lvl xmlns:w="http://schemas.openxmlformats.org/wordprocessingml/2006/main" w:ilvl="2">
+      <w:start w:val="1"/>
+      <w:numFmt w:val="bullet"/>
+      <w:lvlText w:val=""/>
+      <w:lvlJc w:val="left"/>
+      <w:pPr>
+        <w:ind w:left="1800" w:hanging="360"/>
+      </w:pPr>
+      <w:rPr>
+        <w:rFonts w:hint="default" w:ascii="Wingdings" w:hAnsi="Wingdings"/>
+      </w:rPr>
+    </w:lvl>
+    <w:lvl xmlns:w="http://schemas.openxmlformats.org/wordprocessingml/2006/main" w:ilvl="3">
+      <w:start w:val="1"/>
+      <w:numFmt w:val="bullet"/>
+      <w:lvlText w:val=""/>
+      <w:lvlJc w:val="left"/>
+      <w:pPr>
+        <w:ind w:left="2520" w:hanging="360"/>
+      </w:pPr>
+      <w:rPr>
+        <w:rFonts w:hint="default" w:ascii="Symbol" w:hAnsi="Symbol"/>
+      </w:rPr>
+    </w:lvl>
+    <w:lvl xmlns:w="http://schemas.openxmlformats.org/wordprocessingml/2006/main" w:ilvl="4">
+      <w:start w:val="1"/>
+      <w:numFmt w:val="bullet"/>
+      <w:lvlText w:val="o"/>
+      <w:lvlJc w:val="left"/>
+      <w:pPr>
+        <w:ind w:left="3240" w:hanging="360"/>
+      </w:pPr>
+      <w:rPr>
+        <w:rFonts w:hint="default" w:ascii="Courier New" w:hAnsi="Courier New"/>
+      </w:rPr>
+    </w:lvl>
+    <w:lvl xmlns:w="http://schemas.openxmlformats.org/wordprocessingml/2006/main" w:ilvl="5">
+      <w:start w:val="1"/>
+      <w:numFmt w:val="bullet"/>
+      <w:lvlText w:val=""/>
+      <w:lvlJc w:val="left"/>
+      <w:pPr>
+        <w:ind w:left="3960" w:hanging="360"/>
+      </w:pPr>
+      <w:rPr>
+        <w:rFonts w:hint="default" w:ascii="Wingdings" w:hAnsi="Wingdings"/>
+      </w:rPr>
+    </w:lvl>
+    <w:lvl xmlns:w="http://schemas.openxmlformats.org/wordprocessingml/2006/main" w:ilvl="6">
+      <w:start w:val="1"/>
+      <w:numFmt w:val="bullet"/>
+      <w:lvlText w:val=""/>
+      <w:lvlJc w:val="left"/>
+      <w:pPr>
+        <w:ind w:left="4680" w:hanging="360"/>
+      </w:pPr>
+      <w:rPr>
+        <w:rFonts w:hint="default" w:ascii="Symbol" w:hAnsi="Symbol"/>
+      </w:rPr>
+    </w:lvl>
+    <w:lvl xmlns:w="http://schemas.openxmlformats.org/wordprocessingml/2006/main" w:ilvl="7">
+      <w:start w:val="1"/>
+      <w:numFmt w:val="bullet"/>
+      <w:lvlText w:val="o"/>
+      <w:lvlJc w:val="left"/>
+      <w:pPr>
+        <w:ind w:left="5400" w:hanging="360"/>
+      </w:pPr>
+      <w:rPr>
+        <w:rFonts w:hint="default" w:ascii="Courier New" w:hAnsi="Courier New"/>
+      </w:rPr>
+    </w:lvl>
+    <w:lvl xmlns:w="http://schemas.openxmlformats.org/wordprocessingml/2006/main" w:ilvl="8">
+      <w:start w:val="1"/>
+      <w:numFmt w:val="bullet"/>
+      <w:lvlText w:val=""/>
+      <w:lvlJc w:val="left"/>
+      <w:pPr>
+        <w:ind w:left="6120" w:hanging="360"/>
+      </w:pPr>
+      <w:rPr>
+        <w:rFonts w:hint="default" w:ascii="Wingdings" w:hAnsi="Wingdings"/>
+      </w:rPr>
+    </w:lvl>
+  </w:abstractNum>
   <w:abstractNum xmlns:w="http://schemas.openxmlformats.org/wordprocessingml/2006/main" w:abstractNumId="22">
     <w:nsid w:val="3e5f5f58"/>
     <w:multiLevelType xmlns:w="http://schemas.openxmlformats.org/wordprocessingml/2006/main" w:val="hybridMultilevel"/>
@@ -7381,6 +5944,12 @@
       </w:rPr>
     </w:lvl>
   </w:abstractNum>
+  <w:num w:numId="25">
+    <w:abstractNumId w:val="24"/>
+  </w:num>
+  <w:num w:numId="24">
+    <w:abstractNumId w:val="23"/>
+  </w:num>
   <w:num w:numId="23">
     <w:abstractNumId w:val="22"/>
   </w:num>
